--- a/docs/ARAG_Model_PRD.docx
+++ b/docs/ARAG_Model_PRD.docx
@@ -140,7 +140,7 @@
               <w:spacing w:after="0" w:line="240" w:lineRule="auto"/>
             </w:pPr>
             <w:r>
-              <w:t xml:space="preserve">2.1 (v2.0: content audit and design revisions; v2.1: local build results)</w:t>
+              <w:t xml:space="preserve">2.2 (v2.0: content audit; v2.1: local results; v2.2: cloud build and final v1.0 results)</w:t>
             </w:r>
           </w:p>
         </w:tc>
@@ -171,7 +171,7 @@
               <w:spacing w:after="0" w:line="240" w:lineRule="auto"/>
             </w:pPr>
             <w:r>
-              <w:t xml:space="preserve">3 October 2026</w:t>
+              <w:t xml:space="preserve">8 October 2026</w:t>
             </w:r>
           </w:p>
         </w:tc>
@@ -202,7 +202,7 @@
               <w:spacing w:after="0" w:line="240" w:lineRule="auto"/>
             </w:pPr>
             <w:r>
-              <w:t xml:space="preserve">In build — local phase complete (no LLM); cloud phase next</w:t>
+              <w:t xml:space="preserve">v1.0 built and evaluated — ready for shadow mode (see Release Gates)</w:t>
             </w:r>
           </w:p>
         </w:tc>
@@ -258,6 +258,21 @@
       </w:pPr>
       <w:r>
         <w:t xml:space="preserve">Dealer support agents lose time answering the same policy questions repeatedly and switching between systems for live inventory and order data, which leads to slow responses and inconsistent answers. ARAG is an internal assistant that answers both kinds of question in one place: it routes each query to a retrieval (RAG) path for static knowledge, an API path for real-time data, or both, and returns a cited answer the agent can verify before replying to the dealer. Success means shorter handle times and more consistent answers, without any increase in wrong information reaching dealers.</w:t>
+      </w:r>
+    </w:p>
+    <w:p>
+      <w:pPr>
+        <w:spacing w:after="120"/>
+      </w:pPr>
+      <w:r>
+        <w:rPr>
+          <w:b/>
+          <w:bCs/>
+        </w:rPr>
+        <w:t xml:space="preserve">v1.0 results: </w:t>
+      </w:r>
+      <w:r>
+        <w:t xml:space="preserve">retrieval 100% (vector search, 22 queries); routing 100% on the main set and 15/15 on unseen phrasings (rules alone: 80%); answer correctness 96%; citation coverage 100%; latency p90 about 3 seconds; about $0.0004 per answered question. Refusal correctness (93–97%) and answer consistency (90%) are below target and covered by a mitigation plan. v1.0 is fit for shadow mode, not yet for live use.</w:t>
       </w:r>
     </w:p>
     <w:p>
@@ -2917,7 +2932,7 @@
         <w:spacing w:after="120"/>
       </w:pPr>
       <w:r>
-        <w:t xml:space="preserve">User query → Router classifies the query as static, real-time, hybrid or unclear →</w:t>
+        <w:t xml:space="preserve">Agent question → clarification follow-up check (a short reply such as “BRK-1020” is merged with the pending question) → tiered router → one of four paths:</w:t>
       </w:r>
     </w:p>
     <w:p>
@@ -2934,10 +2949,10 @@
           <w:b/>
           <w:bCs/>
         </w:rPr>
-        <w:t xml:space="preserve">Static: </w:t>
-      </w:r>
-      <w:r>
-        <w:t xml:space="preserve">retrieve the top-3 relevant chunks from the vector store → pass to the LLM with the context → generate an answer with source citations.</w:t>
+        <w:t xml:space="preserve">Router: </w:t>
+      </w:r>
+      <w:r>
+        <w:t xml:space="preserve">regex extracts part and order IDs; clear ID + lookup questions are decided by rules (fast path); everything else goes to an LLM that decides intent only; rules decide if the LLM is unavailable.</w:t>
       </w:r>
     </w:p>
     <w:p>
@@ -2954,10 +2969,10 @@
           <w:b/>
           <w:bCs/>
         </w:rPr>
-        <w:t xml:space="preserve">Real-time: </w:t>
-      </w:r>
-      <w:r>
-        <w:t xml:space="preserve">extract the entity (part ID or order ID) → call the mock API → pass the result to the LLM → phrase a natural-language answer.</w:t>
+        <w:t xml:space="preserve">Static: </w:t>
+      </w:r>
+      <w:r>
+        <w:t xml:space="preserve">vector search (Azure OpenAI text-embedding-3-small) returns the top 5 passages, plus linked notes for catalog rows → the LLM writes an answer citing [n] sources, with a status of answered, refused or conflict → code guardrails check citations.</w:t>
       </w:r>
     </w:p>
     <w:p>
@@ -2974,10 +2989,10 @@
           <w:b/>
           <w:bCs/>
         </w:rPr>
-        <w:t xml:space="preserve">Hybrid: </w:t>
-      </w:r>
-      <w:r>
-        <w:t xml:space="preserve">run both paths → merge policy context and live data into a single cited answer.</w:t>
+        <w:t xml:space="preserve">Real-time: </w:t>
+      </w:r>
+      <w:r>
+        <w:t xml:space="preserve">live inventory or order API → template answer. No LLM, so numbers and dates are stated exactly.</w:t>
       </w:r>
     </w:p>
     <w:p>
@@ -2994,10 +3009,10 @@
           <w:b/>
           <w:bCs/>
         </w:rPr>
-        <w:t xml:space="preserve">Unclear or missing entity: </w:t>
-      </w:r>
-      <w:r>
-        <w:t xml:space="preserve">ask the agent a clarifying question instead of guessing.</w:t>
+        <w:t xml:space="preserve">Hybrid: </w:t>
+      </w:r>
+      <w:r>
+        <w:t xml:space="preserve">live data shown by template, plus an LLM answer for the policy part with the live data as context.</w:t>
       </w:r>
     </w:p>
     <w:p>
@@ -3014,10 +3029,30 @@
           <w:b/>
           <w:bCs/>
         </w:rPr>
+        <w:t xml:space="preserve">Clarify: </w:t>
+      </w:r>
+      <w:r>
+        <w:t xml:space="preserve">ask for the missing ID, suggesting candidates (e.g. BRK-1020 or BRK-1021) or a likely order ID.</w:t>
+      </w:r>
+    </w:p>
+    <w:p>
+      <w:pPr>
+        <w:pStyle w:val="ListParagraph"/>
+        <w:numPr>
+          <w:ilvl w:val="0"/>
+          <w:numId w:val="5"/>
+        </w:numPr>
+        <w:spacing w:after="60"/>
+      </w:pPr>
+      <w:r>
+        <w:rPr>
+          <w:b/>
+          <w:bCs/>
+        </w:rPr>
         <w:t xml:space="preserve">Fallbacks: </w:t>
       </w:r>
       <w:r>
-        <w:t xml:space="preserve">if retrieval confidence is low, return “I don't know”; if the API is unavailable, say so and suggest checking the source system.</w:t>
+        <w:t xml:space="preserve">embeddings unavailable → keyword search; LLM unavailable → passages shown; live API down or slow (5 s timeout) → clear message, knowledge base part still answered.</w:t>
       </w:r>
     </w:p>
     <w:p>
@@ -3025,7 +3060,22 @@
         <w:spacing w:after="120"/>
       </w:pPr>
       <w:r>
-        <w:t xml:space="preserve">All paths → return the answer to the agent → log the interaction and capture feedback.</w:t>
+        <w:t xml:space="preserve">All paths → answer to the agent → log (route, deciding router, sources, status, tokens, latency) and capture 👍/👎 feedback. At startup, the app warns if documents or embeddings are out of date.</w:t>
+      </w:r>
+    </w:p>
+    <w:p>
+      <w:pPr>
+        <w:spacing w:after="120"/>
+      </w:pPr>
+      <w:r>
+        <w:rPr>
+          <w:b/>
+          <w:bCs/>
+        </w:rPr>
+        <w:t xml:space="preserve">Stack: </w:t>
+      </w:r>
+      <w:r>
+        <w:t xml:space="preserve">Python, FastAPI (mock APIs), Streamlit (UI), Azure OpenAI (embeddings and a low-cost chat model), rank-bm25, pytest (167 automated tests), GitHub Codespaces. Settings in .env (RETRIEVER, ROUTER, GENERATOR); keys in Codespaces secrets.</w:t>
       </w:r>
     </w:p>
     <w:p>
@@ -3040,15 +3090,12 @@
       <w:pPr>
         <w:spacing w:after="120"/>
       </w:pPr>
-      <w:r>
-        <w:t xml:space="preserve">Choices below reflect the planned v1 build. </w:t>
-      </w:r>
       <w:r>
         <w:rPr>
           <w:i/>
           <w:iCs/>
         </w:rPr>
-        <w:t xml:space="preserve">Chunking and retrieval choices were revised after the content audit (see Appendix: Decision Evolution). Update this table with final choices after evaluation.</w:t>
+        <w:t xml:space="preserve">Final v1.0 choices, each backed by a measurement where one was possible. How each decision evolved is in the Appendix (Decision Evolution).</w:t>
       </w:r>
     </w:p>
     <w:tbl>
@@ -3072,9 +3119,9 @@
         <w:tblLook w:val="04A0" w:firstRow="1" w:lastRow="0" w:firstColumn="1" w:lastColumn="0" w:noHBand="0" w:noVBand="1"/>
       </w:tblPr>
       <w:tblGrid>
-        <w:gridCol w:w="1900"/>
-        <w:gridCol w:w="2900"/>
-        <w:gridCol w:w="4560"/>
+        <w:gridCol w:w="1700"/>
+        <w:gridCol w:w="2500"/>
+        <w:gridCol w:w="5160"/>
       </w:tblGrid>
       <w:tr>
         <w:trPr>
@@ -3082,7 +3129,7 @@
         </w:trPr>
         <w:tc>
           <w:tcPr>
-            <w:tcW w:w="1900" w:type="dxa"/>
+            <w:tcW w:w="1700" w:type="dxa"/>
             <w:shd w:val="clear" w:color="auto" w:fill="E8EEF4"/>
           </w:tcPr>
           <w:p>
@@ -3100,7 +3147,7 @@
         </w:tc>
         <w:tc>
           <w:tcPr>
-            <w:tcW w:w="2900" w:type="dxa"/>
+            <w:tcW w:w="2500" w:type="dxa"/>
             <w:shd w:val="clear" w:color="auto" w:fill="E8EEF4"/>
           </w:tcPr>
           <w:p>
@@ -3118,7 +3165,7 @@
         </w:tc>
         <w:tc>
           <w:tcPr>
-            <w:tcW w:w="4560" w:type="dxa"/>
+            <w:tcW w:w="5160" w:type="dxa"/>
             <w:shd w:val="clear" w:color="auto" w:fill="E8EEF4"/>
           </w:tcPr>
           <w:p>
@@ -3141,7 +3188,7 @@
         </w:trPr>
         <w:tc>
           <w:tcPr>
-            <w:tcW w:w="1900" w:type="dxa"/>
+            <w:tcW w:w="1700" w:type="dxa"/>
           </w:tcPr>
           <w:p>
             <w:pPr>
@@ -3154,7 +3201,7 @@
         </w:tc>
         <w:tc>
           <w:tcPr>
-            <w:tcW w:w="2900" w:type="dxa"/>
+            <w:tcW w:w="2500" w:type="dxa"/>
           </w:tcPr>
           <w:p>
             <w:pPr>
@@ -3167,25 +3214,25 @@
         </w:tc>
         <w:tc>
           <w:tcPr>
-            <w:tcW w:w="4560" w:type="dxa"/>
-          </w:tcPr>
-          <w:p>
-            <w:pPr>
-              <w:spacing w:after="0" w:line="240" w:lineRule="auto"/>
-            </w:pPr>
-            <w:r>
-              <w:t xml:space="preserve">Tiered: regex extracts IDs; rules handle clear cases and act as a fallback; an LLM classifier handles the rest. Rules alone scored 80% on held-out questions (see Results).</w:t>
-            </w:r>
-          </w:p>
-        </w:tc>
-      </w:tr>
-      <w:tr>
-        <w:trPr>
-          <w:cantSplit/>
-        </w:trPr>
-        <w:tc>
-          <w:tcPr>
-            <w:tcW w:w="1900" w:type="dxa"/>
+            <w:tcW w:w="5160" w:type="dxa"/>
+          </w:tcPr>
+          <w:p>
+            <w:pPr>
+              <w:spacing w:after="0" w:line="240" w:lineRule="auto"/>
+            </w:pPr>
+            <w:r>
+              <w:t xml:space="preserve">Tiered: regex for IDs, rules fast path for clear ID + lookup questions, LLM for intent otherwise, rules as fallback. Measured: rules 80% on held-out; LLM and tiered 100% (15/15); tiered used 25% fewer LLM calls.</w:t>
+            </w:r>
+          </w:p>
+        </w:tc>
+      </w:tr>
+      <w:tr>
+        <w:trPr>
+          <w:cantSplit/>
+        </w:trPr>
+        <w:tc>
+          <w:tcPr>
+            <w:tcW w:w="1700" w:type="dxa"/>
           </w:tcPr>
           <w:p>
             <w:pPr>
@@ -3198,38 +3245,38 @@
         </w:tc>
         <w:tc>
           <w:tcPr>
-            <w:tcW w:w="2900" w:type="dxa"/>
-          </w:tcPr>
-          <w:p>
-            <w:pPr>
-              <w:spacing w:after="0" w:line="240" w:lineRule="auto"/>
-            </w:pPr>
-            <w:r>
-              <w:t xml:space="preserve">Fixed-size chunks; section-aware chunks; row-level chunks for tables</w:t>
-            </w:r>
-          </w:p>
-        </w:tc>
-        <w:tc>
-          <w:tcPr>
-            <w:tcW w:w="4560" w:type="dxa"/>
-          </w:tcPr>
-          <w:p>
-            <w:pPr>
-              <w:spacing w:after="0" w:line="240" w:lineRule="auto"/>
-            </w:pPr>
-            <w:r>
-              <w:t xml:space="preserve">Hybrid: section-aware chunks for policy documents, and one chunk per catalog row (with table headers repeated) so each part keeps its compatibility and price together.</w:t>
-            </w:r>
-          </w:p>
-        </w:tc>
-      </w:tr>
-      <w:tr>
-        <w:trPr>
-          <w:cantSplit/>
-        </w:trPr>
-        <w:tc>
-          <w:tcPr>
-            <w:tcW w:w="1900" w:type="dxa"/>
+            <w:tcW w:w="2500" w:type="dxa"/>
+          </w:tcPr>
+          <w:p>
+            <w:pPr>
+              <w:spacing w:after="0" w:line="240" w:lineRule="auto"/>
+            </w:pPr>
+            <w:r>
+              <w:t xml:space="preserve">Fixed-size; section-aware; row-level for tables</w:t>
+            </w:r>
+          </w:p>
+        </w:tc>
+        <w:tc>
+          <w:tcPr>
+            <w:tcW w:w="5160" w:type="dxa"/>
+          </w:tcPr>
+          <w:p>
+            <w:pPr>
+              <w:spacing w:after="0" w:line="240" w:lineRule="auto"/>
+            </w:pPr>
+            <w:r>
+              <w:t xml:space="preserve">Section-aware chunks for policies; one chunk per catalog row with headers repeated, so each part keeps its compatibility and price together.</w:t>
+            </w:r>
+          </w:p>
+        </w:tc>
+      </w:tr>
+      <w:tr>
+        <w:trPr>
+          <w:cantSplit/>
+        </w:trPr>
+        <w:tc>
+          <w:tcPr>
+            <w:tcW w:w="1700" w:type="dxa"/>
           </w:tcPr>
           <w:p>
             <w:pPr>
@@ -3242,38 +3289,170 @@
         </w:tc>
         <w:tc>
           <w:tcPr>
-            <w:tcW w:w="2900" w:type="dxa"/>
-          </w:tcPr>
-          <w:p>
-            <w:pPr>
-              <w:spacing w:after="0" w:line="240" w:lineRule="auto"/>
-            </w:pPr>
-            <w:r>
-              <w:t xml:space="preserve">Vector only; keyword (BM25) only; hybrid search</w:t>
-            </w:r>
-          </w:p>
-        </w:tc>
-        <w:tc>
-          <w:tcPr>
-            <w:tcW w:w="4560" w:type="dxa"/>
-          </w:tcPr>
-          <w:p>
-            <w:pPr>
-              <w:spacing w:after="0" w:line="240" w:lineRule="auto"/>
-            </w:pPr>
-            <w:r>
-              <w:t xml:space="preserve">Hybrid search with metadata filters (domain, document type). Exact part IDs need keyword matching; natural-language questions need semantic search.</w:t>
-            </w:r>
-          </w:p>
-        </w:tc>
-      </w:tr>
-      <w:tr>
-        <w:trPr>
-          <w:cantSplit/>
-        </w:trPr>
-        <w:tc>
-          <w:tcPr>
-            <w:tcW w:w="1900" w:type="dxa"/>
+            <w:tcW w:w="2500" w:type="dxa"/>
+          </w:tcPr>
+          <w:p>
+            <w:pPr>
+              <w:spacing w:after="0" w:line="240" w:lineRule="auto"/>
+            </w:pPr>
+            <w:r>
+              <w:t xml:space="preserve">Vector only; keyword (BM25) only; hybrid (RRF)</w:t>
+            </w:r>
+          </w:p>
+        </w:tc>
+        <w:tc>
+          <w:tcPr>
+            <w:tcW w:w="5160" w:type="dxa"/>
+          </w:tcPr>
+          <w:p>
+            <w:pPr>
+              <w:spacing w:after="0" w:line="240" w:lineRule="auto"/>
+            </w:pPr>
+            <w:r>
+              <w:t xml:space="preserve">Vector search. Measured on 22 queries: vector 100% chunk hit@3, hybrid 91%, BM25 91%. RRF rewards agreement, so BM25’s wrong votes on paraphrases outranked vector’s correct first result. Hybrid and BM25 kept as options.</w:t>
+            </w:r>
+          </w:p>
+        </w:tc>
+      </w:tr>
+      <w:tr>
+        <w:trPr>
+          <w:cantSplit/>
+        </w:trPr>
+        <w:tc>
+          <w:tcPr>
+            <w:tcW w:w="1700" w:type="dxa"/>
+          </w:tcPr>
+          <w:p>
+            <w:pPr>
+              <w:spacing w:after="0" w:line="240" w:lineRule="auto"/>
+            </w:pPr>
+            <w:r>
+              <w:t xml:space="preserve">Vector store</w:t>
+            </w:r>
+          </w:p>
+        </w:tc>
+        <w:tc>
+          <w:tcPr>
+            <w:tcW w:w="2500" w:type="dxa"/>
+          </w:tcPr>
+          <w:p>
+            <w:pPr>
+              <w:spacing w:after="0" w:line="240" w:lineRule="auto"/>
+            </w:pPr>
+            <w:r>
+              <w:t xml:space="preserve">Local vector DB; managed cloud service; in-memory</w:t>
+            </w:r>
+          </w:p>
+        </w:tc>
+        <w:tc>
+          <w:tcPr>
+            <w:tcW w:w="5160" w:type="dxa"/>
+          </w:tcPr>
+          <w:p>
+            <w:pPr>
+              <w:spacing w:after="0" w:line="240" w:lineRule="auto"/>
+            </w:pPr>
+            <w:r>
+              <w:t xml:space="preserve">In-memory cosine similarity over 103 vectors saved in the repository. No database needed at this scale; revisit beyond roughly 10,000 chunks.</w:t>
+            </w:r>
+          </w:p>
+        </w:tc>
+      </w:tr>
+      <w:tr>
+        <w:trPr>
+          <w:cantSplit/>
+        </w:trPr>
+        <w:tc>
+          <w:tcPr>
+            <w:tcW w:w="1700" w:type="dxa"/>
+          </w:tcPr>
+          <w:p>
+            <w:pPr>
+              <w:spacing w:after="0" w:line="240" w:lineRule="auto"/>
+            </w:pPr>
+            <w:r>
+              <w:t xml:space="preserve">LLM provider</w:t>
+            </w:r>
+          </w:p>
+        </w:tc>
+        <w:tc>
+          <w:tcPr>
+            <w:tcW w:w="2500" w:type="dxa"/>
+          </w:tcPr>
+          <w:p>
+            <w:pPr>
+              <w:spacing w:after="0" w:line="240" w:lineRule="auto"/>
+            </w:pPr>
+            <w:r>
+              <w:t xml:space="preserve">AWS Bedrock; Azure OpenAI; locally run model</w:t>
+            </w:r>
+          </w:p>
+        </w:tc>
+        <w:tc>
+          <w:tcPr>
+            <w:tcW w:w="5160" w:type="dxa"/>
+          </w:tcPr>
+          <w:p>
+            <w:pPr>
+              <w:spacing w:after="0" w:line="240" w:lineRule="auto"/>
+            </w:pPr>
+            <w:r>
+              <w:t xml:space="preserve">Azure OpenAI (Pay-As-You-Go): text-embedding-3-small plus a low-cost chat model. Bedrock was blocked by account-level restrictions on a new AWS account; the provider-agnostic interface allowed the switch without rework.</w:t>
+            </w:r>
+          </w:p>
+        </w:tc>
+      </w:tr>
+      <w:tr>
+        <w:trPr>
+          <w:cantSplit/>
+        </w:trPr>
+        <w:tc>
+          <w:tcPr>
+            <w:tcW w:w="1700" w:type="dxa"/>
+          </w:tcPr>
+          <w:p>
+            <w:pPr>
+              <w:spacing w:after="0" w:line="240" w:lineRule="auto"/>
+            </w:pPr>
+            <w:r>
+              <w:t xml:space="preserve">Where to use the LLM</w:t>
+            </w:r>
+          </w:p>
+        </w:tc>
+        <w:tc>
+          <w:tcPr>
+            <w:tcW w:w="2500" w:type="dxa"/>
+          </w:tcPr>
+          <w:p>
+            <w:pPr>
+              <w:spacing w:after="0" w:line="240" w:lineRule="auto"/>
+            </w:pPr>
+            <w:r>
+              <w:t xml:space="preserve">LLM for every answer; LLM only where needed</w:t>
+            </w:r>
+          </w:p>
+        </w:tc>
+        <w:tc>
+          <w:tcPr>
+            <w:tcW w:w="5160" w:type="dxa"/>
+          </w:tcPr>
+          <w:p>
+            <w:pPr>
+              <w:spacing w:after="0" w:line="240" w:lineRule="auto"/>
+            </w:pPr>
+            <w:r>
+              <w:t xml:space="preserve">No LLM for real-time answers or clarifications: templates state stock counts and dates exactly. The LLM is used for knowledge-base and hybrid answers, and for routing intent.</w:t>
+            </w:r>
+          </w:p>
+        </w:tc>
+      </w:tr>
+      <w:tr>
+        <w:trPr>
+          <w:cantSplit/>
+        </w:trPr>
+        <w:tc>
+          <w:tcPr>
+            <w:tcW w:w="1700" w:type="dxa"/>
           </w:tcPr>
           <w:p>
             <w:pPr>
@@ -3286,126 +3465,38 @@
         </w:tc>
         <w:tc>
           <w:tcPr>
-            <w:tcW w:w="2900" w:type="dxa"/>
-          </w:tcPr>
-          <w:p>
-            <w:pPr>
-              <w:spacing w:after="0" w:line="240" w:lineRule="auto"/>
-            </w:pPr>
-            <w:r>
-              <w:t xml:space="preserve">Use top-ranked chunk; surface all conflicting chunks</w:t>
-            </w:r>
-          </w:p>
-        </w:tc>
-        <w:tc>
-          <w:tcPr>
-            <w:tcW w:w="4560" w:type="dxa"/>
-          </w:tcPr>
-          <w:p>
-            <w:pPr>
-              <w:spacing w:after="0" w:line="240" w:lineRule="auto"/>
-            </w:pPr>
-            <w:r>
-              <w:t xml:space="preserve">Surface both sources with citations and flag the conflict, rather than silently picking one. Agents need to know when policy is unclear.</w:t>
-            </w:r>
-          </w:p>
-        </w:tc>
-      </w:tr>
-      <w:tr>
-        <w:trPr>
-          <w:cantSplit/>
-        </w:trPr>
-        <w:tc>
-          <w:tcPr>
-            <w:tcW w:w="1900" w:type="dxa"/>
-          </w:tcPr>
-          <w:p>
-            <w:pPr>
-              <w:spacing w:after="0" w:line="240" w:lineRule="auto"/>
-            </w:pPr>
-            <w:r>
-              <w:t xml:space="preserve">Vector store</w:t>
-            </w:r>
-          </w:p>
-        </w:tc>
-        <w:tc>
-          <w:tcPr>
-            <w:tcW w:w="2900" w:type="dxa"/>
-          </w:tcPr>
-          <w:p>
-            <w:pPr>
-              <w:spacing w:after="0" w:line="240" w:lineRule="auto"/>
-            </w:pPr>
-            <w:r>
-              <w:t xml:space="preserve">Local (e.g. Chroma, FAISS); managed cloud service</w:t>
-            </w:r>
-          </w:p>
-        </w:tc>
-        <w:tc>
-          <w:tcPr>
-            <w:tcW w:w="4560" w:type="dxa"/>
-          </w:tcPr>
-          <w:p>
-            <w:pPr>
-              <w:spacing w:after="0" w:line="240" w:lineRule="auto"/>
-            </w:pPr>
-            <w:r>
-              <w:t xml:space="preserve">Local store. Free, fast to set up and sufficient for a small demo corpus; a managed service would be revisited for production.</w:t>
-            </w:r>
-          </w:p>
-        </w:tc>
-      </w:tr>
-      <w:tr>
-        <w:trPr>
-          <w:cantSplit/>
-        </w:trPr>
-        <w:tc>
-          <w:tcPr>
-            <w:tcW w:w="1900" w:type="dxa"/>
-          </w:tcPr>
-          <w:p>
-            <w:pPr>
-              <w:spacing w:after="0" w:line="240" w:lineRule="auto"/>
-            </w:pPr>
-            <w:r>
-              <w:t xml:space="preserve">LLM</w:t>
-            </w:r>
-          </w:p>
-        </w:tc>
-        <w:tc>
-          <w:tcPr>
-            <w:tcW w:w="2900" w:type="dxa"/>
-          </w:tcPr>
-          <w:p>
-            <w:pPr>
-              <w:spacing w:after="0" w:line="240" w:lineRule="auto"/>
-            </w:pPr>
-            <w:r>
-              <w:t xml:space="preserve">Hosted API model; locally run open model</w:t>
-            </w:r>
-          </w:p>
-        </w:tc>
-        <w:tc>
-          <w:tcPr>
-            <w:tcW w:w="4560" w:type="dxa"/>
-          </w:tcPr>
-          <w:p>
-            <w:pPr>
-              <w:spacing w:after="0" w:line="240" w:lineRule="auto"/>
-            </w:pPr>
-            <w:r>
-              <w:t xml:space="preserve">Hosted API for v1 answer quality and speed of build. Trade-off: per-query cost and data residency, both noted for production.</w:t>
-            </w:r>
-          </w:p>
-        </w:tc>
-      </w:tr>
-      <w:tr>
-        <w:trPr>
-          <w:cantSplit/>
-        </w:trPr>
-        <w:tc>
-          <w:tcPr>
-            <w:tcW w:w="1900" w:type="dxa"/>
+            <w:tcW w:w="2500" w:type="dxa"/>
+          </w:tcPr>
+          <w:p>
+            <w:pPr>
+              <w:spacing w:after="0" w:line="240" w:lineRule="auto"/>
+            </w:pPr>
+            <w:r>
+              <w:t xml:space="preserve">Use top-ranked chunk; surface both</w:t>
+            </w:r>
+          </w:p>
+        </w:tc>
+        <w:tc>
+          <w:tcPr>
+            <w:tcW w:w="5160" w:type="dxa"/>
+          </w:tcPr>
+          <w:p>
+            <w:pPr>
+              <w:spacing w:after="0" w:line="240" w:lineRule="auto"/>
+            </w:pPr>
+            <w:r>
+              <w:t xml:space="preserve">Show both sources with citations and a conflict status. Flagged 2 of 2 known conflicts.</w:t>
+            </w:r>
+          </w:p>
+        </w:tc>
+      </w:tr>
+      <w:tr>
+        <w:trPr>
+          <w:cantSplit/>
+        </w:trPr>
+        <w:tc>
+          <w:tcPr>
+            <w:tcW w:w="1700" w:type="dxa"/>
           </w:tcPr>
           <w:p>
             <w:pPr>
@@ -3418,27 +3509,71 @@
         </w:tc>
         <w:tc>
           <w:tcPr>
-            <w:tcW w:w="2900" w:type="dxa"/>
-          </w:tcPr>
-          <w:p>
-            <w:pPr>
-              <w:spacing w:after="0" w:line="240" w:lineRule="auto"/>
-            </w:pPr>
-            <w:r>
-              <w:t xml:space="preserve">Prompt instruction only; retrieval-score threshold; LLM grounding check</w:t>
-            </w:r>
-          </w:p>
-        </w:tc>
-        <w:tc>
-          <w:tcPr>
-            <w:tcW w:w="4560" w:type="dxa"/>
-          </w:tcPr>
-          <w:p>
-            <w:pPr>
-              <w:spacing w:after="0" w:line="240" w:lineRule="auto"/>
-            </w:pPr>
-            <w:r>
-              <w:t xml:space="preserve">Prompt restricts answers to context, plus an LLM check that the passages actually answer the question. A score threshold alone failed in the BM25 baseline (see Results).</w:t>
+            <w:tcW w:w="2500" w:type="dxa"/>
+          </w:tcPr>
+          <w:p>
+            <w:pPr>
+              <w:spacing w:after="0" w:line="240" w:lineRule="auto"/>
+            </w:pPr>
+            <w:r>
+              <w:t xml:space="preserve">Prompt only; retrieval-score threshold; grounding rules + code checks</w:t>
+            </w:r>
+          </w:p>
+        </w:tc>
+        <w:tc>
+          <w:tcPr>
+            <w:tcW w:w="5160" w:type="dxa"/>
+          </w:tcPr>
+          <w:p>
+            <w:pPr>
+              <w:spacing w:after="0" w:line="240" w:lineRule="auto"/>
+            </w:pPr>
+            <w:r>
+              <w:t xml:space="preserve">Grounding prompt plus code checks: invalid citations dropped, uncited answers marked unverified. A score threshold alone failed in the BM25 baseline. Answerability check planned for v1.1 (Known Issues K1, K3).</w:t>
+            </w:r>
+          </w:p>
+        </w:tc>
+      </w:tr>
+      <w:tr>
+        <w:trPr>
+          <w:cantSplit/>
+        </w:trPr>
+        <w:tc>
+          <w:tcPr>
+            <w:tcW w:w="1700" w:type="dxa"/>
+          </w:tcPr>
+          <w:p>
+            <w:pPr>
+              <w:spacing w:after="0" w:line="240" w:lineRule="auto"/>
+            </w:pPr>
+            <w:r>
+              <w:t xml:space="preserve">Configuration</w:t>
+            </w:r>
+          </w:p>
+        </w:tc>
+        <w:tc>
+          <w:tcPr>
+            <w:tcW w:w="2500" w:type="dxa"/>
+          </w:tcPr>
+          <w:p>
+            <w:pPr>
+              <w:spacing w:after="0" w:line="240" w:lineRule="auto"/>
+            </w:pPr>
+            <w:r>
+              <w:t xml:space="preserve">Hard-coded; environment settings</w:t>
+            </w:r>
+          </w:p>
+        </w:tc>
+        <w:tc>
+          <w:tcPr>
+            <w:tcW w:w="5160" w:type="dxa"/>
+          </w:tcPr>
+          <w:p>
+            <w:pPr>
+              <w:spacing w:after="0" w:line="240" w:lineRule="auto"/>
+            </w:pPr>
+            <w:r>
+              <w:t xml:space="preserve">.env for settings (RETRIEVER, ROUTER, GENERATOR), Codespaces secrets for keys; each choice switchable without code changes, so decisions can be rolled back.</w:t>
             </w:r>
           </w:p>
         </w:tc>
@@ -3830,7 +3965,7 @@
               <w:spacing w:after="0" w:line="240" w:lineRule="auto"/>
             </w:pPr>
             <w:r>
-              <w:t xml:space="preserve">Labeled test set of 40 queries across static, real-time, hybrid and unclear categories</w:t>
+              <w:t xml:space="preserve">Labeled set of 42 queries across static, real-time, hybrid and unclear categories, plus a 15-question held-out set</w:t>
             </w:r>
           </w:p>
         </w:tc>
@@ -4312,7 +4447,7 @@
         <w:spacing w:after="120"/>
       </w:pPr>
       <w:r>
-        <w:t xml:space="preserve">The same labeled test set is run before every significant change (prompt, chunking, model or router update) so that improvements in one area don't cause regressions elsewhere. A separate held-out set of 15 routing questions, written after the routing rules were finished and never used to tune them, measures how well routing generalizes to new phrasings.</w:t>
+        <w:t xml:space="preserve">The same labeled test set is run before every significant change (prompt, chunking, model or router update), so that improvements in one area don’t cause regressions elsewhere. A separate held-out set of 15 routing questions, written after the routing rules were finished and never used to tune them, measures how well routing generalizes to new phrasings. Answers are graded by an LLM judge and spot-checked by hand; a repeat mode asks each question several times to measure consistency.</w:t>
       </w:r>
     </w:p>
     <w:tbl>
@@ -4425,7 +4560,7 @@
               <w:spacing w:after="0" w:line="240" w:lineRule="auto"/>
             </w:pPr>
             <w:r>
-              <w:t xml:space="preserve">15</w:t>
+              <w:t xml:space="preserve">17</w:t>
             </w:r>
           </w:p>
         </w:tc>
@@ -4438,7 +4573,7 @@
               <w:spacing w:after="0" w:line="240" w:lineRule="auto"/>
             </w:pPr>
             <w:r>
-              <w:t xml:space="preserve">Retrieval relevance, answer correctness, citation accuracy</w:t>
+              <w:t xml:space="preserve">Retrieval relevance, answer correctness, citations, conflicts (S10, S16), scope (S17)</w:t>
             </w:r>
           </w:p>
         </w:tc>
@@ -4482,7 +4617,7 @@
               <w:spacing w:after="0" w:line="240" w:lineRule="auto"/>
             </w:pPr>
             <w:r>
-              <w:t xml:space="preserve">Routing, entity extraction, faithful phrasing of API results</w:t>
+              <w:t xml:space="preserve">Routing, entity extraction, faithful presentation of API results</w:t>
             </w:r>
           </w:p>
         </w:tc>
@@ -4526,7 +4661,7 @@
               <w:spacing w:after="0" w:line="240" w:lineRule="auto"/>
             </w:pPr>
             <w:r>
-              <w:t xml:space="preserve">Hybrid routing and merging of two sources into one answer</w:t>
+              <w:t xml:space="preserve">Hybrid routing and merging of live data with policy</w:t>
             </w:r>
           </w:p>
         </w:tc>
@@ -4614,7 +4749,7 @@
               <w:spacing w:after="0" w:line="240" w:lineRule="auto"/>
             </w:pPr>
             <w:r>
-              <w:t xml:space="preserve">Clarification behavior instead of guessing</w:t>
+              <w:t xml:space="preserve">Clarification instead of guessing</w:t>
             </w:r>
           </w:p>
         </w:tc>
@@ -4653,7 +4788,7 @@
                 <w:b/>
                 <w:bCs/>
               </w:rPr>
-              <w:t xml:space="preserve">40</w:t>
+              <w:t xml:space="preserve">42</w:t>
             </w:r>
           </w:p>
         </w:tc>
@@ -4666,7 +4801,7 @@
               <w:spacing w:after="0" w:line="240" w:lineRule="auto"/>
             </w:pPr>
             <w:r>
-              <w:t xml:space="preserve"/>
+              <w:t xml:space="preserve">Plus 15 held-out routing questions (X01–X15)</w:t>
             </w:r>
           </w:p>
         </w:tc>
@@ -5240,7 +5375,7 @@
           <w:i/>
           <w:iCs/>
         </w:rPr>
-        <w:t xml:space="preserve">How this would be launched in a real organization. The demo covers the offline evaluation stage only.</w:t>
+        <w:t xml:space="preserve">How this would be launched in a real organization. v1.0 has completed stage 1; entry to each later stage requires the release gates in Known Issues &amp; Mitigation Plan.</w:t>
       </w:r>
     </w:p>
     <w:tbl>
@@ -5359,7 +5494,7 @@
               <w:spacing w:after="0" w:line="240" w:lineRule="auto"/>
             </w:pPr>
             <w:r>
-              <w:t xml:space="preserve">1. Offline evaluation</w:t>
+              <w:t xml:space="preserve">1. Offline evaluation ✅</w:t>
             </w:r>
           </w:p>
         </w:tc>
@@ -5385,7 +5520,7 @@
               <w:spacing w:after="0" w:line="240" w:lineRule="auto"/>
             </w:pPr>
             <w:r>
-              <w:t xml:space="preserve">Run the 40-query test set; iterate on prompts and retrieval</w:t>
+              <w:t xml:space="preserve">42-query test set and 15-query held-out set; iterate on prompts, retrieval and routing</w:t>
             </w:r>
           </w:p>
         </w:tc>
@@ -5398,7 +5533,7 @@
               <w:spacing w:after="0" w:line="240" w:lineRule="auto"/>
             </w:pPr>
             <w:r>
-              <w:t xml:space="preserve">All quality metrics meet target</w:t>
+              <w:t xml:space="preserve">Shadow-mode release gates met</w:t>
             </w:r>
           </w:p>
         </w:tc>
@@ -5442,7 +5577,7 @@
               <w:spacing w:after="0" w:line="240" w:lineRule="auto"/>
             </w:pPr>
             <w:r>
-              <w:t xml:space="preserve">Agents see ARAG answers alongside their normal process but don't send them</w:t>
+              <w:t xml:space="preserve">Agents see ARAG answers alongside their normal process but don’t send them; weekly review of refusals and conflicts</w:t>
             </w:r>
           </w:p>
         </w:tc>
@@ -5455,7 +5590,7 @@
               <w:spacing w:after="0" w:line="240" w:lineRule="auto"/>
             </w:pPr>
             <w:r>
-              <w:t xml:space="preserve">Agents agree with ≥85% of answers; no confident wrong answers</w:t>
+              <w:t xml:space="preserve">Agents agree with ≥85% of answers; no confident wrong answers; pilot gates met</w:t>
             </w:r>
           </w:p>
         </w:tc>
@@ -5685,7 +5820,7 @@
               <w:spacing w:after="0" w:line="240" w:lineRule="auto"/>
             </w:pPr>
             <w:r>
-              <w:t xml:space="preserve">v1 (current)</w:t>
+              <w:t xml:space="preserve">v1.0 ✅ (built)</w:t>
             </w:r>
           </w:p>
         </w:tc>
@@ -5711,7 +5846,7 @@
               <w:spacing w:after="0" w:line="240" w:lineRule="auto"/>
             </w:pPr>
             <w:r>
-              <w:t xml:space="preserve">Routing (static, real-time, hybrid), RAG with citations, mock API, refusal guardrails, logging</w:t>
+              <w:t xml:space="preserve">Tiered routing, vector RAG with citations and conflict flags, live APIs, refusals, clarification follow-ups, logging, feedback, stale-index warning, evaluation harness</w:t>
             </w:r>
           </w:p>
         </w:tc>
@@ -5742,7 +5877,7 @@
               <w:spacing w:after="0" w:line="240" w:lineRule="auto"/>
             </w:pPr>
             <w:r>
-              <w:t xml:space="preserve">Close the feedback loop</w:t>
+              <w:t xml:space="preserve">Make it trustworthy</w:t>
             </w:r>
           </w:p>
         </w:tc>
@@ -5755,7 +5890,7 @@
               <w:spacing w:after="0" w:line="240" w:lineRule="auto"/>
             </w:pPr>
             <w:r>
-              <w:t xml:space="preserve">Thumbs up/down review workflow, knowledge base versioning, dashboard of top unanswered questions</w:t>
+              <w:t xml:space="preserve">Answerability check (K1, K3); automatic re-ingest on document change (K2); independent test set of 100+ questions and a different-model judge (K5); split consistency metric (K4); feedback review workflow</w:t>
             </w:r>
           </w:p>
         </w:tc>
@@ -5799,7 +5934,7 @@
               <w:spacing w:after="0" w:line="240" w:lineRule="auto"/>
             </w:pPr>
             <w:r>
-              <w:t xml:space="preserve">Dealer self-serve access, authentication and access control, multi-turn conversation memory</w:t>
+              <w:t xml:space="preserve">Conversational query rewriting (multi-turn memory), dealer self-serve, authentication and access control, second model provider for comparison</w:t>
             </w:r>
           </w:p>
         </w:tc>
@@ -5883,8 +6018,8 @@
         <w:tblLook w:val="04A0" w:firstRow="1" w:lastRow="0" w:firstColumn="1" w:lastColumn="0" w:noHBand="0" w:noVBand="1"/>
       </w:tblPr>
       <w:tblGrid>
-        <w:gridCol w:w="3400"/>
-        <w:gridCol w:w="5960"/>
+        <w:gridCol w:w="3200"/>
+        <w:gridCol w:w="6160"/>
       </w:tblGrid>
       <w:tr>
         <w:trPr>
@@ -5892,7 +6027,7 @@
         </w:trPr>
         <w:tc>
           <w:tcPr>
-            <w:tcW w:w="3400" w:type="dxa"/>
+            <w:tcW w:w="3200" w:type="dxa"/>
             <w:shd w:val="clear" w:color="auto" w:fill="E8EEF4"/>
           </w:tcPr>
           <w:p>
@@ -5910,7 +6045,7 @@
         </w:tc>
         <w:tc>
           <w:tcPr>
-            <w:tcW w:w="5960" w:type="dxa"/>
+            <w:tcW w:w="6160" w:type="dxa"/>
             <w:shd w:val="clear" w:color="auto" w:fill="E8EEF4"/>
           </w:tcPr>
           <w:p>
@@ -5933,7 +6068,7 @@
         </w:trPr>
         <w:tc>
           <w:tcPr>
-            <w:tcW w:w="3400" w:type="dxa"/>
+            <w:tcW w:w="3200" w:type="dxa"/>
           </w:tcPr>
           <w:p>
             <w:pPr>
@@ -5946,56 +6081,56 @@
         </w:tc>
         <w:tc>
           <w:tcPr>
-            <w:tcW w:w="5960" w:type="dxa"/>
-          </w:tcPr>
-          <w:p>
-            <w:pPr>
-              <w:spacing w:after="0" w:line="240" w:lineRule="auto"/>
-            </w:pPr>
-            <w:r>
-              <w:t xml:space="preserve">Prompt constrains model to answer only from retrieved context; retrieval-score threshold; explicit "I don't know" fallback</w:t>
-            </w:r>
-          </w:p>
-        </w:tc>
-      </w:tr>
-      <w:tr>
-        <w:trPr>
-          <w:cantSplit/>
-        </w:trPr>
-        <w:tc>
-          <w:tcPr>
-            <w:tcW w:w="3400" w:type="dxa"/>
-          </w:tcPr>
-          <w:p>
-            <w:pPr>
-              <w:spacing w:after="0" w:line="240" w:lineRule="auto"/>
-            </w:pPr>
-            <w:r>
-              <w:t xml:space="preserve">Misrouting (static question sent to API path)</w:t>
-            </w:r>
-          </w:p>
-        </w:tc>
-        <w:tc>
-          <w:tcPr>
-            <w:tcW w:w="5960" w:type="dxa"/>
-          </w:tcPr>
-          <w:p>
-            <w:pPr>
-              <w:spacing w:after="0" w:line="240" w:lineRule="auto"/>
-            </w:pPr>
-            <w:r>
-              <w:t xml:space="preserve">Router evaluated against labeled test set before relying on it; hybrid route for mixed queries</w:t>
-            </w:r>
-          </w:p>
-        </w:tc>
-      </w:tr>
-      <w:tr>
-        <w:trPr>
-          <w:cantSplit/>
-        </w:trPr>
-        <w:tc>
-          <w:tcPr>
-            <w:tcW w:w="3400" w:type="dxa"/>
+            <w:tcW w:w="6160" w:type="dxa"/>
+          </w:tcPr>
+          <w:p>
+            <w:pPr>
+              <w:spacing w:after="0" w:line="240" w:lineRule="auto"/>
+            </w:pPr>
+            <w:r>
+              <w:t xml:space="preserve">Implemented: grounding prompt, refusal status, code checks on citations. Residual risk: scope inference (K1), answerability check in v1.1</w:t>
+            </w:r>
+          </w:p>
+        </w:tc>
+      </w:tr>
+      <w:tr>
+        <w:trPr>
+          <w:cantSplit/>
+        </w:trPr>
+        <w:tc>
+          <w:tcPr>
+            <w:tcW w:w="3200" w:type="dxa"/>
+          </w:tcPr>
+          <w:p>
+            <w:pPr>
+              <w:spacing w:after="0" w:line="240" w:lineRule="auto"/>
+            </w:pPr>
+            <w:r>
+              <w:t xml:space="preserve">Misrouting</w:t>
+            </w:r>
+          </w:p>
+        </w:tc>
+        <w:tc>
+          <w:tcPr>
+            <w:tcW w:w="6160" w:type="dxa"/>
+          </w:tcPr>
+          <w:p>
+            <w:pPr>
+              <w:spacing w:after="0" w:line="240" w:lineRule="auto"/>
+            </w:pPr>
+            <w:r>
+              <w:t xml:space="preserve">Implemented: tiered router, 100% on main and held-out sets; rules fallback; every decision logged with the router that made it</w:t>
+            </w:r>
+          </w:p>
+        </w:tc>
+      </w:tr>
+      <w:tr>
+        <w:trPr>
+          <w:cantSplit/>
+        </w:trPr>
+        <w:tc>
+          <w:tcPr>
+            <w:tcW w:w="3200" w:type="dxa"/>
           </w:tcPr>
           <w:p>
             <w:pPr>
@@ -6008,25 +6143,25 @@
         </w:tc>
         <w:tc>
           <w:tcPr>
-            <w:tcW w:w="5960" w:type="dxa"/>
-          </w:tcPr>
-          <w:p>
-            <w:pPr>
-              <w:spacing w:after="0" w:line="240" w:lineRule="auto"/>
-            </w:pPr>
-            <w:r>
-              <w:t xml:space="preserve">Implemented: incremental re-ingestion with change detection (document fingerprints; changed, new and deleted documents handled). Automated trigger on document change planned for v1.1</w:t>
-            </w:r>
-          </w:p>
-        </w:tc>
-      </w:tr>
-      <w:tr>
-        <w:trPr>
-          <w:cantSplit/>
-        </w:trPr>
-        <w:tc>
-          <w:tcPr>
-            <w:tcW w:w="3400" w:type="dxa"/>
+            <w:tcW w:w="6160" w:type="dxa"/>
+          </w:tcPr>
+          <w:p>
+            <w:pPr>
+              <w:spacing w:after="0" w:line="240" w:lineRule="auto"/>
+            </w:pPr>
+            <w:r>
+              <w:t xml:space="preserve">Implemented: change detection for documents and embeddings, plus a startup warning when either is out of date. Automatic re-ingest planned for v1.1 (K2)</w:t>
+            </w:r>
+          </w:p>
+        </w:tc>
+      </w:tr>
+      <w:tr>
+        <w:trPr>
+          <w:cantSplit/>
+        </w:trPr>
+        <w:tc>
+          <w:tcPr>
+            <w:tcW w:w="3200" w:type="dxa"/>
           </w:tcPr>
           <w:p>
             <w:pPr>
@@ -6039,25 +6174,87 @@
         </w:tc>
         <w:tc>
           <w:tcPr>
-            <w:tcW w:w="5960" w:type="dxa"/>
-          </w:tcPr>
-          <w:p>
-            <w:pPr>
-              <w:spacing w:after="0" w:line="240" w:lineRule="auto"/>
-            </w:pPr>
-            <w:r>
-              <w:t xml:space="preserve">Note that production deployment would need UAE-region hosting / data residency review</w:t>
-            </w:r>
-          </w:p>
-        </w:tc>
-      </w:tr>
-      <w:tr>
-        <w:trPr>
-          <w:cantSplit/>
-        </w:trPr>
-        <w:tc>
-          <w:tcPr>
-            <w:tcW w:w="3400" w:type="dxa"/>
+            <w:tcW w:w="6160" w:type="dxa"/>
+          </w:tcPr>
+          <w:p>
+            <w:pPr>
+              <w:spacing w:after="0" w:line="240" w:lineRule="auto"/>
+            </w:pPr>
+            <w:r>
+              <w:t xml:space="preserve">Demo uses synthetic data in a non-UAE Azure region. Production needs UAE-region hosting (e.g. UAE North) and a data residency review</w:t>
+            </w:r>
+          </w:p>
+        </w:tc>
+      </w:tr>
+      <w:tr>
+        <w:trPr>
+          <w:cantSplit/>
+        </w:trPr>
+        <w:tc>
+          <w:tcPr>
+            <w:tcW w:w="3200" w:type="dxa"/>
+          </w:tcPr>
+          <w:p>
+            <w:pPr>
+              <w:spacing w:after="0" w:line="240" w:lineRule="auto"/>
+            </w:pPr>
+            <w:r>
+              <w:t xml:space="preserve">Cloud access or quota restrictions</w:t>
+            </w:r>
+          </w:p>
+        </w:tc>
+        <w:tc>
+          <w:tcPr>
+            <w:tcW w:w="6160" w:type="dxa"/>
+          </w:tcPr>
+          <w:p>
+            <w:pPr>
+              <w:spacing w:after="0" w:line="240" w:lineRule="auto"/>
+            </w:pPr>
+            <w:r>
+              <w:t xml:space="preserve">Seen in practice: AWS Bedrock blocked on a new account; Azure free trials have zero model quota. Mitigated by a provider-agnostic model interface and keyword/rules fallbacks</w:t>
+            </w:r>
+          </w:p>
+        </w:tc>
+      </w:tr>
+      <w:tr>
+        <w:trPr>
+          <w:cantSplit/>
+        </w:trPr>
+        <w:tc>
+          <w:tcPr>
+            <w:tcW w:w="3200" w:type="dxa"/>
+          </w:tcPr>
+          <w:p>
+            <w:pPr>
+              <w:spacing w:after="0" w:line="240" w:lineRule="auto"/>
+            </w:pPr>
+            <w:r>
+              <w:t xml:space="preserve">LLM non-determinism (status flips)</w:t>
+            </w:r>
+          </w:p>
+        </w:tc>
+        <w:tc>
+          <w:tcPr>
+            <w:tcW w:w="6160" w:type="dxa"/>
+          </w:tcPr>
+          <w:p>
+            <w:pPr>
+              <w:spacing w:after="0" w:line="240" w:lineRule="auto"/>
+            </w:pPr>
+            <w:r>
+              <w:t xml:space="preserve">Temperature 0 and a fixed seed; repeat-run consistency metric; human review of refusals and conflicts in shadow mode; answerability check in v1.1 (K3)</w:t>
+            </w:r>
+          </w:p>
+        </w:tc>
+      </w:tr>
+      <w:tr>
+        <w:trPr>
+          <w:cantSplit/>
+        </w:trPr>
+        <w:tc>
+          <w:tcPr>
+            <w:tcW w:w="3200" w:type="dxa"/>
           </w:tcPr>
           <w:p>
             <w:pPr>
@@ -6070,25 +6267,25 @@
         </w:tc>
         <w:tc>
           <w:tcPr>
-            <w:tcW w:w="5960" w:type="dxa"/>
-          </w:tcPr>
-          <w:p>
-            <w:pPr>
-              <w:spacing w:after="0" w:line="240" w:lineRule="auto"/>
-            </w:pPr>
-            <w:r>
-              <w:t xml:space="preserve">Treat retrieved text as data, not instructions; restrict ingestion to approved documents</w:t>
-            </w:r>
-          </w:p>
-        </w:tc>
-      </w:tr>
-      <w:tr>
-        <w:trPr>
-          <w:cantSplit/>
-        </w:trPr>
-        <w:tc>
-          <w:tcPr>
-            <w:tcW w:w="3400" w:type="dxa"/>
+            <w:tcW w:w="6160" w:type="dxa"/>
+          </w:tcPr>
+          <w:p>
+            <w:pPr>
+              <w:spacing w:after="0" w:line="240" w:lineRule="auto"/>
+            </w:pPr>
+            <w:r>
+              <w:t xml:space="preserve">Prompt treats passage text as data, not instructions; ingestion limited to approved documents</w:t>
+            </w:r>
+          </w:p>
+        </w:tc>
+      </w:tr>
+      <w:tr>
+        <w:trPr>
+          <w:cantSplit/>
+        </w:trPr>
+        <w:tc>
+          <w:tcPr>
+            <w:tcW w:w="3200" w:type="dxa"/>
           </w:tcPr>
           <w:p>
             <w:pPr>
@@ -6101,7 +6298,7 @@
         </w:tc>
         <w:tc>
           <w:tcPr>
-            <w:tcW w:w="5960" w:type="dxa"/>
+            <w:tcW w:w="6160" w:type="dxa"/>
           </w:tcPr>
           <w:p>
             <w:pPr>
@@ -6119,7 +6316,7 @@
         </w:trPr>
         <w:tc>
           <w:tcPr>
-            <w:tcW w:w="3400" w:type="dxa"/>
+            <w:tcW w:w="3200" w:type="dxa"/>
           </w:tcPr>
           <w:p>
             <w:pPr>
@@ -6132,56 +6329,56 @@
         </w:tc>
         <w:tc>
           <w:tcPr>
-            <w:tcW w:w="5960" w:type="dxa"/>
-          </w:tcPr>
-          <w:p>
-            <w:pPr>
-              <w:spacing w:after="0" w:line="240" w:lineRule="auto"/>
-            </w:pPr>
-            <w:r>
-              <w:t xml:space="preserve">Implemented: 5-second timeout and clear fallback message; hybrid answers still return knowledge base content. Tested with simulated outage, timeout and API shutdown</w:t>
-            </w:r>
-          </w:p>
-        </w:tc>
-      </w:tr>
-      <w:tr>
-        <w:trPr>
-          <w:cantSplit/>
-        </w:trPr>
-        <w:tc>
-          <w:tcPr>
-            <w:tcW w:w="3400" w:type="dxa"/>
-          </w:tcPr>
-          <w:p>
-            <w:pPr>
-              <w:spacing w:after="0" w:line="240" w:lineRule="auto"/>
-            </w:pPr>
-            <w:r>
-              <w:t xml:space="preserve">Automation bias (agents trust wrong answers without checking)</w:t>
-            </w:r>
-          </w:p>
-        </w:tc>
-        <w:tc>
-          <w:tcPr>
-            <w:tcW w:w="5960" w:type="dxa"/>
-          </w:tcPr>
-          <w:p>
-            <w:pPr>
-              <w:spacing w:after="0" w:line="240" w:lineRule="auto"/>
-            </w:pPr>
-            <w:r>
-              <w:t xml:space="preserve">Mandatory source citations, visible confidence cues, and shadow-mode rollout before live use</w:t>
-            </w:r>
-          </w:p>
-        </w:tc>
-      </w:tr>
-      <w:tr>
-        <w:trPr>
-          <w:cantSplit/>
-        </w:trPr>
-        <w:tc>
-          <w:tcPr>
-            <w:tcW w:w="3400" w:type="dxa"/>
+            <w:tcW w:w="6160" w:type="dxa"/>
+          </w:tcPr>
+          <w:p>
+            <w:pPr>
+              <w:spacing w:after="0" w:line="240" w:lineRule="auto"/>
+            </w:pPr>
+            <w:r>
+              <w:t xml:space="preserve">Implemented: 5-second timeout and clear fallback; hybrid answers still return knowledge base content. Tested with simulated outage, timeout and shutdown</w:t>
+            </w:r>
+          </w:p>
+        </w:tc>
+      </w:tr>
+      <w:tr>
+        <w:trPr>
+          <w:cantSplit/>
+        </w:trPr>
+        <w:tc>
+          <w:tcPr>
+            <w:tcW w:w="3200" w:type="dxa"/>
+          </w:tcPr>
+          <w:p>
+            <w:pPr>
+              <w:spacing w:after="0" w:line="240" w:lineRule="auto"/>
+            </w:pPr>
+            <w:r>
+              <w:t xml:space="preserve">Automation bias</w:t>
+            </w:r>
+          </w:p>
+        </w:tc>
+        <w:tc>
+          <w:tcPr>
+            <w:tcW w:w="6160" w:type="dxa"/>
+          </w:tcPr>
+          <w:p>
+            <w:pPr>
+              <w:spacing w:after="0" w:line="240" w:lineRule="auto"/>
+            </w:pPr>
+            <w:r>
+              <w:t xml:space="preserve">Mandatory citations, status badges (refused, conflict, unverified), shadow-mode rollout</w:t>
+            </w:r>
+          </w:p>
+        </w:tc>
+      </w:tr>
+      <w:tr>
+        <w:trPr>
+          <w:cantSplit/>
+        </w:trPr>
+        <w:tc>
+          <w:tcPr>
+            <w:tcW w:w="3200" w:type="dxa"/>
           </w:tcPr>
           <w:p>
             <w:pPr>
@@ -6194,45 +6391,76 @@
         </w:tc>
         <w:tc>
           <w:tcPr>
-            <w:tcW w:w="5960" w:type="dxa"/>
-          </w:tcPr>
-          <w:p>
-            <w:pPr>
-              <w:spacing w:after="0" w:line="240" w:lineRule="auto"/>
-            </w:pPr>
-            <w:r>
-              <w:t xml:space="preserve">Pre-build content audit (see Knowledge Base &amp; Data); flag conflicts with citations; “last reviewed” metadata on each document</w:t>
-            </w:r>
-          </w:p>
-        </w:tc>
-      </w:tr>
-      <w:tr>
-        <w:trPr>
-          <w:cantSplit/>
-        </w:trPr>
-        <w:tc>
-          <w:tcPr>
-            <w:tcW w:w="3400" w:type="dxa"/>
-          </w:tcPr>
-          <w:p>
-            <w:pPr>
-              <w:spacing w:after="0" w:line="240" w:lineRule="auto"/>
-            </w:pPr>
-            <w:r>
-              <w:t xml:space="preserve">LLM cost growth at scale</w:t>
-            </w:r>
-          </w:p>
-        </w:tc>
-        <w:tc>
-          <w:tcPr>
-            <w:tcW w:w="5960" w:type="dxa"/>
-          </w:tcPr>
-          <w:p>
-            <w:pPr>
-              <w:spacing w:after="0" w:line="240" w:lineRule="auto"/>
-            </w:pPr>
-            <w:r>
-              <w:t xml:space="preserve">Track cost per query; cache frequent static answers; evaluate smaller models for routing</w:t>
+            <w:tcW w:w="6160" w:type="dxa"/>
+          </w:tcPr>
+          <w:p>
+            <w:pPr>
+              <w:spacing w:after="0" w:line="240" w:lineRule="auto"/>
+            </w:pPr>
+            <w:r>
+              <w:t xml:space="preserve">Content audit; conflict status with both sources cited; policy owner resolves the underlying conflict</w:t>
+            </w:r>
+          </w:p>
+        </w:tc>
+      </w:tr>
+      <w:tr>
+        <w:trPr>
+          <w:cantSplit/>
+        </w:trPr>
+        <w:tc>
+          <w:tcPr>
+            <w:tcW w:w="3200" w:type="dxa"/>
+          </w:tcPr>
+          <w:p>
+            <w:pPr>
+              <w:spacing w:after="0" w:line="240" w:lineRule="auto"/>
+            </w:pPr>
+            <w:r>
+              <w:t xml:space="preserve">LLM cost growth</w:t>
+            </w:r>
+          </w:p>
+        </w:tc>
+        <w:tc>
+          <w:tcPr>
+            <w:tcW w:w="6160" w:type="dxa"/>
+          </w:tcPr>
+          <w:p>
+            <w:pPr>
+              <w:spacing w:after="0" w:line="240" w:lineRule="auto"/>
+            </w:pPr>
+            <w:r>
+              <w:t xml:space="preserve">Measured: about $0.0004 per answered question; no LLM for real-time answers; tiered routing saves about 25% of router calls; budget alerts and tokens-per-minute caps</w:t>
+            </w:r>
+          </w:p>
+        </w:tc>
+      </w:tr>
+      <w:tr>
+        <w:trPr>
+          <w:cantSplit/>
+        </w:trPr>
+        <w:tc>
+          <w:tcPr>
+            <w:tcW w:w="3200" w:type="dxa"/>
+          </w:tcPr>
+          <w:p>
+            <w:pPr>
+              <w:spacing w:after="0" w:line="240" w:lineRule="auto"/>
+            </w:pPr>
+            <w:r>
+              <w:t xml:space="preserve">Leaked API key</w:t>
+            </w:r>
+          </w:p>
+        </w:tc>
+        <w:tc>
+          <w:tcPr>
+            <w:tcW w:w="6160" w:type="dxa"/>
+          </w:tcPr>
+          <w:p>
+            <w:pPr>
+              <w:spacing w:after="0" w:line="240" w:lineRule="auto"/>
+            </w:pPr>
+            <w:r>
+              <w:t xml:space="preserve">Keys only in Codespaces secrets, never in code; budget alerts; key can be rotated in minutes</w:t>
             </w:r>
           </w:p>
         </w:tc>
@@ -6274,7 +6502,7 @@
         <w:spacing w:after="60"/>
       </w:pPr>
       <w:r>
-        <w:t xml:space="preserve">Should hybrid answers show the static and real-time parts separately, or blended into one response?</w:t>
+        <w:t xml:space="preserve">Who defines Essential Plus coverage, so the content gap behind K1 can be closed?</w:t>
       </w:r>
     </w:p>
     <w:p>
@@ -6287,7 +6515,7 @@
         <w:spacing w:after="60"/>
       </w:pPr>
       <w:r>
-        <w:t xml:space="preserve">What confidence threshold balances useful answers against unnecessary refusals?</w:t>
+        <w:t xml:space="preserve">Should “not listed for a model” be stated to dealers as “not compatible”? (catalog owner decision)</w:t>
       </w:r>
     </w:p>
     <w:p>
@@ -6300,7 +6528,7 @@
         <w:spacing w:after="60"/>
       </w:pPr>
       <w:r>
-        <w:t xml:space="preserve">Which escalation path should agents follow when ARAG says “I don't know”?</w:t>
+        <w:t xml:space="preserve">Should hybrid answers show the static and real-time parts separately, or blended into one response?</w:t>
       </w:r>
     </w:p>
     <w:p>
@@ -6313,7 +6541,20 @@
         <w:spacing w:after="60"/>
       </w:pPr>
       <w:r>
-        <w:t xml:space="preserve">Who resolves the content conflicts found in the audit (e.g. floor-mat returns), and by when?</w:t>
+        <w:t xml:space="preserve">Which escalation path should agents follow when ARAG refuses or flags a conflict?</w:t>
+      </w:r>
+    </w:p>
+    <w:p>
+      <w:pPr>
+        <w:pStyle w:val="ListParagraph"/>
+        <w:numPr>
+          <w:ilvl w:val="0"/>
+          <w:numId w:val="2"/>
+        </w:numPr>
+        <w:spacing w:after="60"/>
+      </w:pPr>
+      <w:r>
+        <w:t xml:space="preserve">Who resolves the content conflicts found in the audit (floor mats, special-order parts), and by when?</w:t>
       </w:r>
     </w:p>
     <w:p>
@@ -6333,7 +6574,7 @@
           <w:i/>
           <w:iCs/>
         </w:rPr>
-        <w:t xml:space="preserve">Local phase results (3 October 2026): keyword retrieval, rule-based routing and a stub generator, with no LLM. Metrics that need an LLM are measured in the cloud phase.</w:t>
+        <w:t xml:space="preserve">Final v1.0 results (8 October 2026): Azure OpenAI, vector retrieval, tiered router. Test set of 42 questions plus a 15-question router held-out set. LLM metrics are shown as a range where they varied between runs; counts are given because one question moves a percentage by 3–7 points.</w:t>
       </w:r>
     </w:p>
     <w:p>
@@ -6365,10 +6606,10 @@
         <w:tblLook w:val="04A0" w:firstRow="1" w:lastRow="0" w:firstColumn="1" w:lastColumn="0" w:noHBand="0" w:noVBand="1"/>
       </w:tblPr>
       <w:tblGrid>
-        <w:gridCol w:w="2700"/>
-        <w:gridCol w:w="1200"/>
-        <w:gridCol w:w="2860"/>
         <w:gridCol w:w="2600"/>
+        <w:gridCol w:w="1000"/>
+        <w:gridCol w:w="3960"/>
+        <w:gridCol w:w="1800"/>
       </w:tblGrid>
       <w:tr>
         <w:trPr>
@@ -6376,7 +6617,7 @@
         </w:trPr>
         <w:tc>
           <w:tcPr>
-            <w:tcW w:w="2700" w:type="dxa"/>
+            <w:tcW w:w="2600" w:type="dxa"/>
             <w:shd w:val="clear" w:color="auto" w:fill="E8EEF4"/>
           </w:tcPr>
           <w:p>
@@ -6396,7 +6637,7 @@
         </w:tc>
         <w:tc>
           <w:tcPr>
-            <w:tcW w:w="1200" w:type="dxa"/>
+            <w:tcW w:w="1000" w:type="dxa"/>
             <w:shd w:val="clear" w:color="auto" w:fill="E8EEF4"/>
           </w:tcPr>
           <w:p>
@@ -6416,7 +6657,7 @@
         </w:tc>
         <w:tc>
           <w:tcPr>
-            <w:tcW w:w="2860" w:type="dxa"/>
+            <w:tcW w:w="3960" w:type="dxa"/>
             <w:shd w:val="clear" w:color="auto" w:fill="E8EEF4"/>
           </w:tcPr>
           <w:p>
@@ -6430,13 +6671,13 @@
                 <w:sz w:val="19"/>
                 <w:szCs w:val="19"/>
               </w:rPr>
-              <w:t xml:space="preserve">Actual (local baseline)</w:t>
-            </w:r>
-          </w:p>
-        </w:tc>
-        <w:tc>
-          <w:tcPr>
-            <w:tcW w:w="2600" w:type="dxa"/>
+              <w:t xml:space="preserve">v1.0 result</w:t>
+            </w:r>
+          </w:p>
+        </w:tc>
+        <w:tc>
+          <w:tcPr>
+            <w:tcW w:w="1800" w:type="dxa"/>
             <w:shd w:val="clear" w:color="auto" w:fill="E8EEF4"/>
           </w:tcPr>
           <w:p>
@@ -6461,7 +6702,7 @@
         </w:trPr>
         <w:tc>
           <w:tcPr>
-            <w:tcW w:w="2700" w:type="dxa"/>
+            <w:tcW w:w="2600" w:type="dxa"/>
           </w:tcPr>
           <w:p>
             <w:pPr>
@@ -6478,7 +6719,7 @@
         </w:tc>
         <w:tc>
           <w:tcPr>
-            <w:tcW w:w="1200" w:type="dxa"/>
+            <w:tcW w:w="1000" w:type="dxa"/>
           </w:tcPr>
           <w:p>
             <w:pPr>
@@ -6495,21 +6736,43 @@
         </w:tc>
         <w:tc>
           <w:tcPr>
-            <w:tcW w:w="2860" w:type="dxa"/>
-          </w:tcPr>
-          <w:p>
-            <w:pPr>
-              <w:spacing w:after="0" w:line="240" w:lineRule="auto"/>
-            </w:pPr>
-            <w:r>
-              <w:rPr>
-                <w:sz w:val="19"/>
-                <w:szCs w:val="19"/>
-              </w:rPr>
-              <w:t xml:space="preserve">90% (BM25, 20 labeled queries)</w:t>
-            </w:r>
-          </w:p>
-        </w:tc>
+            <w:tcW w:w="3960" w:type="dxa"/>
+          </w:tcPr>
+          <w:p>
+            <w:pPr>
+              <w:spacing w:after="0" w:line="240" w:lineRule="auto"/>
+            </w:pPr>
+            <w:r>
+              <w:rPr>
+                <w:sz w:val="19"/>
+                <w:szCs w:val="19"/>
+              </w:rPr>
+              <w:t xml:space="preserve">100% (vector, 22 queries); BM25 91%, hybrid 96%</w:t>
+            </w:r>
+          </w:p>
+        </w:tc>
+        <w:tc>
+          <w:tcPr>
+            <w:tcW w:w="1800" w:type="dxa"/>
+          </w:tcPr>
+          <w:p>
+            <w:pPr>
+              <w:spacing w:after="0" w:line="240" w:lineRule="auto"/>
+            </w:pPr>
+            <w:r>
+              <w:rPr>
+                <w:sz w:val="19"/>
+                <w:szCs w:val="19"/>
+              </w:rPr>
+              <w:t xml:space="preserve">Met</w:t>
+            </w:r>
+          </w:p>
+        </w:tc>
+      </w:tr>
+      <w:tr>
+        <w:trPr>
+          <w:cantSplit/>
+        </w:trPr>
         <w:tc>
           <w:tcPr>
             <w:tcW w:w="2600" w:type="dxa"/>
@@ -6523,6 +6786,130 @@
                 <w:sz w:val="19"/>
                 <w:szCs w:val="19"/>
               </w:rPr>
+              <w:t xml:space="preserve">Chunk hit@3 / MRR</w:t>
+            </w:r>
+          </w:p>
+        </w:tc>
+        <w:tc>
+          <w:tcPr>
+            <w:tcW w:w="1000" w:type="dxa"/>
+          </w:tcPr>
+          <w:p>
+            <w:pPr>
+              <w:spacing w:after="0" w:line="240" w:lineRule="auto"/>
+            </w:pPr>
+            <w:r>
+              <w:rPr>
+                <w:sz w:val="19"/>
+                <w:szCs w:val="19"/>
+              </w:rPr>
+              <w:t xml:space="preserve">—</w:t>
+            </w:r>
+          </w:p>
+        </w:tc>
+        <w:tc>
+          <w:tcPr>
+            <w:tcW w:w="3960" w:type="dxa"/>
+          </w:tcPr>
+          <w:p>
+            <w:pPr>
+              <w:spacing w:after="0" w:line="240" w:lineRule="auto"/>
+            </w:pPr>
+            <w:r>
+              <w:rPr>
+                <w:sz w:val="19"/>
+                <w:szCs w:val="19"/>
+              </w:rPr>
+              <w:t xml:space="preserve">100% / 0.98 (vector)</w:t>
+            </w:r>
+          </w:p>
+        </w:tc>
+        <w:tc>
+          <w:tcPr>
+            <w:tcW w:w="1800" w:type="dxa"/>
+          </w:tcPr>
+          <w:p>
+            <w:pPr>
+              <w:spacing w:after="0" w:line="240" w:lineRule="auto"/>
+            </w:pPr>
+            <w:r>
+              <w:rPr>
+                <w:sz w:val="19"/>
+                <w:szCs w:val="19"/>
+              </w:rPr>
+              <w:t xml:space="preserve">—</w:t>
+            </w:r>
+          </w:p>
+        </w:tc>
+      </w:tr>
+      <w:tr>
+        <w:trPr>
+          <w:cantSplit/>
+        </w:trPr>
+        <w:tc>
+          <w:tcPr>
+            <w:tcW w:w="2600" w:type="dxa"/>
+          </w:tcPr>
+          <w:p>
+            <w:pPr>
+              <w:spacing w:after="0" w:line="240" w:lineRule="auto"/>
+            </w:pPr>
+            <w:r>
+              <w:rPr>
+                <w:sz w:val="19"/>
+                <w:szCs w:val="19"/>
+              </w:rPr>
+              <w:t xml:space="preserve">Routing accuracy: main set</w:t>
+            </w:r>
+          </w:p>
+        </w:tc>
+        <w:tc>
+          <w:tcPr>
+            <w:tcW w:w="1000" w:type="dxa"/>
+          </w:tcPr>
+          <w:p>
+            <w:pPr>
+              <w:spacing w:after="0" w:line="240" w:lineRule="auto"/>
+            </w:pPr>
+            <w:r>
+              <w:rPr>
+                <w:sz w:val="19"/>
+                <w:szCs w:val="19"/>
+              </w:rPr>
+              <w:t xml:space="preserve">≥90%</w:t>
+            </w:r>
+          </w:p>
+        </w:tc>
+        <w:tc>
+          <w:tcPr>
+            <w:tcW w:w="3960" w:type="dxa"/>
+          </w:tcPr>
+          <w:p>
+            <w:pPr>
+              <w:spacing w:after="0" w:line="240" w:lineRule="auto"/>
+            </w:pPr>
+            <w:r>
+              <w:rPr>
+                <w:sz w:val="19"/>
+                <w:szCs w:val="19"/>
+              </w:rPr>
+              <w:t xml:space="preserve">100% (42/42), all three routers</w:t>
+            </w:r>
+          </w:p>
+        </w:tc>
+        <w:tc>
+          <w:tcPr>
+            <w:tcW w:w="1800" w:type="dxa"/>
+          </w:tcPr>
+          <w:p>
+            <w:pPr>
+              <w:spacing w:after="0" w:line="240" w:lineRule="auto"/>
+            </w:pPr>
+            <w:r>
+              <w:rPr>
+                <w:sz w:val="19"/>
+                <w:szCs w:val="19"/>
+              </w:rPr>
               <w:t xml:space="preserve">Met</w:t>
             </w:r>
           </w:p>
@@ -6534,24 +6921,97 @@
         </w:trPr>
         <w:tc>
           <w:tcPr>
-            <w:tcW w:w="2700" w:type="dxa"/>
-          </w:tcPr>
-          <w:p>
-            <w:pPr>
-              <w:spacing w:after="0" w:line="240" w:lineRule="auto"/>
-            </w:pPr>
-            <w:r>
-              <w:rPr>
-                <w:sz w:val="19"/>
-                <w:szCs w:val="19"/>
-              </w:rPr>
-              <w:t xml:space="preserve">Chunk hit@3 / MRR</w:t>
-            </w:r>
-          </w:p>
-        </w:tc>
-        <w:tc>
-          <w:tcPr>
-            <w:tcW w:w="1200" w:type="dxa"/>
+            <w:tcW w:w="2600" w:type="dxa"/>
+          </w:tcPr>
+          <w:p>
+            <w:pPr>
+              <w:spacing w:after="0" w:line="240" w:lineRule="auto"/>
+            </w:pPr>
+            <w:r>
+              <w:rPr>
+                <w:sz w:val="19"/>
+                <w:szCs w:val="19"/>
+              </w:rPr>
+              <w:t xml:space="preserve">Routing accuracy: held-out</w:t>
+            </w:r>
+          </w:p>
+        </w:tc>
+        <w:tc>
+          <w:tcPr>
+            <w:tcW w:w="1000" w:type="dxa"/>
+          </w:tcPr>
+          <w:p>
+            <w:pPr>
+              <w:spacing w:after="0" w:line="240" w:lineRule="auto"/>
+            </w:pPr>
+            <w:r>
+              <w:rPr>
+                <w:sz w:val="19"/>
+                <w:szCs w:val="19"/>
+              </w:rPr>
+              <w:t xml:space="preserve">≥90%</w:t>
+            </w:r>
+          </w:p>
+        </w:tc>
+        <w:tc>
+          <w:tcPr>
+            <w:tcW w:w="3960" w:type="dxa"/>
+          </w:tcPr>
+          <w:p>
+            <w:pPr>
+              <w:spacing w:after="0" w:line="240" w:lineRule="auto"/>
+            </w:pPr>
+            <w:r>
+              <w:rPr>
+                <w:sz w:val="19"/>
+                <w:szCs w:val="19"/>
+              </w:rPr>
+              <w:t xml:space="preserve">100% (15/15) LLM and tiered; rules 80%</w:t>
+            </w:r>
+          </w:p>
+        </w:tc>
+        <w:tc>
+          <w:tcPr>
+            <w:tcW w:w="1800" w:type="dxa"/>
+          </w:tcPr>
+          <w:p>
+            <w:pPr>
+              <w:spacing w:after="0" w:line="240" w:lineRule="auto"/>
+            </w:pPr>
+            <w:r>
+              <w:rPr>
+                <w:sz w:val="19"/>
+                <w:szCs w:val="19"/>
+              </w:rPr>
+              <w:t xml:space="preserve">Met</w:t>
+            </w:r>
+          </w:p>
+        </w:tc>
+      </w:tr>
+      <w:tr>
+        <w:trPr>
+          <w:cantSplit/>
+        </w:trPr>
+        <w:tc>
+          <w:tcPr>
+            <w:tcW w:w="2600" w:type="dxa"/>
+          </w:tcPr>
+          <w:p>
+            <w:pPr>
+              <w:spacing w:after="0" w:line="240" w:lineRule="auto"/>
+            </w:pPr>
+            <w:r>
+              <w:rPr>
+                <w:sz w:val="19"/>
+                <w:szCs w:val="19"/>
+              </w:rPr>
+              <w:t xml:space="preserve">Entity extraction</w:t>
+            </w:r>
+          </w:p>
+        </w:tc>
+        <w:tc>
+          <w:tcPr>
+            <w:tcW w:w="1000" w:type="dxa"/>
           </w:tcPr>
           <w:p>
             <w:pPr>
@@ -6568,21 +7028,43 @@
         </w:tc>
         <w:tc>
           <w:tcPr>
-            <w:tcW w:w="2860" w:type="dxa"/>
-          </w:tcPr>
-          <w:p>
-            <w:pPr>
-              <w:spacing w:after="0" w:line="240" w:lineRule="auto"/>
-            </w:pPr>
-            <w:r>
-              <w:rPr>
-                <w:sz w:val="19"/>
-                <w:szCs w:val="19"/>
-              </w:rPr>
-              <w:t xml:space="preserve">90% / 0.82</w:t>
-            </w:r>
-          </w:p>
-        </w:tc>
+            <w:tcW w:w="3960" w:type="dxa"/>
+          </w:tcPr>
+          <w:p>
+            <w:pPr>
+              <w:spacing w:after="0" w:line="240" w:lineRule="auto"/>
+            </w:pPr>
+            <w:r>
+              <w:rPr>
+                <w:sz w:val="19"/>
+                <w:szCs w:val="19"/>
+              </w:rPr>
+              <w:t xml:space="preserve">100% (regex)</w:t>
+            </w:r>
+          </w:p>
+        </w:tc>
+        <w:tc>
+          <w:tcPr>
+            <w:tcW w:w="1800" w:type="dxa"/>
+          </w:tcPr>
+          <w:p>
+            <w:pPr>
+              <w:spacing w:after="0" w:line="240" w:lineRule="auto"/>
+            </w:pPr>
+            <w:r>
+              <w:rPr>
+                <w:sz w:val="19"/>
+                <w:szCs w:val="19"/>
+              </w:rPr>
+              <w:t xml:space="preserve">Met</w:t>
+            </w:r>
+          </w:p>
+        </w:tc>
+      </w:tr>
+      <w:tr>
+        <w:trPr>
+          <w:cantSplit/>
+        </w:trPr>
         <w:tc>
           <w:tcPr>
             <w:tcW w:w="2600" w:type="dxa"/>
@@ -6596,66 +7078,66 @@
                 <w:sz w:val="19"/>
                 <w:szCs w:val="19"/>
               </w:rPr>
-              <w:t xml:space="preserve">Baseline recorded</w:t>
-            </w:r>
-          </w:p>
-        </w:tc>
-      </w:tr>
-      <w:tr>
-        <w:trPr>
-          <w:cantSplit/>
-        </w:trPr>
-        <w:tc>
-          <w:tcPr>
-            <w:tcW w:w="2700" w:type="dxa"/>
-          </w:tcPr>
-          <w:p>
-            <w:pPr>
-              <w:spacing w:after="0" w:line="240" w:lineRule="auto"/>
-            </w:pPr>
-            <w:r>
-              <w:rPr>
-                <w:sz w:val="19"/>
-                <w:szCs w:val="19"/>
-              </w:rPr>
-              <w:t xml:space="preserve">Routing accuracy: main test set</w:t>
-            </w:r>
-          </w:p>
-        </w:tc>
-        <w:tc>
-          <w:tcPr>
-            <w:tcW w:w="1200" w:type="dxa"/>
-          </w:tcPr>
-          <w:p>
-            <w:pPr>
-              <w:spacing w:after="0" w:line="240" w:lineRule="auto"/>
-            </w:pPr>
-            <w:r>
-              <w:rPr>
-                <w:sz w:val="19"/>
-                <w:szCs w:val="19"/>
-              </w:rPr>
-              <w:t xml:space="preserve">≥90%</w:t>
-            </w:r>
-          </w:p>
-        </w:tc>
-        <w:tc>
-          <w:tcPr>
-            <w:tcW w:w="2860" w:type="dxa"/>
-          </w:tcPr>
-          <w:p>
-            <w:pPr>
-              <w:spacing w:after="0" w:line="240" w:lineRule="auto"/>
-            </w:pPr>
-            <w:r>
-              <w:rPr>
-                <w:sz w:val="19"/>
-                <w:szCs w:val="19"/>
-              </w:rPr>
-              <w:t xml:space="preserve">100% (rules, 40 queries)</w:t>
-            </w:r>
-          </w:p>
-        </w:tc>
+              <w:t xml:space="preserve">Answer correctness</w:t>
+            </w:r>
+          </w:p>
+        </w:tc>
+        <w:tc>
+          <w:tcPr>
+            <w:tcW w:w="1000" w:type="dxa"/>
+          </w:tcPr>
+          <w:p>
+            <w:pPr>
+              <w:spacing w:after="0" w:line="240" w:lineRule="auto"/>
+            </w:pPr>
+            <w:r>
+              <w:rPr>
+                <w:sz w:val="19"/>
+                <w:szCs w:val="19"/>
+              </w:rPr>
+              <w:t xml:space="preserve">≥85%</w:t>
+            </w:r>
+          </w:p>
+        </w:tc>
+        <w:tc>
+          <w:tcPr>
+            <w:tcW w:w="3960" w:type="dxa"/>
+          </w:tcPr>
+          <w:p>
+            <w:pPr>
+              <w:spacing w:after="0" w:line="240" w:lineRule="auto"/>
+            </w:pPr>
+            <w:r>
+              <w:rPr>
+                <w:sz w:val="19"/>
+                <w:szCs w:val="19"/>
+              </w:rPr>
+              <w:t xml:space="preserve">96% (LLM-judged, spot-checked; one judge false fail found)</w:t>
+            </w:r>
+          </w:p>
+        </w:tc>
+        <w:tc>
+          <w:tcPr>
+            <w:tcW w:w="1800" w:type="dxa"/>
+          </w:tcPr>
+          <w:p>
+            <w:pPr>
+              <w:spacing w:after="0" w:line="240" w:lineRule="auto"/>
+            </w:pPr>
+            <w:r>
+              <w:rPr>
+                <w:sz w:val="19"/>
+                <w:szCs w:val="19"/>
+              </w:rPr>
+              <w:t xml:space="preserve">Met</w:t>
+            </w:r>
+          </w:p>
+        </w:tc>
+      </w:tr>
+      <w:tr>
+        <w:trPr>
+          <w:cantSplit/>
+        </w:trPr>
         <w:tc>
           <w:tcPr>
             <w:tcW w:w="2600" w:type="dxa"/>
@@ -6669,66 +7151,66 @@
                 <w:sz w:val="19"/>
                 <w:szCs w:val="19"/>
               </w:rPr>
-              <w:t xml:space="preserve">Met, but rules were written against this set</w:t>
-            </w:r>
-          </w:p>
-        </w:tc>
-      </w:tr>
-      <w:tr>
-        <w:trPr>
-          <w:cantSplit/>
-        </w:trPr>
-        <w:tc>
-          <w:tcPr>
-            <w:tcW w:w="2700" w:type="dxa"/>
-          </w:tcPr>
-          <w:p>
-            <w:pPr>
-              <w:spacing w:after="0" w:line="240" w:lineRule="auto"/>
-            </w:pPr>
-            <w:r>
-              <w:rPr>
-                <w:sz w:val="19"/>
-                <w:szCs w:val="19"/>
-              </w:rPr>
-              <w:t xml:space="preserve">Routing accuracy: held-out set</w:t>
-            </w:r>
-          </w:p>
-        </w:tc>
-        <w:tc>
-          <w:tcPr>
-            <w:tcW w:w="1200" w:type="dxa"/>
-          </w:tcPr>
-          <w:p>
-            <w:pPr>
-              <w:spacing w:after="0" w:line="240" w:lineRule="auto"/>
-            </w:pPr>
-            <w:r>
-              <w:rPr>
-                <w:sz w:val="19"/>
-                <w:szCs w:val="19"/>
-              </w:rPr>
-              <w:t xml:space="preserve">≥90%</w:t>
-            </w:r>
-          </w:p>
-        </w:tc>
-        <w:tc>
-          <w:tcPr>
-            <w:tcW w:w="2860" w:type="dxa"/>
-          </w:tcPr>
-          <w:p>
-            <w:pPr>
-              <w:spacing w:after="0" w:line="240" w:lineRule="auto"/>
-            </w:pPr>
-            <w:r>
-              <w:rPr>
-                <w:sz w:val="19"/>
-                <w:szCs w:val="19"/>
-              </w:rPr>
-              <w:t xml:space="preserve">80% (rules, 15 new queries)</w:t>
-            </w:r>
-          </w:p>
-        </w:tc>
+              <w:t xml:space="preserve">Citation coverage</w:t>
+            </w:r>
+          </w:p>
+        </w:tc>
+        <w:tc>
+          <w:tcPr>
+            <w:tcW w:w="1000" w:type="dxa"/>
+          </w:tcPr>
+          <w:p>
+            <w:pPr>
+              <w:spacing w:after="0" w:line="240" w:lineRule="auto"/>
+            </w:pPr>
+            <w:r>
+              <w:rPr>
+                <w:sz w:val="19"/>
+                <w:szCs w:val="19"/>
+              </w:rPr>
+              <w:t xml:space="preserve">100%</w:t>
+            </w:r>
+          </w:p>
+        </w:tc>
+        <w:tc>
+          <w:tcPr>
+            <w:tcW w:w="3960" w:type="dxa"/>
+          </w:tcPr>
+          <w:p>
+            <w:pPr>
+              <w:spacing w:after="0" w:line="240" w:lineRule="auto"/>
+            </w:pPr>
+            <w:r>
+              <w:rPr>
+                <w:sz w:val="19"/>
+                <w:szCs w:val="19"/>
+              </w:rPr>
+              <w:t xml:space="preserve">100%</w:t>
+            </w:r>
+          </w:p>
+        </w:tc>
+        <w:tc>
+          <w:tcPr>
+            <w:tcW w:w="1800" w:type="dxa"/>
+          </w:tcPr>
+          <w:p>
+            <w:pPr>
+              <w:spacing w:after="0" w:line="240" w:lineRule="auto"/>
+            </w:pPr>
+            <w:r>
+              <w:rPr>
+                <w:sz w:val="19"/>
+                <w:szCs w:val="19"/>
+              </w:rPr>
+              <w:t xml:space="preserve">Met</w:t>
+            </w:r>
+          </w:p>
+        </w:tc>
+      </w:tr>
+      <w:tr>
+        <w:trPr>
+          <w:cantSplit/>
+        </w:trPr>
         <w:tc>
           <w:tcPr>
             <w:tcW w:w="2600" w:type="dxa"/>
@@ -6742,35 +7224,13 @@
                 <w:sz w:val="19"/>
                 <w:szCs w:val="19"/>
               </w:rPr>
-              <w:t xml:space="preserve">Below target; LLM router planned</w:t>
-            </w:r>
-          </w:p>
-        </w:tc>
-      </w:tr>
-      <w:tr>
-        <w:trPr>
-          <w:cantSplit/>
-        </w:trPr>
-        <w:tc>
-          <w:tcPr>
-            <w:tcW w:w="2700" w:type="dxa"/>
-          </w:tcPr>
-          <w:p>
-            <w:pPr>
-              <w:spacing w:after="0" w:line="240" w:lineRule="auto"/>
-            </w:pPr>
-            <w:r>
-              <w:rPr>
-                <w:sz w:val="19"/>
-                <w:szCs w:val="19"/>
-              </w:rPr>
-              <w:t xml:space="preserve">Entity extraction</w:t>
-            </w:r>
-          </w:p>
-        </w:tc>
-        <w:tc>
-          <w:tcPr>
-            <w:tcW w:w="1200" w:type="dxa"/>
+              <w:t xml:space="preserve">Conflicts flagged</w:t>
+            </w:r>
+          </w:p>
+        </w:tc>
+        <w:tc>
+          <w:tcPr>
+            <w:tcW w:w="1000" w:type="dxa"/>
           </w:tcPr>
           <w:p>
             <w:pPr>
@@ -6787,21 +7247,43 @@
         </w:tc>
         <w:tc>
           <w:tcPr>
-            <w:tcW w:w="2860" w:type="dxa"/>
-          </w:tcPr>
-          <w:p>
-            <w:pPr>
-              <w:spacing w:after="0" w:line="240" w:lineRule="auto"/>
-            </w:pPr>
-            <w:r>
-              <w:rPr>
-                <w:sz w:val="19"/>
-                <w:szCs w:val="19"/>
-              </w:rPr>
-              <w:t xml:space="preserve">100% (15 IDs main set; 7 held-out)</w:t>
-            </w:r>
-          </w:p>
-        </w:tc>
+            <w:tcW w:w="3960" w:type="dxa"/>
+          </w:tcPr>
+          <w:p>
+            <w:pPr>
+              <w:spacing w:after="0" w:line="240" w:lineRule="auto"/>
+            </w:pPr>
+            <w:r>
+              <w:rPr>
+                <w:sz w:val="19"/>
+                <w:szCs w:val="19"/>
+              </w:rPr>
+              <w:t xml:space="preserve">100% (2/2: floor mats, special-order parts)</w:t>
+            </w:r>
+          </w:p>
+        </w:tc>
+        <w:tc>
+          <w:tcPr>
+            <w:tcW w:w="1800" w:type="dxa"/>
+          </w:tcPr>
+          <w:p>
+            <w:pPr>
+              <w:spacing w:after="0" w:line="240" w:lineRule="auto"/>
+            </w:pPr>
+            <w:r>
+              <w:rPr>
+                <w:sz w:val="19"/>
+                <w:szCs w:val="19"/>
+              </w:rPr>
+              <w:t xml:space="preserve">Met</w:t>
+            </w:r>
+          </w:p>
+        </w:tc>
+      </w:tr>
+      <w:tr>
+        <w:trPr>
+          <w:cantSplit/>
+        </w:trPr>
         <w:tc>
           <w:tcPr>
             <w:tcW w:w="2600" w:type="dxa"/>
@@ -6815,6 +7297,203 @@
                 <w:sz w:val="19"/>
                 <w:szCs w:val="19"/>
               </w:rPr>
+              <w:t xml:space="preserve">Refusal correctness</w:t>
+            </w:r>
+          </w:p>
+        </w:tc>
+        <w:tc>
+          <w:tcPr>
+            <w:tcW w:w="1000" w:type="dxa"/>
+          </w:tcPr>
+          <w:p>
+            <w:pPr>
+              <w:spacing w:after="0" w:line="240" w:lineRule="auto"/>
+            </w:pPr>
+            <w:r>
+              <w:rPr>
+                <w:sz w:val="19"/>
+                <w:szCs w:val="19"/>
+              </w:rPr>
+              <w:t xml:space="preserve">100%</w:t>
+            </w:r>
+          </w:p>
+        </w:tc>
+        <w:tc>
+          <w:tcPr>
+            <w:tcW w:w="3960" w:type="dxa"/>
+          </w:tcPr>
+          <w:p>
+            <w:pPr>
+              <w:spacing w:after="0" w:line="240" w:lineRule="auto"/>
+            </w:pPr>
+            <w:r>
+              <w:rPr>
+                <w:sz w:val="19"/>
+                <w:szCs w:val="19"/>
+              </w:rPr>
+              <w:t xml:space="preserve">93–97% across runs</w:t>
+            </w:r>
+          </w:p>
+        </w:tc>
+        <w:tc>
+          <w:tcPr>
+            <w:tcW w:w="1800" w:type="dxa"/>
+          </w:tcPr>
+          <w:p>
+            <w:pPr>
+              <w:spacing w:after="0" w:line="240" w:lineRule="auto"/>
+            </w:pPr>
+            <w:r>
+              <w:rPr>
+                <w:sz w:val="19"/>
+                <w:szCs w:val="19"/>
+              </w:rPr>
+              <w:t xml:space="preserve">Below → K1, K3</w:t>
+            </w:r>
+          </w:p>
+        </w:tc>
+      </w:tr>
+      <w:tr>
+        <w:trPr>
+          <w:cantSplit/>
+        </w:trPr>
+        <w:tc>
+          <w:tcPr>
+            <w:tcW w:w="2600" w:type="dxa"/>
+          </w:tcPr>
+          <w:p>
+            <w:pPr>
+              <w:spacing w:after="0" w:line="240" w:lineRule="auto"/>
+            </w:pPr>
+            <w:r>
+              <w:rPr>
+                <w:sz w:val="19"/>
+                <w:szCs w:val="19"/>
+              </w:rPr>
+              <w:t xml:space="preserve">Consistency (same question, 3 runs)</w:t>
+            </w:r>
+          </w:p>
+        </w:tc>
+        <w:tc>
+          <w:tcPr>
+            <w:tcW w:w="1000" w:type="dxa"/>
+          </w:tcPr>
+          <w:p>
+            <w:pPr>
+              <w:spacing w:after="0" w:line="240" w:lineRule="auto"/>
+            </w:pPr>
+            <w:r>
+              <w:rPr>
+                <w:sz w:val="19"/>
+                <w:szCs w:val="19"/>
+              </w:rPr>
+              <w:t xml:space="preserve">≥95%</w:t>
+            </w:r>
+          </w:p>
+        </w:tc>
+        <w:tc>
+          <w:tcPr>
+            <w:tcW w:w="3960" w:type="dxa"/>
+          </w:tcPr>
+          <w:p>
+            <w:pPr>
+              <w:spacing w:after="0" w:line="240" w:lineRule="auto"/>
+            </w:pPr>
+            <w:r>
+              <w:rPr>
+                <w:sz w:val="19"/>
+                <w:szCs w:val="19"/>
+              </w:rPr>
+              <w:t xml:space="preserve">90% (26/29 identical status and sources)</w:t>
+            </w:r>
+          </w:p>
+        </w:tc>
+        <w:tc>
+          <w:tcPr>
+            <w:tcW w:w="1800" w:type="dxa"/>
+          </w:tcPr>
+          <w:p>
+            <w:pPr>
+              <w:spacing w:after="0" w:line="240" w:lineRule="auto"/>
+            </w:pPr>
+            <w:r>
+              <w:rPr>
+                <w:sz w:val="19"/>
+                <w:szCs w:val="19"/>
+              </w:rPr>
+              <w:t xml:space="preserve">Below → K3, K4</w:t>
+            </w:r>
+          </w:p>
+        </w:tc>
+      </w:tr>
+      <w:tr>
+        <w:trPr>
+          <w:cantSplit/>
+        </w:trPr>
+        <w:tc>
+          <w:tcPr>
+            <w:tcW w:w="2600" w:type="dxa"/>
+          </w:tcPr>
+          <w:p>
+            <w:pPr>
+              <w:spacing w:after="0" w:line="240" w:lineRule="auto"/>
+            </w:pPr>
+            <w:r>
+              <w:rPr>
+                <w:sz w:val="19"/>
+                <w:szCs w:val="19"/>
+              </w:rPr>
+              <w:t xml:space="preserve">Latency p90</w:t>
+            </w:r>
+          </w:p>
+        </w:tc>
+        <w:tc>
+          <w:tcPr>
+            <w:tcW w:w="1000" w:type="dxa"/>
+          </w:tcPr>
+          <w:p>
+            <w:pPr>
+              <w:spacing w:after="0" w:line="240" w:lineRule="auto"/>
+            </w:pPr>
+            <w:r>
+              <w:rPr>
+                <w:sz w:val="19"/>
+                <w:szCs w:val="19"/>
+              </w:rPr>
+              <w:t xml:space="preserve">&lt;5s</w:t>
+            </w:r>
+          </w:p>
+        </w:tc>
+        <w:tc>
+          <w:tcPr>
+            <w:tcW w:w="3960" w:type="dxa"/>
+          </w:tcPr>
+          <w:p>
+            <w:pPr>
+              <w:spacing w:after="0" w:line="240" w:lineRule="auto"/>
+            </w:pPr>
+            <w:r>
+              <w:rPr>
+                <w:sz w:val="19"/>
+                <w:szCs w:val="19"/>
+              </w:rPr>
+              <w:t xml:space="preserve">2.9–3.2 s</w:t>
+            </w:r>
+          </w:p>
+        </w:tc>
+        <w:tc>
+          <w:tcPr>
+            <w:tcW w:w="1800" w:type="dxa"/>
+          </w:tcPr>
+          <w:p>
+            <w:pPr>
+              <w:spacing w:after="0" w:line="240" w:lineRule="auto"/>
+            </w:pPr>
+            <w:r>
+              <w:rPr>
+                <w:sz w:val="19"/>
+                <w:szCs w:val="19"/>
+              </w:rPr>
               <w:t xml:space="preserve">Met</w:t>
             </w:r>
           </w:p>
@@ -6826,57 +7505,6 @@
         </w:trPr>
         <w:tc>
           <w:tcPr>
-            <w:tcW w:w="2700" w:type="dxa"/>
-          </w:tcPr>
-          <w:p>
-            <w:pPr>
-              <w:spacing w:after="0" w:line="240" w:lineRule="auto"/>
-            </w:pPr>
-            <w:r>
-              <w:rPr>
-                <w:sz w:val="19"/>
-                <w:szCs w:val="19"/>
-              </w:rPr>
-              <w:t xml:space="preserve">Answer correctness</w:t>
-            </w:r>
-          </w:p>
-        </w:tc>
-        <w:tc>
-          <w:tcPr>
-            <w:tcW w:w="1200" w:type="dxa"/>
-          </w:tcPr>
-          <w:p>
-            <w:pPr>
-              <w:spacing w:after="0" w:line="240" w:lineRule="auto"/>
-            </w:pPr>
-            <w:r>
-              <w:rPr>
-                <w:sz w:val="19"/>
-                <w:szCs w:val="19"/>
-              </w:rPr>
-              <w:t xml:space="preserve">≥85%</w:t>
-            </w:r>
-          </w:p>
-        </w:tc>
-        <w:tc>
-          <w:tcPr>
-            <w:tcW w:w="2860" w:type="dxa"/>
-          </w:tcPr>
-          <w:p>
-            <w:pPr>
-              <w:spacing w:after="0" w:line="240" w:lineRule="auto"/>
-            </w:pPr>
-            <w:r>
-              <w:rPr>
-                <w:sz w:val="19"/>
-                <w:szCs w:val="19"/>
-              </w:rPr>
-              <w:t xml:space="preserve">Not yet measured</w:t>
-            </w:r>
-          </w:p>
-        </w:tc>
-        <w:tc>
-          <w:tcPr>
             <w:tcW w:w="2600" w:type="dxa"/>
           </w:tcPr>
           <w:p>
@@ -6888,35 +7516,307 @@
                 <w:sz w:val="19"/>
                 <w:szCs w:val="19"/>
               </w:rPr>
-              <w:t xml:space="preserve">Needs LLM generator</w:t>
-            </w:r>
-          </w:p>
-        </w:tc>
-      </w:tr>
-      <w:tr>
-        <w:trPr>
-          <w:cantSplit/>
-        </w:trPr>
-        <w:tc>
-          <w:tcPr>
-            <w:tcW w:w="2700" w:type="dxa"/>
-          </w:tcPr>
-          <w:p>
-            <w:pPr>
-              <w:spacing w:after="0" w:line="240" w:lineRule="auto"/>
-            </w:pPr>
-            <w:r>
-              <w:rPr>
-                <w:sz w:val="19"/>
-                <w:szCs w:val="19"/>
-              </w:rPr>
-              <w:t xml:space="preserve">Citation coverage</w:t>
-            </w:r>
-          </w:p>
-        </w:tc>
-        <w:tc>
-          <w:tcPr>
-            <w:tcW w:w="1200" w:type="dxa"/>
+              <w:t xml:space="preserve">Cost per answered question</w:t>
+            </w:r>
+          </w:p>
+        </w:tc>
+        <w:tc>
+          <w:tcPr>
+            <w:tcW w:w="1000" w:type="dxa"/>
+          </w:tcPr>
+          <w:p>
+            <w:pPr>
+              <w:spacing w:after="0" w:line="240" w:lineRule="auto"/>
+            </w:pPr>
+            <w:r>
+              <w:rPr>
+                <w:sz w:val="19"/>
+                <w:szCs w:val="19"/>
+              </w:rPr>
+              <w:t xml:space="preserve">—</w:t>
+            </w:r>
+          </w:p>
+        </w:tc>
+        <w:tc>
+          <w:tcPr>
+            <w:tcW w:w="3960" w:type="dxa"/>
+          </w:tcPr>
+          <w:p>
+            <w:pPr>
+              <w:spacing w:after="0" w:line="240" w:lineRule="auto"/>
+            </w:pPr>
+            <w:r>
+              <w:rPr>
+                <w:sz w:val="19"/>
+                <w:szCs w:val="19"/>
+              </w:rPr>
+              <w:t xml:space="preserve">≈ $0.0004 (estimate); full evaluation run ≈ $0.02</w:t>
+            </w:r>
+          </w:p>
+        </w:tc>
+        <w:tc>
+          <w:tcPr>
+            <w:tcW w:w="1800" w:type="dxa"/>
+          </w:tcPr>
+          <w:p>
+            <w:pPr>
+              <w:spacing w:after="0" w:line="240" w:lineRule="auto"/>
+            </w:pPr>
+            <w:r>
+              <w:rPr>
+                <w:sz w:val="19"/>
+                <w:szCs w:val="19"/>
+              </w:rPr>
+              <w:t xml:space="preserve">—</w:t>
+            </w:r>
+          </w:p>
+        </w:tc>
+      </w:tr>
+      <w:tr>
+        <w:trPr>
+          <w:cantSplit/>
+        </w:trPr>
+        <w:tc>
+          <w:tcPr>
+            <w:tcW w:w="2600" w:type="dxa"/>
+          </w:tcPr>
+          <w:p>
+            <w:pPr>
+              <w:spacing w:after="0" w:line="240" w:lineRule="auto"/>
+            </w:pPr>
+            <w:r>
+              <w:rPr>
+                <w:sz w:val="19"/>
+                <w:szCs w:val="19"/>
+              </w:rPr>
+              <w:t xml:space="preserve">Handle time reduction</w:t>
+            </w:r>
+          </w:p>
+        </w:tc>
+        <w:tc>
+          <w:tcPr>
+            <w:tcW w:w="1000" w:type="dxa"/>
+          </w:tcPr>
+          <w:p>
+            <w:pPr>
+              <w:spacing w:after="0" w:line="240" w:lineRule="auto"/>
+            </w:pPr>
+            <w:r>
+              <w:rPr>
+                <w:sz w:val="19"/>
+                <w:szCs w:val="19"/>
+              </w:rPr>
+              <w:t xml:space="preserve">≥30%</w:t>
+            </w:r>
+          </w:p>
+        </w:tc>
+        <w:tc>
+          <w:tcPr>
+            <w:tcW w:w="3960" w:type="dxa"/>
+          </w:tcPr>
+          <w:p>
+            <w:pPr>
+              <w:spacing w:after="0" w:line="240" w:lineRule="auto"/>
+            </w:pPr>
+            <w:r>
+              <w:rPr>
+                <w:sz w:val="19"/>
+                <w:szCs w:val="19"/>
+              </w:rPr>
+              <w:t xml:space="preserve">Not measurable offline</w:t>
+            </w:r>
+          </w:p>
+        </w:tc>
+        <w:tc>
+          <w:tcPr>
+            <w:tcW w:w="1800" w:type="dxa"/>
+          </w:tcPr>
+          <w:p>
+            <w:pPr>
+              <w:spacing w:after="0" w:line="240" w:lineRule="auto"/>
+            </w:pPr>
+            <w:r>
+              <w:rPr>
+                <w:sz w:val="19"/>
+                <w:szCs w:val="19"/>
+              </w:rPr>
+              <w:t xml:space="preserve">Shadow mode</w:t>
+            </w:r>
+          </w:p>
+        </w:tc>
+      </w:tr>
+    </w:tbl>
+    <w:p>
+      <w:pPr>
+        <w:spacing w:after="0"/>
+      </w:pPr>
+    </w:p>
+    <w:p>
+      <w:pPr>
+        <w:pStyle w:val="Heading2"/>
+      </w:pPr>
+      <w:r>
+        <w:t xml:space="preserve">Component Comparisons</w:t>
+      </w:r>
+    </w:p>
+    <w:tbl>
+      <w:tblPr>
+        <w:tblW w:w="9360" w:type="dxa"/>
+        <w:tblBorders>
+          <w:top w:val="single" w:sz="4" w:space="0" w:color="BFBFBF"/>
+          <w:left w:val="single" w:sz="4" w:space="0" w:color="BFBFBF"/>
+          <w:bottom w:val="single" w:sz="4" w:space="0" w:color="BFBFBF"/>
+          <w:right w:val="single" w:sz="4" w:space="0" w:color="BFBFBF"/>
+          <w:insideH w:val="single" w:sz="4" w:space="0" w:color="BFBFBF"/>
+          <w:insideV w:val="single" w:sz="4" w:space="0" w:color="BFBFBF"/>
+        </w:tblBorders>
+        <w:tblLayout w:type="fixed"/>
+        <w:tblCellMar>
+          <w:top w:w="60" w:type="dxa"/>
+          <w:left w:w="100" w:type="dxa"/>
+          <w:bottom w:w="60" w:type="dxa"/>
+          <w:right w:w="100" w:type="dxa"/>
+        </w:tblCellMar>
+        <w:tblLook w:val="04A0" w:firstRow="1" w:lastRow="0" w:firstColumn="1" w:lastColumn="0" w:noHBand="0" w:noVBand="1"/>
+      </w:tblPr>
+      <w:tblGrid>
+        <w:gridCol w:w="3360"/>
+        <w:gridCol w:w="1500"/>
+        <w:gridCol w:w="1500"/>
+        <w:gridCol w:w="1500"/>
+        <w:gridCol w:w="1500"/>
+      </w:tblGrid>
+      <w:tr>
+        <w:trPr>
+          <w:tblHeader/>
+        </w:trPr>
+        <w:tc>
+          <w:tcPr>
+            <w:tcW w:w="3360" w:type="dxa"/>
+            <w:shd w:val="clear" w:color="auto" w:fill="E8EEF4"/>
+          </w:tcPr>
+          <w:p>
+            <w:pPr>
+              <w:spacing w:after="0" w:line="240" w:lineRule="auto"/>
+            </w:pPr>
+            <w:r>
+              <w:rPr>
+                <w:b/>
+                <w:bCs/>
+                <w:sz w:val="19"/>
+                <w:szCs w:val="19"/>
+              </w:rPr>
+              <w:t xml:space="preserve">Retriever (22 queries)</w:t>
+            </w:r>
+          </w:p>
+        </w:tc>
+        <w:tc>
+          <w:tcPr>
+            <w:tcW w:w="1500" w:type="dxa"/>
+            <w:shd w:val="clear" w:color="auto" w:fill="E8EEF4"/>
+          </w:tcPr>
+          <w:p>
+            <w:pPr>
+              <w:spacing w:after="0" w:line="240" w:lineRule="auto"/>
+            </w:pPr>
+            <w:r>
+              <w:rPr>
+                <w:b/>
+                <w:bCs/>
+                <w:sz w:val="19"/>
+                <w:szCs w:val="19"/>
+              </w:rPr>
+              <w:t xml:space="preserve">Doc hit@3</w:t>
+            </w:r>
+          </w:p>
+        </w:tc>
+        <w:tc>
+          <w:tcPr>
+            <w:tcW w:w="1500" w:type="dxa"/>
+            <w:shd w:val="clear" w:color="auto" w:fill="E8EEF4"/>
+          </w:tcPr>
+          <w:p>
+            <w:pPr>
+              <w:spacing w:after="0" w:line="240" w:lineRule="auto"/>
+            </w:pPr>
+            <w:r>
+              <w:rPr>
+                <w:b/>
+                <w:bCs/>
+                <w:sz w:val="19"/>
+                <w:szCs w:val="19"/>
+              </w:rPr>
+              <w:t xml:space="preserve">Chunk hit@3</w:t>
+            </w:r>
+          </w:p>
+        </w:tc>
+        <w:tc>
+          <w:tcPr>
+            <w:tcW w:w="1500" w:type="dxa"/>
+            <w:shd w:val="clear" w:color="auto" w:fill="E8EEF4"/>
+          </w:tcPr>
+          <w:p>
+            <w:pPr>
+              <w:spacing w:after="0" w:line="240" w:lineRule="auto"/>
+            </w:pPr>
+            <w:r>
+              <w:rPr>
+                <w:b/>
+                <w:bCs/>
+                <w:sz w:val="19"/>
+                <w:szCs w:val="19"/>
+              </w:rPr>
+              <w:t xml:space="preserve">Recall@3</w:t>
+            </w:r>
+          </w:p>
+        </w:tc>
+        <w:tc>
+          <w:tcPr>
+            <w:tcW w:w="1500" w:type="dxa"/>
+            <w:shd w:val="clear" w:color="auto" w:fill="E8EEF4"/>
+          </w:tcPr>
+          <w:p>
+            <w:pPr>
+              <w:spacing w:after="0" w:line="240" w:lineRule="auto"/>
+            </w:pPr>
+            <w:r>
+              <w:rPr>
+                <w:b/>
+                <w:bCs/>
+                <w:sz w:val="19"/>
+                <w:szCs w:val="19"/>
+              </w:rPr>
+              <w:t xml:space="preserve">MRR</w:t>
+            </w:r>
+          </w:p>
+        </w:tc>
+      </w:tr>
+      <w:tr>
+        <w:trPr>
+          <w:cantSplit/>
+        </w:trPr>
+        <w:tc>
+          <w:tcPr>
+            <w:tcW w:w="3360" w:type="dxa"/>
+          </w:tcPr>
+          <w:p>
+            <w:pPr>
+              <w:spacing w:after="0" w:line="240" w:lineRule="auto"/>
+            </w:pPr>
+            <w:r>
+              <w:rPr>
+                <w:b/>
+                <w:bCs/>
+                <w:sz w:val="19"/>
+                <w:szCs w:val="19"/>
+              </w:rPr>
+              <w:t xml:space="preserve">Vector (chosen)</w:t>
+            </w:r>
+          </w:p>
+        </w:tc>
+        <w:tc>
+          <w:tcPr>
+            <w:tcW w:w="1500" w:type="dxa"/>
           </w:tcPr>
           <w:p>
             <w:pPr>
@@ -6933,63 +7833,7 @@
         </w:tc>
         <w:tc>
           <w:tcPr>
-            <w:tcW w:w="2860" w:type="dxa"/>
-          </w:tcPr>
-          <w:p>
-            <w:pPr>
-              <w:spacing w:after="0" w:line="240" w:lineRule="auto"/>
-            </w:pPr>
-            <w:r>
-              <w:rPr>
-                <w:sz w:val="19"/>
-                <w:szCs w:val="19"/>
-              </w:rPr>
-              <w:t xml:space="preserve">Sources shown on every static answer</w:t>
-            </w:r>
-          </w:p>
-        </w:tc>
-        <w:tc>
-          <w:tcPr>
-            <w:tcW w:w="2600" w:type="dxa"/>
-          </w:tcPr>
-          <w:p>
-            <w:pPr>
-              <w:spacing w:after="0" w:line="240" w:lineRule="auto"/>
-            </w:pPr>
-            <w:r>
-              <w:rPr>
-                <w:sz w:val="19"/>
-                <w:szCs w:val="19"/>
-              </w:rPr>
-              <w:t xml:space="preserve">Support check needs LLM</w:t>
-            </w:r>
-          </w:p>
-        </w:tc>
-      </w:tr>
-      <w:tr>
-        <w:trPr>
-          <w:cantSplit/>
-        </w:trPr>
-        <w:tc>
-          <w:tcPr>
-            <w:tcW w:w="2700" w:type="dxa"/>
-          </w:tcPr>
-          <w:p>
-            <w:pPr>
-              <w:spacing w:after="0" w:line="240" w:lineRule="auto"/>
-            </w:pPr>
-            <w:r>
-              <w:rPr>
-                <w:sz w:val="19"/>
-                <w:szCs w:val="19"/>
-              </w:rPr>
-              <w:t xml:space="preserve">Refusal correctness</w:t>
-            </w:r>
-          </w:p>
-        </w:tc>
-        <w:tc>
-          <w:tcPr>
-            <w:tcW w:w="1200" w:type="dxa"/>
+            <w:tcW w:w="1500" w:type="dxa"/>
           </w:tcPr>
           <w:p>
             <w:pPr>
@@ -7006,181 +7850,625 @@
         </w:tc>
         <w:tc>
           <w:tcPr>
-            <w:tcW w:w="2860" w:type="dxa"/>
-          </w:tcPr>
-          <w:p>
-            <w:pPr>
-              <w:spacing w:after="0" w:line="240" w:lineRule="auto"/>
-            </w:pPr>
-            <w:r>
-              <w:rPr>
-                <w:sz w:val="19"/>
-                <w:szCs w:val="19"/>
-              </w:rPr>
-              <w:t xml:space="preserve">Not yet measured</w:t>
-            </w:r>
-          </w:p>
-        </w:tc>
-        <w:tc>
-          <w:tcPr>
-            <w:tcW w:w="2600" w:type="dxa"/>
-          </w:tcPr>
-          <w:p>
-            <w:pPr>
-              <w:spacing w:after="0" w:line="240" w:lineRule="auto"/>
-            </w:pPr>
-            <w:r>
-              <w:rPr>
-                <w:sz w:val="19"/>
-                <w:szCs w:val="19"/>
-              </w:rPr>
-              <w:t xml:space="preserve">Needs LLM; threshold alone insufficient</w:t>
-            </w:r>
-          </w:p>
-        </w:tc>
-      </w:tr>
-      <w:tr>
-        <w:trPr>
-          <w:cantSplit/>
-        </w:trPr>
-        <w:tc>
-          <w:tcPr>
-            <w:tcW w:w="2700" w:type="dxa"/>
-          </w:tcPr>
-          <w:p>
-            <w:pPr>
-              <w:spacing w:after="0" w:line="240" w:lineRule="auto"/>
-            </w:pPr>
-            <w:r>
-              <w:rPr>
-                <w:sz w:val="19"/>
-                <w:szCs w:val="19"/>
-              </w:rPr>
-              <w:t xml:space="preserve">Latency</w:t>
-            </w:r>
-          </w:p>
-        </w:tc>
-        <w:tc>
-          <w:tcPr>
-            <w:tcW w:w="1200" w:type="dxa"/>
-          </w:tcPr>
-          <w:p>
-            <w:pPr>
-              <w:spacing w:after="0" w:line="240" w:lineRule="auto"/>
-            </w:pPr>
-            <w:r>
-              <w:rPr>
-                <w:sz w:val="19"/>
-                <w:szCs w:val="19"/>
-              </w:rPr>
-              <w:t xml:space="preserve">&lt;5s (p90)</w:t>
-            </w:r>
-          </w:p>
-        </w:tc>
-        <w:tc>
-          <w:tcPr>
-            <w:tcW w:w="2860" w:type="dxa"/>
-          </w:tcPr>
-          <w:p>
-            <w:pPr>
-              <w:spacing w:after="0" w:line="240" w:lineRule="auto"/>
-            </w:pPr>
-            <w:r>
-              <w:rPr>
-                <w:sz w:val="19"/>
-                <w:szCs w:val="19"/>
-              </w:rPr>
-              <w:t xml:space="preserve">~20 ms per query observed locally</w:t>
-            </w:r>
-          </w:p>
-        </w:tc>
-        <w:tc>
-          <w:tcPr>
-            <w:tcW w:w="2600" w:type="dxa"/>
-          </w:tcPr>
-          <w:p>
-            <w:pPr>
-              <w:spacing w:after="0" w:line="240" w:lineRule="auto"/>
-            </w:pPr>
-            <w:r>
-              <w:rPr>
-                <w:sz w:val="19"/>
-                <w:szCs w:val="19"/>
-              </w:rPr>
-              <w:t xml:space="preserve">Re-measure with LLM</w:t>
-            </w:r>
-          </w:p>
-        </w:tc>
-      </w:tr>
-      <w:tr>
-        <w:trPr>
-          <w:cantSplit/>
-        </w:trPr>
-        <w:tc>
-          <w:tcPr>
-            <w:tcW w:w="2700" w:type="dxa"/>
-          </w:tcPr>
-          <w:p>
-            <w:pPr>
-              <w:spacing w:after="0" w:line="240" w:lineRule="auto"/>
-            </w:pPr>
-            <w:r>
-              <w:rPr>
-                <w:sz w:val="19"/>
-                <w:szCs w:val="19"/>
-              </w:rPr>
-              <w:t xml:space="preserve">Handle time reduction (simulated)</w:t>
-            </w:r>
-          </w:p>
-        </w:tc>
-        <w:tc>
-          <w:tcPr>
-            <w:tcW w:w="1200" w:type="dxa"/>
-          </w:tcPr>
-          <w:p>
-            <w:pPr>
-              <w:spacing w:after="0" w:line="240" w:lineRule="auto"/>
-            </w:pPr>
-            <w:r>
-              <w:rPr>
-                <w:sz w:val="19"/>
-                <w:szCs w:val="19"/>
-              </w:rPr>
-              <w:t xml:space="preserve">≥30%</w:t>
-            </w:r>
-          </w:p>
-        </w:tc>
-        <w:tc>
-          <w:tcPr>
-            <w:tcW w:w="2860" w:type="dxa"/>
-          </w:tcPr>
-          <w:p>
-            <w:pPr>
-              <w:spacing w:after="0" w:line="240" w:lineRule="auto"/>
-            </w:pPr>
-            <w:r>
-              <w:rPr>
-                <w:sz w:val="19"/>
-                <w:szCs w:val="19"/>
-              </w:rPr>
-              <w:t xml:space="preserve">Not yet measured</w:t>
-            </w:r>
-          </w:p>
-        </w:tc>
-        <w:tc>
-          <w:tcPr>
-            <w:tcW w:w="2600" w:type="dxa"/>
-          </w:tcPr>
-          <w:p>
-            <w:pPr>
-              <w:spacing w:after="0" w:line="240" w:lineRule="auto"/>
-            </w:pPr>
-            <w:r>
-              <w:rPr>
-                <w:sz w:val="19"/>
-                <w:szCs w:val="19"/>
-              </w:rPr>
-              <w:t xml:space="preserve">After LLM answers</w:t>
+            <w:tcW w:w="1500" w:type="dxa"/>
+          </w:tcPr>
+          <w:p>
+            <w:pPr>
+              <w:spacing w:after="0" w:line="240" w:lineRule="auto"/>
+            </w:pPr>
+            <w:r>
+              <w:rPr>
+                <w:sz w:val="19"/>
+                <w:szCs w:val="19"/>
+              </w:rPr>
+              <w:t xml:space="preserve">96%</w:t>
+            </w:r>
+          </w:p>
+        </w:tc>
+        <w:tc>
+          <w:tcPr>
+            <w:tcW w:w="1500" w:type="dxa"/>
+          </w:tcPr>
+          <w:p>
+            <w:pPr>
+              <w:spacing w:after="0" w:line="240" w:lineRule="auto"/>
+            </w:pPr>
+            <w:r>
+              <w:rPr>
+                <w:sz w:val="19"/>
+                <w:szCs w:val="19"/>
+              </w:rPr>
+              <w:t xml:space="preserve">0.98</w:t>
+            </w:r>
+          </w:p>
+        </w:tc>
+      </w:tr>
+      <w:tr>
+        <w:trPr>
+          <w:cantSplit/>
+        </w:trPr>
+        <w:tc>
+          <w:tcPr>
+            <w:tcW w:w="3360" w:type="dxa"/>
+          </w:tcPr>
+          <w:p>
+            <w:pPr>
+              <w:spacing w:after="0" w:line="240" w:lineRule="auto"/>
+            </w:pPr>
+            <w:r>
+              <w:rPr>
+                <w:sz w:val="19"/>
+                <w:szCs w:val="19"/>
+              </w:rPr>
+              <w:t xml:space="preserve">Hybrid (BM25 + vector, RRF)</w:t>
+            </w:r>
+          </w:p>
+        </w:tc>
+        <w:tc>
+          <w:tcPr>
+            <w:tcW w:w="1500" w:type="dxa"/>
+          </w:tcPr>
+          <w:p>
+            <w:pPr>
+              <w:spacing w:after="0" w:line="240" w:lineRule="auto"/>
+            </w:pPr>
+            <w:r>
+              <w:rPr>
+                <w:sz w:val="19"/>
+                <w:szCs w:val="19"/>
+              </w:rPr>
+              <w:t xml:space="preserve">96%</w:t>
+            </w:r>
+          </w:p>
+        </w:tc>
+        <w:tc>
+          <w:tcPr>
+            <w:tcW w:w="1500" w:type="dxa"/>
+          </w:tcPr>
+          <w:p>
+            <w:pPr>
+              <w:spacing w:after="0" w:line="240" w:lineRule="auto"/>
+            </w:pPr>
+            <w:r>
+              <w:rPr>
+                <w:sz w:val="19"/>
+                <w:szCs w:val="19"/>
+              </w:rPr>
+              <w:t xml:space="preserve">91%</w:t>
+            </w:r>
+          </w:p>
+        </w:tc>
+        <w:tc>
+          <w:tcPr>
+            <w:tcW w:w="1500" w:type="dxa"/>
+          </w:tcPr>
+          <w:p>
+            <w:pPr>
+              <w:spacing w:after="0" w:line="240" w:lineRule="auto"/>
+            </w:pPr>
+            <w:r>
+              <w:rPr>
+                <w:sz w:val="19"/>
+                <w:szCs w:val="19"/>
+              </w:rPr>
+              <w:t xml:space="preserve">91%</w:t>
+            </w:r>
+          </w:p>
+        </w:tc>
+        <w:tc>
+          <w:tcPr>
+            <w:tcW w:w="1500" w:type="dxa"/>
+          </w:tcPr>
+          <w:p>
+            <w:pPr>
+              <w:spacing w:after="0" w:line="240" w:lineRule="auto"/>
+            </w:pPr>
+            <w:r>
+              <w:rPr>
+                <w:sz w:val="19"/>
+                <w:szCs w:val="19"/>
+              </w:rPr>
+              <w:t xml:space="preserve">0.88</w:t>
+            </w:r>
+          </w:p>
+        </w:tc>
+      </w:tr>
+      <w:tr>
+        <w:trPr>
+          <w:cantSplit/>
+        </w:trPr>
+        <w:tc>
+          <w:tcPr>
+            <w:tcW w:w="3360" w:type="dxa"/>
+          </w:tcPr>
+          <w:p>
+            <w:pPr>
+              <w:spacing w:after="0" w:line="240" w:lineRule="auto"/>
+            </w:pPr>
+            <w:r>
+              <w:rPr>
+                <w:sz w:val="19"/>
+                <w:szCs w:val="19"/>
+              </w:rPr>
+              <w:t xml:space="preserve">BM25 keyword</w:t>
+            </w:r>
+          </w:p>
+        </w:tc>
+        <w:tc>
+          <w:tcPr>
+            <w:tcW w:w="1500" w:type="dxa"/>
+          </w:tcPr>
+          <w:p>
+            <w:pPr>
+              <w:spacing w:after="0" w:line="240" w:lineRule="auto"/>
+            </w:pPr>
+            <w:r>
+              <w:rPr>
+                <w:sz w:val="19"/>
+                <w:szCs w:val="19"/>
+              </w:rPr>
+              <w:t xml:space="preserve">91%</w:t>
+            </w:r>
+          </w:p>
+        </w:tc>
+        <w:tc>
+          <w:tcPr>
+            <w:tcW w:w="1500" w:type="dxa"/>
+          </w:tcPr>
+          <w:p>
+            <w:pPr>
+              <w:spacing w:after="0" w:line="240" w:lineRule="auto"/>
+            </w:pPr>
+            <w:r>
+              <w:rPr>
+                <w:sz w:val="19"/>
+                <w:szCs w:val="19"/>
+              </w:rPr>
+              <w:t xml:space="preserve">91%</w:t>
+            </w:r>
+          </w:p>
+        </w:tc>
+        <w:tc>
+          <w:tcPr>
+            <w:tcW w:w="1500" w:type="dxa"/>
+          </w:tcPr>
+          <w:p>
+            <w:pPr>
+              <w:spacing w:after="0" w:line="240" w:lineRule="auto"/>
+            </w:pPr>
+            <w:r>
+              <w:rPr>
+                <w:sz w:val="19"/>
+                <w:szCs w:val="19"/>
+              </w:rPr>
+              <w:t xml:space="preserve">89%</w:t>
+            </w:r>
+          </w:p>
+        </w:tc>
+        <w:tc>
+          <w:tcPr>
+            <w:tcW w:w="1500" w:type="dxa"/>
+          </w:tcPr>
+          <w:p>
+            <w:pPr>
+              <w:spacing w:after="0" w:line="240" w:lineRule="auto"/>
+            </w:pPr>
+            <w:r>
+              <w:rPr>
+                <w:sz w:val="19"/>
+                <w:szCs w:val="19"/>
+              </w:rPr>
+              <w:t xml:space="preserve">0.84</w:t>
+            </w:r>
+          </w:p>
+        </w:tc>
+      </w:tr>
+    </w:tbl>
+    <w:p>
+      <w:pPr>
+        <w:spacing w:after="0"/>
+      </w:pPr>
+    </w:p>
+    <w:tbl>
+      <w:tblPr>
+        <w:tblW w:w="9360" w:type="dxa"/>
+        <w:tblBorders>
+          <w:top w:val="single" w:sz="4" w:space="0" w:color="BFBFBF"/>
+          <w:left w:val="single" w:sz="4" w:space="0" w:color="BFBFBF"/>
+          <w:bottom w:val="single" w:sz="4" w:space="0" w:color="BFBFBF"/>
+          <w:right w:val="single" w:sz="4" w:space="0" w:color="BFBFBF"/>
+          <w:insideH w:val="single" w:sz="4" w:space="0" w:color="BFBFBF"/>
+          <w:insideV w:val="single" w:sz="4" w:space="0" w:color="BFBFBF"/>
+        </w:tblBorders>
+        <w:tblLayout w:type="fixed"/>
+        <w:tblCellMar>
+          <w:top w:w="60" w:type="dxa"/>
+          <w:left w:w="100" w:type="dxa"/>
+          <w:bottom w:w="60" w:type="dxa"/>
+          <w:right w:w="100" w:type="dxa"/>
+        </w:tblCellMar>
+        <w:tblLook w:val="04A0" w:firstRow="1" w:lastRow="0" w:firstColumn="1" w:lastColumn="0" w:noHBand="0" w:noVBand="1"/>
+      </w:tblPr>
+      <w:tblGrid>
+        <w:gridCol w:w="2560"/>
+        <w:gridCol w:w="1700"/>
+        <w:gridCol w:w="1700"/>
+        <w:gridCol w:w="1700"/>
+        <w:gridCol w:w="1700"/>
+      </w:tblGrid>
+      <w:tr>
+        <w:trPr>
+          <w:tblHeader/>
+        </w:trPr>
+        <w:tc>
+          <w:tcPr>
+            <w:tcW w:w="2560" w:type="dxa"/>
+            <w:shd w:val="clear" w:color="auto" w:fill="E8EEF4"/>
+          </w:tcPr>
+          <w:p>
+            <w:pPr>
+              <w:spacing w:after="0" w:line="240" w:lineRule="auto"/>
+            </w:pPr>
+            <w:r>
+              <w:rPr>
+                <w:b/>
+                <w:bCs/>
+                <w:sz w:val="19"/>
+                <w:szCs w:val="19"/>
+              </w:rPr>
+              <w:t xml:space="preserve">Router</w:t>
+            </w:r>
+          </w:p>
+        </w:tc>
+        <w:tc>
+          <w:tcPr>
+            <w:tcW w:w="1700" w:type="dxa"/>
+            <w:shd w:val="clear" w:color="auto" w:fill="E8EEF4"/>
+          </w:tcPr>
+          <w:p>
+            <w:pPr>
+              <w:spacing w:after="0" w:line="240" w:lineRule="auto"/>
+            </w:pPr>
+            <w:r>
+              <w:rPr>
+                <w:b/>
+                <w:bCs/>
+                <w:sz w:val="19"/>
+                <w:szCs w:val="19"/>
+              </w:rPr>
+              <w:t xml:space="preserve">Main set (42)</w:t>
+            </w:r>
+          </w:p>
+        </w:tc>
+        <w:tc>
+          <w:tcPr>
+            <w:tcW w:w="1700" w:type="dxa"/>
+            <w:shd w:val="clear" w:color="auto" w:fill="E8EEF4"/>
+          </w:tcPr>
+          <w:p>
+            <w:pPr>
+              <w:spacing w:after="0" w:line="240" w:lineRule="auto"/>
+            </w:pPr>
+            <w:r>
+              <w:rPr>
+                <w:b/>
+                <w:bCs/>
+                <w:sz w:val="19"/>
+                <w:szCs w:val="19"/>
+              </w:rPr>
+              <w:t xml:space="preserve">Held-out (15)</w:t>
+            </w:r>
+          </w:p>
+        </w:tc>
+        <w:tc>
+          <w:tcPr>
+            <w:tcW w:w="1700" w:type="dxa"/>
+            <w:shd w:val="clear" w:color="auto" w:fill="E8EEF4"/>
+          </w:tcPr>
+          <w:p>
+            <w:pPr>
+              <w:spacing w:after="0" w:line="240" w:lineRule="auto"/>
+            </w:pPr>
+            <w:r>
+              <w:rPr>
+                <w:b/>
+                <w:bCs/>
+                <w:sz w:val="19"/>
+                <w:szCs w:val="19"/>
+              </w:rPr>
+              <w:t xml:space="preserve">LLM calls</w:t>
+            </w:r>
+          </w:p>
+        </w:tc>
+        <w:tc>
+          <w:tcPr>
+            <w:tcW w:w="1700" w:type="dxa"/>
+            <w:shd w:val="clear" w:color="auto" w:fill="E8EEF4"/>
+          </w:tcPr>
+          <w:p>
+            <w:pPr>
+              <w:spacing w:after="0" w:line="240" w:lineRule="auto"/>
+            </w:pPr>
+            <w:r>
+              <w:rPr>
+                <w:b/>
+                <w:bCs/>
+                <w:sz w:val="19"/>
+                <w:szCs w:val="19"/>
+              </w:rPr>
+              <w:t xml:space="preserve">Tokens</w:t>
+            </w:r>
+          </w:p>
+        </w:tc>
+      </w:tr>
+      <w:tr>
+        <w:trPr>
+          <w:cantSplit/>
+        </w:trPr>
+        <w:tc>
+          <w:tcPr>
+            <w:tcW w:w="2560" w:type="dxa"/>
+          </w:tcPr>
+          <w:p>
+            <w:pPr>
+              <w:spacing w:after="0" w:line="240" w:lineRule="auto"/>
+            </w:pPr>
+            <w:r>
+              <w:rPr>
+                <w:sz w:val="19"/>
+                <w:szCs w:val="19"/>
+              </w:rPr>
+              <w:t xml:space="preserve">Rules</w:t>
+            </w:r>
+          </w:p>
+        </w:tc>
+        <w:tc>
+          <w:tcPr>
+            <w:tcW w:w="1700" w:type="dxa"/>
+          </w:tcPr>
+          <w:p>
+            <w:pPr>
+              <w:spacing w:after="0" w:line="240" w:lineRule="auto"/>
+            </w:pPr>
+            <w:r>
+              <w:rPr>
+                <w:sz w:val="19"/>
+                <w:szCs w:val="19"/>
+              </w:rPr>
+              <w:t xml:space="preserve">100%</w:t>
+            </w:r>
+          </w:p>
+        </w:tc>
+        <w:tc>
+          <w:tcPr>
+            <w:tcW w:w="1700" w:type="dxa"/>
+          </w:tcPr>
+          <w:p>
+            <w:pPr>
+              <w:spacing w:after="0" w:line="240" w:lineRule="auto"/>
+            </w:pPr>
+            <w:r>
+              <w:rPr>
+                <w:sz w:val="19"/>
+                <w:szCs w:val="19"/>
+              </w:rPr>
+              <w:t xml:space="preserve">80%</w:t>
+            </w:r>
+          </w:p>
+        </w:tc>
+        <w:tc>
+          <w:tcPr>
+            <w:tcW w:w="1700" w:type="dxa"/>
+          </w:tcPr>
+          <w:p>
+            <w:pPr>
+              <w:spacing w:after="0" w:line="240" w:lineRule="auto"/>
+            </w:pPr>
+            <w:r>
+              <w:rPr>
+                <w:sz w:val="19"/>
+                <w:szCs w:val="19"/>
+              </w:rPr>
+              <w:t xml:space="preserve">0</w:t>
+            </w:r>
+          </w:p>
+        </w:tc>
+        <w:tc>
+          <w:tcPr>
+            <w:tcW w:w="1700" w:type="dxa"/>
+          </w:tcPr>
+          <w:p>
+            <w:pPr>
+              <w:spacing w:after="0" w:line="240" w:lineRule="auto"/>
+            </w:pPr>
+            <w:r>
+              <w:rPr>
+                <w:sz w:val="19"/>
+                <w:szCs w:val="19"/>
+              </w:rPr>
+              <w:t xml:space="preserve">0</w:t>
+            </w:r>
+          </w:p>
+        </w:tc>
+      </w:tr>
+      <w:tr>
+        <w:trPr>
+          <w:cantSplit/>
+        </w:trPr>
+        <w:tc>
+          <w:tcPr>
+            <w:tcW w:w="2560" w:type="dxa"/>
+          </w:tcPr>
+          <w:p>
+            <w:pPr>
+              <w:spacing w:after="0" w:line="240" w:lineRule="auto"/>
+            </w:pPr>
+            <w:r>
+              <w:rPr>
+                <w:sz w:val="19"/>
+                <w:szCs w:val="19"/>
+              </w:rPr>
+              <w:t xml:space="preserve">LLM</w:t>
+            </w:r>
+          </w:p>
+        </w:tc>
+        <w:tc>
+          <w:tcPr>
+            <w:tcW w:w="1700" w:type="dxa"/>
+          </w:tcPr>
+          <w:p>
+            <w:pPr>
+              <w:spacing w:after="0" w:line="240" w:lineRule="auto"/>
+            </w:pPr>
+            <w:r>
+              <w:rPr>
+                <w:sz w:val="19"/>
+                <w:szCs w:val="19"/>
+              </w:rPr>
+              <w:t xml:space="preserve">100%</w:t>
+            </w:r>
+          </w:p>
+        </w:tc>
+        <w:tc>
+          <w:tcPr>
+            <w:tcW w:w="1700" w:type="dxa"/>
+          </w:tcPr>
+          <w:p>
+            <w:pPr>
+              <w:spacing w:after="0" w:line="240" w:lineRule="auto"/>
+            </w:pPr>
+            <w:r>
+              <w:rPr>
+                <w:sz w:val="19"/>
+                <w:szCs w:val="19"/>
+              </w:rPr>
+              <w:t xml:space="preserve">100%</w:t>
+            </w:r>
+          </w:p>
+        </w:tc>
+        <w:tc>
+          <w:tcPr>
+            <w:tcW w:w="1700" w:type="dxa"/>
+          </w:tcPr>
+          <w:p>
+            <w:pPr>
+              <w:spacing w:after="0" w:line="240" w:lineRule="auto"/>
+            </w:pPr>
+            <w:r>
+              <w:rPr>
+                <w:sz w:val="19"/>
+                <w:szCs w:val="19"/>
+              </w:rPr>
+              <w:t xml:space="preserve">57 / 57</w:t>
+            </w:r>
+          </w:p>
+        </w:tc>
+        <w:tc>
+          <w:tcPr>
+            <w:tcW w:w="1700" w:type="dxa"/>
+          </w:tcPr>
+          <w:p>
+            <w:pPr>
+              <w:spacing w:after="0" w:line="240" w:lineRule="auto"/>
+            </w:pPr>
+            <w:r>
+              <w:rPr>
+                <w:sz w:val="19"/>
+                <w:szCs w:val="19"/>
+              </w:rPr>
+              <w:t xml:space="preserve">24,461</w:t>
+            </w:r>
+          </w:p>
+        </w:tc>
+      </w:tr>
+      <w:tr>
+        <w:trPr>
+          <w:cantSplit/>
+        </w:trPr>
+        <w:tc>
+          <w:tcPr>
+            <w:tcW w:w="2560" w:type="dxa"/>
+          </w:tcPr>
+          <w:p>
+            <w:pPr>
+              <w:spacing w:after="0" w:line="240" w:lineRule="auto"/>
+            </w:pPr>
+            <w:r>
+              <w:rPr>
+                <w:b/>
+                <w:bCs/>
+                <w:sz w:val="19"/>
+                <w:szCs w:val="19"/>
+              </w:rPr>
+              <w:t xml:space="preserve">Tiered (chosen)</w:t>
+            </w:r>
+          </w:p>
+        </w:tc>
+        <w:tc>
+          <w:tcPr>
+            <w:tcW w:w="1700" w:type="dxa"/>
+          </w:tcPr>
+          <w:p>
+            <w:pPr>
+              <w:spacing w:after="0" w:line="240" w:lineRule="auto"/>
+            </w:pPr>
+            <w:r>
+              <w:rPr>
+                <w:sz w:val="19"/>
+                <w:szCs w:val="19"/>
+              </w:rPr>
+              <w:t xml:space="preserve">100%</w:t>
+            </w:r>
+          </w:p>
+        </w:tc>
+        <w:tc>
+          <w:tcPr>
+            <w:tcW w:w="1700" w:type="dxa"/>
+          </w:tcPr>
+          <w:p>
+            <w:pPr>
+              <w:spacing w:after="0" w:line="240" w:lineRule="auto"/>
+            </w:pPr>
+            <w:r>
+              <w:rPr>
+                <w:sz w:val="19"/>
+                <w:szCs w:val="19"/>
+              </w:rPr>
+              <w:t xml:space="preserve">100%</w:t>
+            </w:r>
+          </w:p>
+        </w:tc>
+        <w:tc>
+          <w:tcPr>
+            <w:tcW w:w="1700" w:type="dxa"/>
+          </w:tcPr>
+          <w:p>
+            <w:pPr>
+              <w:spacing w:after="0" w:line="240" w:lineRule="auto"/>
+            </w:pPr>
+            <w:r>
+              <w:rPr>
+                <w:sz w:val="19"/>
+                <w:szCs w:val="19"/>
+              </w:rPr>
+              <w:t xml:space="preserve">43 / 57</w:t>
+            </w:r>
+          </w:p>
+        </w:tc>
+        <w:tc>
+          <w:tcPr>
+            <w:tcW w:w="1700" w:type="dxa"/>
+          </w:tcPr>
+          <w:p>
+            <w:pPr>
+              <w:spacing w:after="0" w:line="240" w:lineRule="auto"/>
+            </w:pPr>
+            <w:r>
+              <w:rPr>
+                <w:sz w:val="19"/>
+                <w:szCs w:val="19"/>
+              </w:rPr>
+              <w:t xml:space="preserve">18,391</w:t>
             </w:r>
           </w:p>
         </w:tc>
@@ -7306,7 +8594,7 @@
                 <w:sz w:val="19"/>
                 <w:szCs w:val="19"/>
               </w:rPr>
-              <w:t xml:space="preserve">Mock API (inventory, orders)</w:t>
+              <w:t xml:space="preserve">Mock APIs, ingestion, chunking</w:t>
             </w:r>
           </w:p>
         </w:tc>
@@ -7340,7 +8628,7 @@
                 <w:sz w:val="19"/>
                 <w:szCs w:val="19"/>
               </w:rPr>
-              <w:t xml:space="preserve">29 parts, 10 orders, error cases and simulated outages</w:t>
+              <w:t xml:space="preserve">29 parts, 10 orders, failure simulation; 103 chunks with change detection</w:t>
             </w:r>
           </w:p>
         </w:tc>
@@ -7362,7 +8650,7 @@
                 <w:sz w:val="19"/>
                 <w:szCs w:val="19"/>
               </w:rPr>
-              <w:t xml:space="preserve">Ingestion &amp; chunking</w:t>
+              <w:t xml:space="preserve">Embeddings and retrieval</w:t>
             </w:r>
           </w:p>
         </w:tc>
@@ -7396,7 +8684,7 @@
                 <w:sz w:val="19"/>
                 <w:szCs w:val="19"/>
               </w:rPr>
-              <w:t xml:space="preserve">103 chunks (74 sections, 29 catalog rows); incremental updates</w:t>
+              <w:t xml:space="preserve">Azure embeddings saved in repo; vector default; hybrid and BM25 configurable</w:t>
             </w:r>
           </w:p>
         </w:tc>
@@ -7418,7 +8706,7 @@
                 <w:sz w:val="19"/>
                 <w:szCs w:val="19"/>
               </w:rPr>
-              <w:t xml:space="preserve">Keyword retrieval (BM25)</w:t>
+              <w:t xml:space="preserve">Tiered router</w:t>
             </w:r>
           </w:p>
         </w:tc>
@@ -7452,7 +8740,7 @@
                 <w:sz w:val="19"/>
                 <w:szCs w:val="19"/>
               </w:rPr>
-              <w:t xml:space="preserve">IDs kept as whole tokens; synonym glossary from audit</w:t>
+              <w:t xml:space="preserve">Regex IDs, rules fast path, LLM intent, rules fallback</w:t>
             </w:r>
           </w:p>
         </w:tc>
@@ -7474,7 +8762,7 @@
                 <w:sz w:val="19"/>
                 <w:szCs w:val="19"/>
               </w:rPr>
-              <w:t xml:space="preserve">Rule-based router</w:t>
+              <w:t xml:space="preserve">LLM answers</w:t>
             </w:r>
           </w:p>
         </w:tc>
@@ -7508,7 +8796,7 @@
                 <w:sz w:val="19"/>
                 <w:szCs w:val="19"/>
               </w:rPr>
-              <w:t xml:space="preserve">Four routes, explained decisions, candidate suggestions</w:t>
+              <w:t xml:space="preserve">Citations, refusals, conflicts, guardrails, graceful fallback</w:t>
             </w:r>
           </w:p>
         </w:tc>
@@ -7530,7 +8818,7 @@
                 <w:sz w:val="19"/>
                 <w:szCs w:val="19"/>
               </w:rPr>
-              <w:t xml:space="preserve">Clarification follow-ups</w:t>
+              <w:t xml:space="preserve">Chat UI, logging, feedback</w:t>
             </w:r>
           </w:p>
         </w:tc>
@@ -7564,7 +8852,7 @@
                 <w:sz w:val="19"/>
                 <w:szCs w:val="19"/>
               </w:rPr>
-              <w:t xml:space="preserve">Replies like “BRK-1020” or “the left one” resolved</w:t>
+              <w:t xml:space="preserve">Status badges, sources, route reasons, failure simulator, stale-index warning</w:t>
             </w:r>
           </w:p>
         </w:tc>
@@ -7586,7 +8874,7 @@
                 <w:sz w:val="19"/>
                 <w:szCs w:val="19"/>
               </w:rPr>
-              <w:t xml:space="preserve">Pipeline, logging, feedback</w:t>
+              <w:t xml:space="preserve">Evaluation harness</w:t>
             </w:r>
           </w:p>
         </w:tc>
@@ -7620,7 +8908,7 @@
                 <w:sz w:val="19"/>
                 <w:szCs w:val="19"/>
               </w:rPr>
-              <w:t xml:space="preserve">Every interaction and rating logged</w:t>
+              <w:t xml:space="preserve">Retrieval, routing (3 routers) and answer evaluation; consistency mode; 167 tests</w:t>
             </w:r>
           </w:p>
         </w:tc>
@@ -7642,7 +8930,7 @@
                 <w:sz w:val="19"/>
                 <w:szCs w:val="19"/>
               </w:rPr>
-              <w:t xml:space="preserve">Chat UI (Streamlit)</w:t>
+              <w:t xml:space="preserve">Answerability check</w:t>
             </w:r>
           </w:p>
         </w:tc>
@@ -7659,7 +8947,7 @@
                 <w:sz w:val="19"/>
                 <w:szCs w:val="19"/>
               </w:rPr>
-              <w:t xml:space="preserve">Done</w:t>
+              <w:t xml:space="preserve">v1.1</w:t>
             </w:r>
           </w:p>
         </w:tc>
@@ -7676,7 +8964,7 @@
                 <w:sz w:val="19"/>
                 <w:szCs w:val="19"/>
               </w:rPr>
-              <w:t xml:space="preserve">Sources, live data, route reasons, failure simulator</w:t>
+              <w:t xml:space="preserve">Mitigation for K1 and K3</w:t>
             </w:r>
           </w:p>
         </w:tc>
@@ -7698,7 +8986,7 @@
                 <w:sz w:val="19"/>
                 <w:szCs w:val="19"/>
               </w:rPr>
-              <w:t xml:space="preserve">Evaluation harness</w:t>
+              <w:t xml:space="preserve">Automatic re-ingest</w:t>
             </w:r>
           </w:p>
         </w:tc>
@@ -7715,7 +9003,7 @@
                 <w:sz w:val="19"/>
                 <w:szCs w:val="19"/>
               </w:rPr>
-              <w:t xml:space="preserve">Done</w:t>
+              <w:t xml:space="preserve">v1.1</w:t>
             </w:r>
           </w:p>
         </w:tc>
@@ -7732,7 +9020,7 @@
                 <w:sz w:val="19"/>
                 <w:szCs w:val="19"/>
               </w:rPr>
-              <w:t xml:space="preserve">40-query test set, 15-query router held-out set, run history</w:t>
+              <w:t xml:space="preserve">Mitigation for K2</w:t>
             </w:r>
           </w:p>
         </w:tc>
@@ -7754,7 +9042,7 @@
                 <w:sz w:val="19"/>
                 <w:szCs w:val="19"/>
               </w:rPr>
-              <w:t xml:space="preserve">Embeddings &amp; hybrid search</w:t>
+              <w:t xml:space="preserve">Demo deployment</w:t>
             </w:r>
           </w:p>
         </w:tc>
@@ -7771,7 +9059,7 @@
                 <w:sz w:val="19"/>
                 <w:szCs w:val="19"/>
               </w:rPr>
-              <w:t xml:space="preserve">Next</w:t>
+              <w:t xml:space="preserve">Optional</w:t>
             </w:r>
           </w:p>
         </w:tc>
@@ -7788,119 +9076,7 @@
                 <w:sz w:val="19"/>
                 <w:szCs w:val="19"/>
               </w:rPr>
-              <w:t xml:space="preserve">Cloud phase; RRF fusion already implemented</w:t>
-            </w:r>
-          </w:p>
-        </w:tc>
-      </w:tr>
-      <w:tr>
-        <w:trPr>
-          <w:cantSplit/>
-        </w:trPr>
-        <w:tc>
-          <w:tcPr>
-            <w:tcW w:w="2800" w:type="dxa"/>
-          </w:tcPr>
-          <w:p>
-            <w:pPr>
-              <w:spacing w:after="0" w:line="240" w:lineRule="auto"/>
-            </w:pPr>
-            <w:r>
-              <w:rPr>
-                <w:sz w:val="19"/>
-                <w:szCs w:val="19"/>
-              </w:rPr>
-              <w:t xml:space="preserve">LLM generator &amp; router</w:t>
-            </w:r>
-          </w:p>
-        </w:tc>
-        <w:tc>
-          <w:tcPr>
-            <w:tcW w:w="1100" w:type="dxa"/>
-          </w:tcPr>
-          <w:p>
-            <w:pPr>
-              <w:spacing w:after="0" w:line="240" w:lineRule="auto"/>
-            </w:pPr>
-            <w:r>
-              <w:rPr>
-                <w:sz w:val="19"/>
-                <w:szCs w:val="19"/>
-              </w:rPr>
-              <w:t xml:space="preserve">Planned</w:t>
-            </w:r>
-          </w:p>
-        </w:tc>
-        <w:tc>
-          <w:tcPr>
-            <w:tcW w:w="5460" w:type="dxa"/>
-          </w:tcPr>
-          <w:p>
-            <w:pPr>
-              <w:spacing w:after="0" w:line="240" w:lineRule="auto"/>
-            </w:pPr>
-            <w:r>
-              <w:rPr>
-                <w:sz w:val="19"/>
-                <w:szCs w:val="19"/>
-              </w:rPr>
-              <w:t xml:space="preserve">Cloud phase</w:t>
-            </w:r>
-          </w:p>
-        </w:tc>
-      </w:tr>
-      <w:tr>
-        <w:trPr>
-          <w:cantSplit/>
-        </w:trPr>
-        <w:tc>
-          <w:tcPr>
-            <w:tcW w:w="2800" w:type="dxa"/>
-          </w:tcPr>
-          <w:p>
-            <w:pPr>
-              <w:spacing w:after="0" w:line="240" w:lineRule="auto"/>
-            </w:pPr>
-            <w:r>
-              <w:rPr>
-                <w:sz w:val="19"/>
-                <w:szCs w:val="19"/>
-              </w:rPr>
-              <w:t xml:space="preserve">Deployment</w:t>
-            </w:r>
-          </w:p>
-        </w:tc>
-        <w:tc>
-          <w:tcPr>
-            <w:tcW w:w="1100" w:type="dxa"/>
-          </w:tcPr>
-          <w:p>
-            <w:pPr>
-              <w:spacing w:after="0" w:line="240" w:lineRule="auto"/>
-            </w:pPr>
-            <w:r>
-              <w:rPr>
-                <w:sz w:val="19"/>
-                <w:szCs w:val="19"/>
-              </w:rPr>
-              <w:t xml:space="preserve">Planned</w:t>
-            </w:r>
-          </w:p>
-        </w:tc>
-        <w:tc>
-          <w:tcPr>
-            <w:tcW w:w="5460" w:type="dxa"/>
-          </w:tcPr>
-          <w:p>
-            <w:pPr>
-              <w:spacing w:after="0" w:line="240" w:lineRule="auto"/>
-            </w:pPr>
-            <w:r>
-              <w:rPr>
-                <w:sz w:val="19"/>
-                <w:szCs w:val="19"/>
-              </w:rPr>
-              <w:t xml:space="preserve">Container on a scale-down hosting service</w:t>
+              <w:t xml:space="preserve">Container on a scale-to-zero service</w:t>
             </w:r>
           </w:p>
         </w:tc>
@@ -7916,7 +9092,7 @@
         <w:pStyle w:val="Heading2"/>
       </w:pPr>
       <w:r>
-        <w:t xml:space="preserve">Learnings So Far</w:t>
+        <w:t xml:space="preserve">Learnings</w:t>
       </w:r>
     </w:p>
     <w:p>
@@ -7933,10 +9109,10 @@
           <w:b/>
           <w:bCs/>
         </w:rPr>
-        <w:t xml:space="preserve">Keyword search is a strong baseline. </w:t>
-      </w:r>
-      <w:r>
-        <w:t xml:space="preserve">BM25 met the retrieval target (90%) and was perfect on hybrid queries, which contain exact IDs. Both misses were paraphrases (“car loan” vs. “financing”; “send back” vs. “returned”), the gap vector search is meant to close.</w:t>
+        <w:t xml:space="preserve">Measure, don’t assume. </w:t>
+      </w:r>
+      <w:r>
+        <w:t xml:space="preserve">Hybrid search, the usual default, scored below vector search here. RRF rewards agreement, so a confidently wrong keyword ranking can outvote a correct semantic one.</w:t>
       </w:r>
     </w:p>
     <w:p>
@@ -7953,10 +9129,10 @@
           <w:b/>
           <w:bCs/>
         </w:rPr>
-        <w:t xml:space="preserve">A score threshold can't decide refusals. </w:t>
-      </w:r>
-      <w:r>
-        <w:t xml:space="preserve">Out-of-scope questions scored up to 11.39, above the lowest answerable score (3.48). “Oil filter for the SUV Touring” matches catalog words even though no such part exists. Refusal needs an LLM check that the passages actually answer the question.</w:t>
+        <w:t xml:space="preserve">The LLM router fixed generalization, and tiering kept it cheap. </w:t>
+      </w:r>
+      <w:r>
+        <w:t xml:space="preserve">Rules scored 80% on unseen phrasings; the LLM router 15/15. Letting rules handle the clearest questions saved 25% of LLM calls with no loss of accuracy.</w:t>
       </w:r>
     </w:p>
     <w:p>
@@ -7973,10 +9149,10 @@
           <w:b/>
           <w:bCs/>
         </w:rPr>
-        <w:t xml:space="preserve">Rules overfit to the questions they were written for. </w:t>
-      </w:r>
-      <w:r>
-        <w:t xml:space="preserve">The rule router scored 100% on the main set but 80% on new phrasings (“qty”, “confirm we have them”). Adding those words would only hide the problem, so the held-out gap is the evidence for the LLM router.</w:t>
+        <w:t xml:space="preserve">Citations don’t prove grounding. </w:t>
+      </w:r>
+      <w:r>
+        <w:t xml:space="preserve">For O03, the model applied a rule written for two plans to a third, and cited a real source. The content audit had predicted the gap; fixing the content is the real cure.</w:t>
       </w:r>
     </w:p>
     <w:p>
@@ -7993,10 +9169,10 @@
           <w:b/>
           <w:bCs/>
         </w:rPr>
-        <w:t xml:space="preserve">Hands-on testing finds what metrics miss. </w:t>
-      </w:r>
-      <w:r>
-        <w:t xml:space="preserve">Clicking through the UI revealed that a reply like “BRK-1020” lost its context after a clarifying question. Follow-up resolution was added, with the backend kept stateless.</w:t>
+        <w:t xml:space="preserve">Prompt tuning hits a ceiling. </w:t>
+      </w:r>
+      <w:r>
+        <w:t xml:space="preserve">Each new prompt rule fixed one question and moved a miss to another (O03 → H03 → S05). Tuning stopped; the next fix is structural (an answerability check).</w:t>
       </w:r>
     </w:p>
     <w:p>
@@ -8013,10 +9189,10 @@
           <w:b/>
           <w:bCs/>
         </w:rPr>
-        <w:t xml:space="preserve">Graceful degradation works. </w:t>
-      </w:r>
-      <w:r>
-        <w:t xml:space="preserve">With the live API down, hybrid answers still return knowledge base content and clearly flag the missing live data.</w:t>
+        <w:t xml:space="preserve">Stale indexes fail silently. </w:t>
+      </w:r>
+      <w:r>
+        <w:t xml:space="preserve">A document was corrected but its chunks and embeddings were not, so the assistant kept quoting the old policy. The evaluation caught it; a startup warning now makes it visible. Ground truth must also be versioned with the knowledge base.</w:t>
       </w:r>
     </w:p>
     <w:p>
@@ -8033,10 +9209,90 @@
           <w:b/>
           <w:bCs/>
         </w:rPr>
+        <w:t xml:space="preserve">LLM judges need human review. </w:t>
+      </w:r>
+      <w:r>
+        <w:t xml:space="preserve">The judge marked a correct answer (S03) as wrong.</w:t>
+      </w:r>
+    </w:p>
+    <w:p>
+      <w:pPr>
+        <w:pStyle w:val="ListParagraph"/>
+        <w:numPr>
+          <w:ilvl w:val="0"/>
+          <w:numId w:val="2"/>
+        </w:numPr>
+        <w:spacing w:after="60"/>
+      </w:pPr>
+      <w:r>
+        <w:rPr>
+          <w:b/>
+          <w:bCs/>
+        </w:rPr>
+        <w:t xml:space="preserve">Use templates where exactness matters. </w:t>
+      </w:r>
+      <w:r>
+        <w:t xml:space="preserve">Stock counts and dates are never paraphrased by the LLM, which removes a whole class of errors and cost.</w:t>
+      </w:r>
+    </w:p>
+    <w:p>
+      <w:pPr>
+        <w:pStyle w:val="ListParagraph"/>
+        <w:numPr>
+          <w:ilvl w:val="0"/>
+          <w:numId w:val="2"/>
+        </w:numPr>
+        <w:spacing w:after="60"/>
+      </w:pPr>
+      <w:r>
+        <w:rPr>
+          <w:b/>
+          <w:bCs/>
+        </w:rPr>
+        <w:t xml:space="preserve">Cloud access is a delivery risk. </w:t>
+      </w:r>
+      <w:r>
+        <w:t xml:space="preserve">AWS blocked model access on a new account and Azure free trials have zero model quota. A provider-agnostic design turned a potential blocker into a configuration change.</w:t>
+      </w:r>
+    </w:p>
+    <w:p>
+      <w:pPr>
+        <w:pStyle w:val="ListParagraph"/>
+        <w:numPr>
+          <w:ilvl w:val="0"/>
+          <w:numId w:val="2"/>
+        </w:numPr>
+        <w:spacing w:after="60"/>
+      </w:pPr>
+      <w:r>
+        <w:rPr>
+          <w:b/>
+          <w:bCs/>
+        </w:rPr>
+        <w:t xml:space="preserve">Hands-on testing finds what metrics miss. </w:t>
+      </w:r>
+      <w:r>
+        <w:t xml:space="preserve">Using the UI revealed lost context after clarifications and missing sources on refusals; both were fixed and covered by tests.</w:t>
+      </w:r>
+    </w:p>
+    <w:p>
+      <w:pPr>
+        <w:pStyle w:val="ListParagraph"/>
+        <w:numPr>
+          <w:ilvl w:val="0"/>
+          <w:numId w:val="2"/>
+        </w:numPr>
+        <w:spacing w:after="60"/>
+      </w:pPr>
+      <w:r>
+        <w:rPr>
+          <w:b/>
+          <w:bCs/>
+        </w:rPr>
         <w:t xml:space="preserve">Evaluation limits. </w:t>
       </w:r>
       <w:r>
-        <w:t xml:space="preserve">The test sets were written by the builder and may share the builder's blind spots. Next step: validate with questions written by someone else, or real agent queries.</w:t>
+        <w:t xml:space="preserve">Test sets were written by the builder and are small. Next: an independent set of 100+ questions or real agent questions from shadow mode.</w:t>
       </w:r>
     </w:p>
     <w:p>
@@ -8044,6 +9300,1339 @@
         <w:pStyle w:val="Heading1"/>
       </w:pPr>
       <w:r>
+        <w:t xml:space="preserve">Known Issues &amp; Mitigation Plan</w:t>
+      </w:r>
+    </w:p>
+    <w:p>
+      <w:pPr>
+        <w:spacing w:after="120"/>
+      </w:pPr>
+      <w:r>
+        <w:t xml:space="preserve">Issues are ranked by impact on the dealer, not by how often they appear in the metrics. Known issues are acceptable for shadow mode; each has an owner, a mitigation and a success measure.</w:t>
+      </w:r>
+    </w:p>
+    <w:p>
+      <w:pPr>
+        <w:pStyle w:val="Heading2"/>
+      </w:pPr>
+      <w:r>
+        <w:t xml:space="preserve">Severity</w:t>
+      </w:r>
+    </w:p>
+    <w:tbl>
+      <w:tblPr>
+        <w:tblW w:w="9360" w:type="dxa"/>
+        <w:tblBorders>
+          <w:top w:val="single" w:sz="4" w:space="0" w:color="BFBFBF"/>
+          <w:left w:val="single" w:sz="4" w:space="0" w:color="BFBFBF"/>
+          <w:bottom w:val="single" w:sz="4" w:space="0" w:color="BFBFBF"/>
+          <w:right w:val="single" w:sz="4" w:space="0" w:color="BFBFBF"/>
+          <w:insideH w:val="single" w:sz="4" w:space="0" w:color="BFBFBF"/>
+          <w:insideV w:val="single" w:sz="4" w:space="0" w:color="BFBFBF"/>
+        </w:tblBorders>
+        <w:tblLayout w:type="fixed"/>
+        <w:tblCellMar>
+          <w:top w:w="60" w:type="dxa"/>
+          <w:left w:w="100" w:type="dxa"/>
+          <w:bottom w:w="60" w:type="dxa"/>
+          <w:right w:w="100" w:type="dxa"/>
+        </w:tblCellMar>
+        <w:tblLook w:val="04A0" w:firstRow="1" w:lastRow="0" w:firstColumn="1" w:lastColumn="0" w:noHBand="0" w:noVBand="1"/>
+      </w:tblPr>
+      <w:tblGrid>
+        <w:gridCol w:w="600"/>
+        <w:gridCol w:w="3300"/>
+        <w:gridCol w:w="1500"/>
+        <w:gridCol w:w="3960"/>
+      </w:tblGrid>
+      <w:tr>
+        <w:trPr>
+          <w:tblHeader/>
+        </w:trPr>
+        <w:tc>
+          <w:tcPr>
+            <w:tcW w:w="600" w:type="dxa"/>
+            <w:shd w:val="clear" w:color="auto" w:fill="E8EEF4"/>
+          </w:tcPr>
+          <w:p>
+            <w:pPr>
+              <w:spacing w:after="0" w:line="240" w:lineRule="auto"/>
+            </w:pPr>
+            <w:r>
+              <w:rPr>
+                <w:b/>
+                <w:bCs/>
+                <w:sz w:val="19"/>
+                <w:szCs w:val="19"/>
+              </w:rPr>
+              <w:t xml:space="preserve">#</w:t>
+            </w:r>
+          </w:p>
+        </w:tc>
+        <w:tc>
+          <w:tcPr>
+            <w:tcW w:w="3300" w:type="dxa"/>
+            <w:shd w:val="clear" w:color="auto" w:fill="E8EEF4"/>
+          </w:tcPr>
+          <w:p>
+            <w:pPr>
+              <w:spacing w:after="0" w:line="240" w:lineRule="auto"/>
+            </w:pPr>
+            <w:r>
+              <w:rPr>
+                <w:b/>
+                <w:bCs/>
+                <w:sz w:val="19"/>
+                <w:szCs w:val="19"/>
+              </w:rPr>
+              <w:t xml:space="preserve">Issue</w:t>
+            </w:r>
+          </w:p>
+        </w:tc>
+        <w:tc>
+          <w:tcPr>
+            <w:tcW w:w="1500" w:type="dxa"/>
+            <w:shd w:val="clear" w:color="auto" w:fill="E8EEF4"/>
+          </w:tcPr>
+          <w:p>
+            <w:pPr>
+              <w:spacing w:after="0" w:line="240" w:lineRule="auto"/>
+            </w:pPr>
+            <w:r>
+              <w:rPr>
+                <w:b/>
+                <w:bCs/>
+                <w:sz w:val="19"/>
+                <w:szCs w:val="19"/>
+              </w:rPr>
+              <w:t xml:space="preserve">Severity</w:t>
+            </w:r>
+          </w:p>
+        </w:tc>
+        <w:tc>
+          <w:tcPr>
+            <w:tcW w:w="3960" w:type="dxa"/>
+            <w:shd w:val="clear" w:color="auto" w:fill="E8EEF4"/>
+          </w:tcPr>
+          <w:p>
+            <w:pPr>
+              <w:spacing w:after="0" w:line="240" w:lineRule="auto"/>
+            </w:pPr>
+            <w:r>
+              <w:rPr>
+                <w:b/>
+                <w:bCs/>
+                <w:sz w:val="19"/>
+                <w:szCs w:val="19"/>
+              </w:rPr>
+              <w:t xml:space="preserve">Why it matters</w:t>
+            </w:r>
+          </w:p>
+        </w:tc>
+      </w:tr>
+      <w:tr>
+        <w:trPr>
+          <w:cantSplit/>
+        </w:trPr>
+        <w:tc>
+          <w:tcPr>
+            <w:tcW w:w="600" w:type="dxa"/>
+          </w:tcPr>
+          <w:p>
+            <w:pPr>
+              <w:spacing w:after="0" w:line="240" w:lineRule="auto"/>
+            </w:pPr>
+            <w:r>
+              <w:rPr>
+                <w:sz w:val="19"/>
+                <w:szCs w:val="19"/>
+              </w:rPr>
+              <w:t xml:space="preserve">K1</w:t>
+            </w:r>
+          </w:p>
+        </w:tc>
+        <w:tc>
+          <w:tcPr>
+            <w:tcW w:w="3300" w:type="dxa"/>
+          </w:tcPr>
+          <w:p>
+            <w:pPr>
+              <w:spacing w:after="0" w:line="240" w:lineRule="auto"/>
+            </w:pPr>
+            <w:r>
+              <w:rPr>
+                <w:sz w:val="19"/>
+                <w:szCs w:val="19"/>
+              </w:rPr>
+              <w:t xml:space="preserve">Scope inference (O03): a rule for two plans applied to a third</w:t>
+            </w:r>
+          </w:p>
+        </w:tc>
+        <w:tc>
+          <w:tcPr>
+            <w:tcW w:w="1500" w:type="dxa"/>
+          </w:tcPr>
+          <w:p>
+            <w:pPr>
+              <w:spacing w:after="0" w:line="240" w:lineRule="auto"/>
+            </w:pPr>
+            <w:r>
+              <w:rPr>
+                <w:sz w:val="19"/>
+                <w:szCs w:val="19"/>
+              </w:rPr>
+              <w:t xml:space="preserve">High</w:t>
+            </w:r>
+          </w:p>
+        </w:tc>
+        <w:tc>
+          <w:tcPr>
+            <w:tcW w:w="3960" w:type="dxa"/>
+          </w:tcPr>
+          <w:p>
+            <w:pPr>
+              <w:spacing w:after="0" w:line="240" w:lineRule="auto"/>
+            </w:pPr>
+            <w:r>
+              <w:rPr>
+                <w:sz w:val="19"/>
+                <w:szCs w:val="19"/>
+              </w:rPr>
+              <w:t xml:space="preserve">Plausible, cited and wrong; an agent could pass on incorrect warranty coverage</w:t>
+            </w:r>
+          </w:p>
+        </w:tc>
+      </w:tr>
+      <w:tr>
+        <w:trPr>
+          <w:cantSplit/>
+        </w:trPr>
+        <w:tc>
+          <w:tcPr>
+            <w:tcW w:w="600" w:type="dxa"/>
+          </w:tcPr>
+          <w:p>
+            <w:pPr>
+              <w:spacing w:after="0" w:line="240" w:lineRule="auto"/>
+            </w:pPr>
+            <w:r>
+              <w:rPr>
+                <w:sz w:val="19"/>
+                <w:szCs w:val="19"/>
+              </w:rPr>
+              <w:t xml:space="preserve">K2</w:t>
+            </w:r>
+          </w:p>
+        </w:tc>
+        <w:tc>
+          <w:tcPr>
+            <w:tcW w:w="3300" w:type="dxa"/>
+          </w:tcPr>
+          <w:p>
+            <w:pPr>
+              <w:spacing w:after="0" w:line="240" w:lineRule="auto"/>
+            </w:pPr>
+            <w:r>
+              <w:rPr>
+                <w:sz w:val="19"/>
+                <w:szCs w:val="19"/>
+              </w:rPr>
+              <w:t xml:space="preserve">Stale index: documents changed, chunks or embeddings not refreshed</w:t>
+            </w:r>
+          </w:p>
+        </w:tc>
+        <w:tc>
+          <w:tcPr>
+            <w:tcW w:w="1500" w:type="dxa"/>
+          </w:tcPr>
+          <w:p>
+            <w:pPr>
+              <w:spacing w:after="0" w:line="240" w:lineRule="auto"/>
+            </w:pPr>
+            <w:r>
+              <w:rPr>
+                <w:sz w:val="19"/>
+                <w:szCs w:val="19"/>
+              </w:rPr>
+              <w:t xml:space="preserve">High (production)</w:t>
+            </w:r>
+          </w:p>
+        </w:tc>
+        <w:tc>
+          <w:tcPr>
+            <w:tcW w:w="3960" w:type="dxa"/>
+          </w:tcPr>
+          <w:p>
+            <w:pPr>
+              <w:spacing w:after="0" w:line="240" w:lineRule="auto"/>
+            </w:pPr>
+            <w:r>
+              <w:rPr>
+                <w:sz w:val="19"/>
+                <w:szCs w:val="19"/>
+              </w:rPr>
+              <w:t xml:space="preserve">The assistant silently quotes outdated policy</w:t>
+            </w:r>
+          </w:p>
+        </w:tc>
+      </w:tr>
+      <w:tr>
+        <w:trPr>
+          <w:cantSplit/>
+        </w:trPr>
+        <w:tc>
+          <w:tcPr>
+            <w:tcW w:w="600" w:type="dxa"/>
+          </w:tcPr>
+          <w:p>
+            <w:pPr>
+              <w:spacing w:after="0" w:line="240" w:lineRule="auto"/>
+            </w:pPr>
+            <w:r>
+              <w:rPr>
+                <w:sz w:val="19"/>
+                <w:szCs w:val="19"/>
+              </w:rPr>
+              <w:t xml:space="preserve">K3</w:t>
+            </w:r>
+          </w:p>
+        </w:tc>
+        <w:tc>
+          <w:tcPr>
+            <w:tcW w:w="3300" w:type="dxa"/>
+          </w:tcPr>
+          <w:p>
+            <w:pPr>
+              <w:spacing w:after="0" w:line="240" w:lineRule="auto"/>
+            </w:pPr>
+            <w:r>
+              <w:rPr>
+                <w:sz w:val="19"/>
+                <w:szCs w:val="19"/>
+              </w:rPr>
+              <w:t xml:space="preserve">Status flips (H03 refused, S05 false conflict)</w:t>
+            </w:r>
+          </w:p>
+        </w:tc>
+        <w:tc>
+          <w:tcPr>
+            <w:tcW w:w="1500" w:type="dxa"/>
+          </w:tcPr>
+          <w:p>
+            <w:pPr>
+              <w:spacing w:after="0" w:line="240" w:lineRule="auto"/>
+            </w:pPr>
+            <w:r>
+              <w:rPr>
+                <w:sz w:val="19"/>
+                <w:szCs w:val="19"/>
+              </w:rPr>
+              <w:t xml:space="preserve">Medium</w:t>
+            </w:r>
+          </w:p>
+        </w:tc>
+        <w:tc>
+          <w:tcPr>
+            <w:tcW w:w="3960" w:type="dxa"/>
+          </w:tcPr>
+          <w:p>
+            <w:pPr>
+              <w:spacing w:after="0" w:line="240" w:lineRule="auto"/>
+            </w:pPr>
+            <w:r>
+              <w:rPr>
+                <w:sz w:val="19"/>
+                <w:szCs w:val="19"/>
+              </w:rPr>
+              <w:t xml:space="preserve">Content is right, but a wrong badge erodes trust and false conflicts cause needless escalations</w:t>
+            </w:r>
+          </w:p>
+        </w:tc>
+      </w:tr>
+      <w:tr>
+        <w:trPr>
+          <w:cantSplit/>
+        </w:trPr>
+        <w:tc>
+          <w:tcPr>
+            <w:tcW w:w="600" w:type="dxa"/>
+          </w:tcPr>
+          <w:p>
+            <w:pPr>
+              <w:spacing w:after="0" w:line="240" w:lineRule="auto"/>
+            </w:pPr>
+            <w:r>
+              <w:rPr>
+                <w:sz w:val="19"/>
+                <w:szCs w:val="19"/>
+              </w:rPr>
+              <w:t xml:space="preserve">K4</w:t>
+            </w:r>
+          </w:p>
+        </w:tc>
+        <w:tc>
+          <w:tcPr>
+            <w:tcW w:w="3300" w:type="dxa"/>
+          </w:tcPr>
+          <w:p>
+            <w:pPr>
+              <w:spacing w:after="0" w:line="240" w:lineRule="auto"/>
+            </w:pPr>
+            <w:r>
+              <w:rPr>
+                <w:sz w:val="19"/>
+                <w:szCs w:val="19"/>
+              </w:rPr>
+              <w:t xml:space="preserve">Citation variance across runs</w:t>
+            </w:r>
+          </w:p>
+        </w:tc>
+        <w:tc>
+          <w:tcPr>
+            <w:tcW w:w="1500" w:type="dxa"/>
+          </w:tcPr>
+          <w:p>
+            <w:pPr>
+              <w:spacing w:after="0" w:line="240" w:lineRule="auto"/>
+            </w:pPr>
+            <w:r>
+              <w:rPr>
+                <w:sz w:val="19"/>
+                <w:szCs w:val="19"/>
+              </w:rPr>
+              <w:t xml:space="preserve">Low</w:t>
+            </w:r>
+          </w:p>
+        </w:tc>
+        <w:tc>
+          <w:tcPr>
+            <w:tcW w:w="3960" w:type="dxa"/>
+          </w:tcPr>
+          <w:p>
+            <w:pPr>
+              <w:spacing w:after="0" w:line="240" w:lineRule="auto"/>
+            </w:pPr>
+            <w:r>
+              <w:rPr>
+                <w:sz w:val="19"/>
+                <w:szCs w:val="19"/>
+              </w:rPr>
+              <w:t xml:space="preserve">Same answer, different supporting passages</w:t>
+            </w:r>
+          </w:p>
+        </w:tc>
+      </w:tr>
+      <w:tr>
+        <w:trPr>
+          <w:cantSplit/>
+        </w:trPr>
+        <w:tc>
+          <w:tcPr>
+            <w:tcW w:w="600" w:type="dxa"/>
+          </w:tcPr>
+          <w:p>
+            <w:pPr>
+              <w:spacing w:after="0" w:line="240" w:lineRule="auto"/>
+            </w:pPr>
+            <w:r>
+              <w:rPr>
+                <w:sz w:val="19"/>
+                <w:szCs w:val="19"/>
+              </w:rPr>
+              <w:t xml:space="preserve">K5</w:t>
+            </w:r>
+          </w:p>
+        </w:tc>
+        <w:tc>
+          <w:tcPr>
+            <w:tcW w:w="3300" w:type="dxa"/>
+          </w:tcPr>
+          <w:p>
+            <w:pPr>
+              <w:spacing w:after="0" w:line="240" w:lineRule="auto"/>
+            </w:pPr>
+            <w:r>
+              <w:rPr>
+                <w:sz w:val="19"/>
+                <w:szCs w:val="19"/>
+              </w:rPr>
+              <w:t xml:space="preserve">Evaluation limits: same-model judge, builder-written test set</w:t>
+            </w:r>
+          </w:p>
+        </w:tc>
+        <w:tc>
+          <w:tcPr>
+            <w:tcW w:w="1500" w:type="dxa"/>
+          </w:tcPr>
+          <w:p>
+            <w:pPr>
+              <w:spacing w:after="0" w:line="240" w:lineRule="auto"/>
+            </w:pPr>
+            <w:r>
+              <w:rPr>
+                <w:sz w:val="19"/>
+                <w:szCs w:val="19"/>
+              </w:rPr>
+              <w:t xml:space="preserve">Medium</w:t>
+            </w:r>
+          </w:p>
+        </w:tc>
+        <w:tc>
+          <w:tcPr>
+            <w:tcW w:w="3960" w:type="dxa"/>
+          </w:tcPr>
+          <w:p>
+            <w:pPr>
+              <w:spacing w:after="0" w:line="240" w:lineRule="auto"/>
+            </w:pPr>
+            <w:r>
+              <w:rPr>
+                <w:sz w:val="19"/>
+                <w:szCs w:val="19"/>
+              </w:rPr>
+              <w:t xml:space="preserve">Metrics may be optimistic or noisy, which affects decisions</w:t>
+            </w:r>
+          </w:p>
+        </w:tc>
+      </w:tr>
+    </w:tbl>
+    <w:p>
+      <w:pPr>
+        <w:spacing w:after="0"/>
+      </w:pPr>
+    </w:p>
+    <w:p>
+      <w:pPr>
+        <w:pStyle w:val="Heading2"/>
+      </w:pPr>
+      <w:r>
+        <w:t xml:space="preserve">Mitigation Plan</w:t>
+      </w:r>
+    </w:p>
+    <w:tbl>
+      <w:tblPr>
+        <w:tblW w:w="9360" w:type="dxa"/>
+        <w:tblBorders>
+          <w:top w:val="single" w:sz="4" w:space="0" w:color="BFBFBF"/>
+          <w:left w:val="single" w:sz="4" w:space="0" w:color="BFBFBF"/>
+          <w:bottom w:val="single" w:sz="4" w:space="0" w:color="BFBFBF"/>
+          <w:right w:val="single" w:sz="4" w:space="0" w:color="BFBFBF"/>
+          <w:insideH w:val="single" w:sz="4" w:space="0" w:color="BFBFBF"/>
+          <w:insideV w:val="single" w:sz="4" w:space="0" w:color="BFBFBF"/>
+        </w:tblBorders>
+        <w:tblLayout w:type="fixed"/>
+        <w:tblCellMar>
+          <w:top w:w="60" w:type="dxa"/>
+          <w:left w:w="100" w:type="dxa"/>
+          <w:bottom w:w="60" w:type="dxa"/>
+          <w:right w:w="100" w:type="dxa"/>
+        </w:tblCellMar>
+        <w:tblLook w:val="04A0" w:firstRow="1" w:lastRow="0" w:firstColumn="1" w:lastColumn="0" w:noHBand="0" w:noVBand="1"/>
+      </w:tblPr>
+      <w:tblGrid>
+        <w:gridCol w:w="600"/>
+        <w:gridCol w:w="2500"/>
+        <w:gridCol w:w="2400"/>
+        <w:gridCol w:w="1500"/>
+        <w:gridCol w:w="2360"/>
+      </w:tblGrid>
+      <w:tr>
+        <w:trPr>
+          <w:tblHeader/>
+        </w:trPr>
+        <w:tc>
+          <w:tcPr>
+            <w:tcW w:w="600" w:type="dxa"/>
+            <w:shd w:val="clear" w:color="auto" w:fill="E8EEF4"/>
+          </w:tcPr>
+          <w:p>
+            <w:pPr>
+              <w:spacing w:after="0" w:line="240" w:lineRule="auto"/>
+            </w:pPr>
+            <w:r>
+              <w:rPr>
+                <w:b/>
+                <w:bCs/>
+                <w:sz w:val="19"/>
+                <w:szCs w:val="19"/>
+              </w:rPr>
+              <w:t xml:space="preserve">#</w:t>
+            </w:r>
+          </w:p>
+        </w:tc>
+        <w:tc>
+          <w:tcPr>
+            <w:tcW w:w="2500" w:type="dxa"/>
+            <w:shd w:val="clear" w:color="auto" w:fill="E8EEF4"/>
+          </w:tcPr>
+          <w:p>
+            <w:pPr>
+              <w:spacing w:after="0" w:line="240" w:lineRule="auto"/>
+            </w:pPr>
+            <w:r>
+              <w:rPr>
+                <w:b/>
+                <w:bCs/>
+                <w:sz w:val="19"/>
+                <w:szCs w:val="19"/>
+              </w:rPr>
+              <w:t xml:space="preserve">Now (v1.0, before shadow mode)</w:t>
+            </w:r>
+          </w:p>
+        </w:tc>
+        <w:tc>
+          <w:tcPr>
+            <w:tcW w:w="2400" w:type="dxa"/>
+            <w:shd w:val="clear" w:color="auto" w:fill="E8EEF4"/>
+          </w:tcPr>
+          <w:p>
+            <w:pPr>
+              <w:spacing w:after="0" w:line="240" w:lineRule="auto"/>
+            </w:pPr>
+            <w:r>
+              <w:rPr>
+                <w:b/>
+                <w:bCs/>
+                <w:sz w:val="19"/>
+                <w:szCs w:val="19"/>
+              </w:rPr>
+              <w:t xml:space="preserve">Next (v1.1)</w:t>
+            </w:r>
+          </w:p>
+        </w:tc>
+        <w:tc>
+          <w:tcPr>
+            <w:tcW w:w="1500" w:type="dxa"/>
+            <w:shd w:val="clear" w:color="auto" w:fill="E8EEF4"/>
+          </w:tcPr>
+          <w:p>
+            <w:pPr>
+              <w:spacing w:after="0" w:line="240" w:lineRule="auto"/>
+            </w:pPr>
+            <w:r>
+              <w:rPr>
+                <w:b/>
+                <w:bCs/>
+                <w:sz w:val="19"/>
+                <w:szCs w:val="19"/>
+              </w:rPr>
+              <w:t xml:space="preserve">Owner</w:t>
+            </w:r>
+          </w:p>
+        </w:tc>
+        <w:tc>
+          <w:tcPr>
+            <w:tcW w:w="2360" w:type="dxa"/>
+            <w:shd w:val="clear" w:color="auto" w:fill="E8EEF4"/>
+          </w:tcPr>
+          <w:p>
+            <w:pPr>
+              <w:spacing w:after="0" w:line="240" w:lineRule="auto"/>
+            </w:pPr>
+            <w:r>
+              <w:rPr>
+                <w:b/>
+                <w:bCs/>
+                <w:sz w:val="19"/>
+                <w:szCs w:val="19"/>
+              </w:rPr>
+              <w:t xml:space="preserve">Success measure</w:t>
+            </w:r>
+          </w:p>
+        </w:tc>
+      </w:tr>
+      <w:tr>
+        <w:trPr>
+          <w:cantSplit/>
+        </w:trPr>
+        <w:tc>
+          <w:tcPr>
+            <w:tcW w:w="600" w:type="dxa"/>
+          </w:tcPr>
+          <w:p>
+            <w:pPr>
+              <w:spacing w:after="0" w:line="240" w:lineRule="auto"/>
+            </w:pPr>
+            <w:r>
+              <w:rPr>
+                <w:sz w:val="19"/>
+                <w:szCs w:val="19"/>
+              </w:rPr>
+              <w:t xml:space="preserve">K1</w:t>
+            </w:r>
+          </w:p>
+        </w:tc>
+        <w:tc>
+          <w:tcPr>
+            <w:tcW w:w="2500" w:type="dxa"/>
+          </w:tcPr>
+          <w:p>
+            <w:pPr>
+              <w:spacing w:after="0" w:line="240" w:lineRule="auto"/>
+            </w:pPr>
+            <w:r>
+              <w:rPr>
+                <w:sz w:val="19"/>
+                <w:szCs w:val="19"/>
+              </w:rPr>
+              <w:t xml:space="preserve">Policy owner defines Essential Plus coverage; O03 kept as a regression test</w:t>
+            </w:r>
+          </w:p>
+        </w:tc>
+        <w:tc>
+          <w:tcPr>
+            <w:tcW w:w="2400" w:type="dxa"/>
+          </w:tcPr>
+          <w:p>
+            <w:pPr>
+              <w:spacing w:after="0" w:line="240" w:lineRule="auto"/>
+            </w:pPr>
+            <w:r>
+              <w:rPr>
+                <w:sz w:val="19"/>
+                <w:szCs w:val="19"/>
+              </w:rPr>
+              <w:t xml:space="preserve">Answerability check; 5–10 scope questions across other documents</w:t>
+            </w:r>
+          </w:p>
+        </w:tc>
+        <w:tc>
+          <w:tcPr>
+            <w:tcW w:w="1500" w:type="dxa"/>
+          </w:tcPr>
+          <w:p>
+            <w:pPr>
+              <w:spacing w:after="0" w:line="240" w:lineRule="auto"/>
+            </w:pPr>
+            <w:r>
+              <w:rPr>
+                <w:sz w:val="19"/>
+                <w:szCs w:val="19"/>
+              </w:rPr>
+              <w:t xml:space="preserve">Policy owner; PM + Eng</w:t>
+            </w:r>
+          </w:p>
+        </w:tc>
+        <w:tc>
+          <w:tcPr>
+            <w:tcW w:w="2360" w:type="dxa"/>
+          </w:tcPr>
+          <w:p>
+            <w:pPr>
+              <w:spacing w:after="0" w:line="240" w:lineRule="auto"/>
+            </w:pPr>
+            <w:r>
+              <w:rPr>
+                <w:sz w:val="19"/>
+                <w:szCs w:val="19"/>
+              </w:rPr>
+              <w:t xml:space="preserve">Zero confident-wrong answers on scope questions, 3 runs</w:t>
+            </w:r>
+          </w:p>
+        </w:tc>
+      </w:tr>
+      <w:tr>
+        <w:trPr>
+          <w:cantSplit/>
+        </w:trPr>
+        <w:tc>
+          <w:tcPr>
+            <w:tcW w:w="600" w:type="dxa"/>
+          </w:tcPr>
+          <w:p>
+            <w:pPr>
+              <w:spacing w:after="0" w:line="240" w:lineRule="auto"/>
+            </w:pPr>
+            <w:r>
+              <w:rPr>
+                <w:sz w:val="19"/>
+                <w:szCs w:val="19"/>
+              </w:rPr>
+              <w:t xml:space="preserve">K2</w:t>
+            </w:r>
+          </w:p>
+        </w:tc>
+        <w:tc>
+          <w:tcPr>
+            <w:tcW w:w="2500" w:type="dxa"/>
+          </w:tcPr>
+          <w:p>
+            <w:pPr>
+              <w:spacing w:after="0" w:line="240" w:lineRule="auto"/>
+            </w:pPr>
+            <w:r>
+              <w:rPr>
+                <w:sz w:val="19"/>
+                <w:szCs w:val="19"/>
+              </w:rPr>
+              <w:t xml:space="preserve">Done: startup warning when documents or embeddings are out of date</w:t>
+            </w:r>
+          </w:p>
+        </w:tc>
+        <w:tc>
+          <w:tcPr>
+            <w:tcW w:w="2400" w:type="dxa"/>
+          </w:tcPr>
+          <w:p>
+            <w:pPr>
+              <w:spacing w:after="0" w:line="240" w:lineRule="auto"/>
+            </w:pPr>
+            <w:r>
+              <w:rPr>
+                <w:sz w:val="19"/>
+                <w:szCs w:val="19"/>
+              </w:rPr>
+              <w:t xml:space="preserve">Automatic re-ingest on change; “last updated” date on sources</w:t>
+            </w:r>
+          </w:p>
+        </w:tc>
+        <w:tc>
+          <w:tcPr>
+            <w:tcW w:w="1500" w:type="dxa"/>
+          </w:tcPr>
+          <w:p>
+            <w:pPr>
+              <w:spacing w:after="0" w:line="240" w:lineRule="auto"/>
+            </w:pPr>
+            <w:r>
+              <w:rPr>
+                <w:sz w:val="19"/>
+                <w:szCs w:val="19"/>
+              </w:rPr>
+              <w:t xml:space="preserve">Eng</w:t>
+            </w:r>
+          </w:p>
+        </w:tc>
+        <w:tc>
+          <w:tcPr>
+            <w:tcW w:w="2360" w:type="dxa"/>
+          </w:tcPr>
+          <w:p>
+            <w:pPr>
+              <w:spacing w:after="0" w:line="240" w:lineRule="auto"/>
+            </w:pPr>
+            <w:r>
+              <w:rPr>
+                <w:sz w:val="19"/>
+                <w:szCs w:val="19"/>
+              </w:rPr>
+              <w:t xml:space="preserve">Index never older than its documents</w:t>
+            </w:r>
+          </w:p>
+        </w:tc>
+      </w:tr>
+      <w:tr>
+        <w:trPr>
+          <w:cantSplit/>
+        </w:trPr>
+        <w:tc>
+          <w:tcPr>
+            <w:tcW w:w="600" w:type="dxa"/>
+          </w:tcPr>
+          <w:p>
+            <w:pPr>
+              <w:spacing w:after="0" w:line="240" w:lineRule="auto"/>
+            </w:pPr>
+            <w:r>
+              <w:rPr>
+                <w:sz w:val="19"/>
+                <w:szCs w:val="19"/>
+              </w:rPr>
+              <w:t xml:space="preserve">K3</w:t>
+            </w:r>
+          </w:p>
+        </w:tc>
+        <w:tc>
+          <w:tcPr>
+            <w:tcW w:w="2500" w:type="dxa"/>
+          </w:tcPr>
+          <w:p>
+            <w:pPr>
+              <w:spacing w:after="0" w:line="240" w:lineRule="auto"/>
+            </w:pPr>
+            <w:r>
+              <w:rPr>
+                <w:sz w:val="19"/>
+                <w:szCs w:val="19"/>
+              </w:rPr>
+              <w:t xml:space="preserve">Sources always shown; 👍/👎 on every answer; weekly review of refusals and conflicts</w:t>
+            </w:r>
+          </w:p>
+        </w:tc>
+        <w:tc>
+          <w:tcPr>
+            <w:tcW w:w="2400" w:type="dxa"/>
+          </w:tcPr>
+          <w:p>
+            <w:pPr>
+              <w:spacing w:after="0" w:line="240" w:lineRule="auto"/>
+            </w:pPr>
+            <w:r>
+              <w:rPr>
+                <w:sz w:val="19"/>
+                <w:szCs w:val="19"/>
+              </w:rPr>
+              <w:t xml:space="preserve">Answerability check; repeat runs on every prompt change</w:t>
+            </w:r>
+          </w:p>
+        </w:tc>
+        <w:tc>
+          <w:tcPr>
+            <w:tcW w:w="1500" w:type="dxa"/>
+          </w:tcPr>
+          <w:p>
+            <w:pPr>
+              <w:spacing w:after="0" w:line="240" w:lineRule="auto"/>
+            </w:pPr>
+            <w:r>
+              <w:rPr>
+                <w:sz w:val="19"/>
+                <w:szCs w:val="19"/>
+              </w:rPr>
+              <w:t xml:space="preserve">PM + Support lead</w:t>
+            </w:r>
+          </w:p>
+        </w:tc>
+        <w:tc>
+          <w:tcPr>
+            <w:tcW w:w="2360" w:type="dxa"/>
+          </w:tcPr>
+          <w:p>
+            <w:pPr>
+              <w:spacing w:after="0" w:line="240" w:lineRule="auto"/>
+            </w:pPr>
+            <w:r>
+              <w:rPr>
+                <w:sz w:val="19"/>
+                <w:szCs w:val="19"/>
+              </w:rPr>
+              <w:t xml:space="preserve">Status consistency ≥95%</w:t>
+            </w:r>
+          </w:p>
+        </w:tc>
+      </w:tr>
+      <w:tr>
+        <w:trPr>
+          <w:cantSplit/>
+        </w:trPr>
+        <w:tc>
+          <w:tcPr>
+            <w:tcW w:w="600" w:type="dxa"/>
+          </w:tcPr>
+          <w:p>
+            <w:pPr>
+              <w:spacing w:after="0" w:line="240" w:lineRule="auto"/>
+            </w:pPr>
+            <w:r>
+              <w:rPr>
+                <w:sz w:val="19"/>
+                <w:szCs w:val="19"/>
+              </w:rPr>
+              <w:t xml:space="preserve">K4</w:t>
+            </w:r>
+          </w:p>
+        </w:tc>
+        <w:tc>
+          <w:tcPr>
+            <w:tcW w:w="2500" w:type="dxa"/>
+          </w:tcPr>
+          <w:p>
+            <w:pPr>
+              <w:spacing w:after="0" w:line="240" w:lineRule="auto"/>
+            </w:pPr>
+            <w:r>
+              <w:rPr>
+                <w:sz w:val="19"/>
+                <w:szCs w:val="19"/>
+              </w:rPr>
+              <w:t xml:space="preserve">Accepted and documented</w:t>
+            </w:r>
+          </w:p>
+        </w:tc>
+        <w:tc>
+          <w:tcPr>
+            <w:tcW w:w="2400" w:type="dxa"/>
+          </w:tcPr>
+          <w:p>
+            <w:pPr>
+              <w:spacing w:after="0" w:line="240" w:lineRule="auto"/>
+            </w:pPr>
+            <w:r>
+              <w:rPr>
+                <w:sz w:val="19"/>
+                <w:szCs w:val="19"/>
+              </w:rPr>
+              <w:t xml:space="preserve">Split decision consistency from source consistency</w:t>
+            </w:r>
+          </w:p>
+        </w:tc>
+        <w:tc>
+          <w:tcPr>
+            <w:tcW w:w="1500" w:type="dxa"/>
+          </w:tcPr>
+          <w:p>
+            <w:pPr>
+              <w:spacing w:after="0" w:line="240" w:lineRule="auto"/>
+            </w:pPr>
+            <w:r>
+              <w:rPr>
+                <w:sz w:val="19"/>
+                <w:szCs w:val="19"/>
+              </w:rPr>
+              <w:t xml:space="preserve">PM</w:t>
+            </w:r>
+          </w:p>
+        </w:tc>
+        <w:tc>
+          <w:tcPr>
+            <w:tcW w:w="2360" w:type="dxa"/>
+          </w:tcPr>
+          <w:p>
+            <w:pPr>
+              <w:spacing w:after="0" w:line="240" w:lineRule="auto"/>
+            </w:pPr>
+            <w:r>
+              <w:rPr>
+                <w:sz w:val="19"/>
+                <w:szCs w:val="19"/>
+              </w:rPr>
+              <w:t xml:space="preserve">Decision consistency ≥95%</w:t>
+            </w:r>
+          </w:p>
+        </w:tc>
+      </w:tr>
+      <w:tr>
+        <w:trPr>
+          <w:cantSplit/>
+        </w:trPr>
+        <w:tc>
+          <w:tcPr>
+            <w:tcW w:w="600" w:type="dxa"/>
+          </w:tcPr>
+          <w:p>
+            <w:pPr>
+              <w:spacing w:after="0" w:line="240" w:lineRule="auto"/>
+            </w:pPr>
+            <w:r>
+              <w:rPr>
+                <w:sz w:val="19"/>
+                <w:szCs w:val="19"/>
+              </w:rPr>
+              <w:t xml:space="preserve">K5</w:t>
+            </w:r>
+          </w:p>
+        </w:tc>
+        <w:tc>
+          <w:tcPr>
+            <w:tcW w:w="2500" w:type="dxa"/>
+          </w:tcPr>
+          <w:p>
+            <w:pPr>
+              <w:spacing w:after="0" w:line="240" w:lineRule="auto"/>
+            </w:pPr>
+            <w:r>
+              <w:rPr>
+                <w:sz w:val="19"/>
+                <w:szCs w:val="19"/>
+              </w:rPr>
+              <w:t xml:space="preserve">Manual review of judged answers before reporting</w:t>
+            </w:r>
+          </w:p>
+        </w:tc>
+        <w:tc>
+          <w:tcPr>
+            <w:tcW w:w="2400" w:type="dxa"/>
+          </w:tcPr>
+          <w:p>
+            <w:pPr>
+              <w:spacing w:after="0" w:line="240" w:lineRule="auto"/>
+            </w:pPr>
+            <w:r>
+              <w:rPr>
+                <w:sz w:val="19"/>
+                <w:szCs w:val="19"/>
+              </w:rPr>
+              <w:t xml:space="preserve">Independent test set (100+); different-model judge</w:t>
+            </w:r>
+          </w:p>
+        </w:tc>
+        <w:tc>
+          <w:tcPr>
+            <w:tcW w:w="1500" w:type="dxa"/>
+          </w:tcPr>
+          <w:p>
+            <w:pPr>
+              <w:spacing w:after="0" w:line="240" w:lineRule="auto"/>
+            </w:pPr>
+            <w:r>
+              <w:rPr>
+                <w:sz w:val="19"/>
+                <w:szCs w:val="19"/>
+              </w:rPr>
+              <w:t xml:space="preserve">PM</w:t>
+            </w:r>
+          </w:p>
+        </w:tc>
+        <w:tc>
+          <w:tcPr>
+            <w:tcW w:w="2360" w:type="dxa"/>
+          </w:tcPr>
+          <w:p>
+            <w:pPr>
+              <w:spacing w:after="0" w:line="240" w:lineRule="auto"/>
+            </w:pPr>
+            <w:r>
+              <w:rPr>
+                <w:sz w:val="19"/>
+                <w:szCs w:val="19"/>
+              </w:rPr>
+              <w:t xml:space="preserve">Judge agrees with human review ≥95%</w:t>
+            </w:r>
+          </w:p>
+        </w:tc>
+      </w:tr>
+    </w:tbl>
+    <w:p>
+      <w:pPr>
+        <w:spacing w:after="0"/>
+      </w:pPr>
+    </w:p>
+    <w:p>
+      <w:pPr>
+        <w:pStyle w:val="Heading2"/>
+      </w:pPr>
+      <w:r>
+        <w:t xml:space="preserve">Target Decision: Refusal Correctness</w:t>
+      </w:r>
+    </w:p>
+    <w:p>
+      <w:pPr>
+        <w:spacing w:after="120"/>
+      </w:pPr>
+      <w:r>
+        <w:t xml:space="preserve">A 100% refusal target is not realistic for an LLM-only system, and missing it silently is not acceptable. Decision: keep the guardrail strict (zero confident-wrong answers on known gaps), and set refusal correctness at ≥95% on the condition that a human reviews every refusal and conflict during shadow mode and pilot. Revisit with real agent questions after shadow mode.</w:t>
+      </w:r>
+    </w:p>
+    <w:p>
+      <w:pPr>
+        <w:pStyle w:val="Heading2"/>
+      </w:pPr>
+      <w:r>
+        <w:t xml:space="preserve">Release Gates</w:t>
+      </w:r>
+    </w:p>
+    <w:tbl>
+      <w:tblPr>
+        <w:tblW w:w="9360" w:type="dxa"/>
+        <w:tblBorders>
+          <w:top w:val="single" w:sz="4" w:space="0" w:color="BFBFBF"/>
+          <w:left w:val="single" w:sz="4" w:space="0" w:color="BFBFBF"/>
+          <w:bottom w:val="single" w:sz="4" w:space="0" w:color="BFBFBF"/>
+          <w:right w:val="single" w:sz="4" w:space="0" w:color="BFBFBF"/>
+          <w:insideH w:val="single" w:sz="4" w:space="0" w:color="BFBFBF"/>
+          <w:insideV w:val="single" w:sz="4" w:space="0" w:color="BFBFBF"/>
+        </w:tblBorders>
+        <w:tblLayout w:type="fixed"/>
+        <w:tblCellMar>
+          <w:top w:w="60" w:type="dxa"/>
+          <w:left w:w="100" w:type="dxa"/>
+          <w:bottom w:w="60" w:type="dxa"/>
+          <w:right w:w="100" w:type="dxa"/>
+        </w:tblCellMar>
+        <w:tblLook w:val="04A0" w:firstRow="1" w:lastRow="0" w:firstColumn="1" w:lastColumn="0" w:noHBand="0" w:noVBand="1"/>
+      </w:tblPr>
+      <w:tblGrid>
+        <w:gridCol w:w="1900"/>
+        <w:gridCol w:w="7460"/>
+      </w:tblGrid>
+      <w:tr>
+        <w:trPr>
+          <w:tblHeader/>
+        </w:trPr>
+        <w:tc>
+          <w:tcPr>
+            <w:tcW w:w="1900" w:type="dxa"/>
+            <w:shd w:val="clear" w:color="auto" w:fill="E8EEF4"/>
+          </w:tcPr>
+          <w:p>
+            <w:pPr>
+              <w:spacing w:after="0" w:line="240" w:lineRule="auto"/>
+            </w:pPr>
+            <w:r>
+              <w:rPr>
+                <w:b/>
+                <w:bCs/>
+                <w:sz w:val="19"/>
+                <w:szCs w:val="19"/>
+              </w:rPr>
+              <w:t xml:space="preserve">Stage</w:t>
+            </w:r>
+          </w:p>
+        </w:tc>
+        <w:tc>
+          <w:tcPr>
+            <w:tcW w:w="7460" w:type="dxa"/>
+            <w:shd w:val="clear" w:color="auto" w:fill="E8EEF4"/>
+          </w:tcPr>
+          <w:p>
+            <w:pPr>
+              <w:spacing w:after="0" w:line="240" w:lineRule="auto"/>
+            </w:pPr>
+            <w:r>
+              <w:rPr>
+                <w:b/>
+                <w:bCs/>
+                <w:sz w:val="19"/>
+                <w:szCs w:val="19"/>
+              </w:rPr>
+              <w:t xml:space="preserve">Gate to enter</w:t>
+            </w:r>
+          </w:p>
+        </w:tc>
+      </w:tr>
+      <w:tr>
+        <w:trPr>
+          <w:cantSplit/>
+        </w:trPr>
+        <w:tc>
+          <w:tcPr>
+            <w:tcW w:w="1900" w:type="dxa"/>
+          </w:tcPr>
+          <w:p>
+            <w:pPr>
+              <w:spacing w:after="0" w:line="240" w:lineRule="auto"/>
+            </w:pPr>
+            <w:r>
+              <w:rPr>
+                <w:sz w:val="19"/>
+                <w:szCs w:val="19"/>
+              </w:rPr>
+              <w:t xml:space="preserve">Shadow mode</w:t>
+            </w:r>
+          </w:p>
+        </w:tc>
+        <w:tc>
+          <w:tcPr>
+            <w:tcW w:w="7460" w:type="dxa"/>
+          </w:tcPr>
+          <w:p>
+            <w:pPr>
+              <w:spacing w:after="0" w:line="240" w:lineRule="auto"/>
+            </w:pPr>
+            <w:r>
+              <w:rPr>
+                <w:sz w:val="19"/>
+                <w:szCs w:val="19"/>
+              </w:rPr>
+              <w:t xml:space="preserve">K1 content fixed; K2 warning live ✅; zero confident-wrong answers across 3 runs; manual review of judged answers</w:t>
+            </w:r>
+          </w:p>
+        </w:tc>
+      </w:tr>
+      <w:tr>
+        <w:trPr>
+          <w:cantSplit/>
+        </w:trPr>
+        <w:tc>
+          <w:tcPr>
+            <w:tcW w:w="1900" w:type="dxa"/>
+          </w:tcPr>
+          <w:p>
+            <w:pPr>
+              <w:spacing w:after="0" w:line="240" w:lineRule="auto"/>
+            </w:pPr>
+            <w:r>
+              <w:rPr>
+                <w:sz w:val="19"/>
+                <w:szCs w:val="19"/>
+              </w:rPr>
+              <w:t xml:space="preserve">Pilot</w:t>
+            </w:r>
+          </w:p>
+        </w:tc>
+        <w:tc>
+          <w:tcPr>
+            <w:tcW w:w="7460" w:type="dxa"/>
+          </w:tcPr>
+          <w:p>
+            <w:pPr>
+              <w:spacing w:after="0" w:line="240" w:lineRule="auto"/>
+            </w:pPr>
+            <w:r>
+              <w:rPr>
+                <w:sz w:val="19"/>
+                <w:szCs w:val="19"/>
+              </w:rPr>
+              <w:t xml:space="preserve">Answerability check shipped; decision consistency ≥95%; weekly refusal and conflict review in place; no high-severity issues open</w:t>
+            </w:r>
+          </w:p>
+        </w:tc>
+      </w:tr>
+      <w:tr>
+        <w:trPr>
+          <w:cantSplit/>
+        </w:trPr>
+        <w:tc>
+          <w:tcPr>
+            <w:tcW w:w="1900" w:type="dxa"/>
+          </w:tcPr>
+          <w:p>
+            <w:pPr>
+              <w:spacing w:after="0" w:line="240" w:lineRule="auto"/>
+            </w:pPr>
+            <w:r>
+              <w:rPr>
+                <w:sz w:val="19"/>
+                <w:szCs w:val="19"/>
+              </w:rPr>
+              <w:t xml:space="preserve">Broad rollout</w:t>
+            </w:r>
+          </w:p>
+        </w:tc>
+        <w:tc>
+          <w:tcPr>
+            <w:tcW w:w="7460" w:type="dxa"/>
+          </w:tcPr>
+          <w:p>
+            <w:pPr>
+              <w:spacing w:after="0" w:line="240" w:lineRule="auto"/>
+            </w:pPr>
+            <w:r>
+              <w:rPr>
+                <w:sz w:val="19"/>
+                <w:szCs w:val="19"/>
+              </w:rPr>
+              <w:t xml:space="preserve">Independent test set (100+) passing targets; automatic re-ingest live; thumbs-down rate &lt;10% for 4 weeks</w:t>
+            </w:r>
+          </w:p>
+        </w:tc>
+      </w:tr>
+    </w:tbl>
+    <w:p>
+      <w:pPr>
+        <w:spacing w:after="0"/>
+      </w:pPr>
+    </w:p>
+    <w:p>
+      <w:pPr>
+        <w:spacing w:after="120"/>
+      </w:pPr>
+      <w:r>
+        <w:rPr>
+          <w:b/>
+          <w:bCs/>
+        </w:rPr>
+        <w:t xml:space="preserve">Conclusion: </w:t>
+      </w:r>
+      <w:r>
+        <w:t xml:space="preserve">v1.0 is fit for shadow mode, not yet for live use.</w:t>
+      </w:r>
+    </w:p>
+    <w:p>
+      <w:pPr>
+        <w:pStyle w:val="Heading1"/>
+      </w:pPr>
+      <w:r>
         <w:t xml:space="preserve">Limitation or Future Scope</w:t>
       </w:r>
     </w:p>
@@ -8052,7 +10641,7 @@
         <w:spacing w:after="120"/>
       </w:pPr>
       <w:r>
-        <w:t xml:space="preserve">This is a personal technical project built to deepen hands-on understanding of RAG and LLM routing architecture, modeled on a product I owned (but did not personally build) in a professional context. It uses synthetic data and a mock API; it is not connected to any real company system or data. Planned future capabilities are listed in the Roadmap section.</w:t>
+        <w:t xml:space="preserve">This is a personal technical project built to deepen hands-on understanding of RAG and LLM routing architecture, modeled on a product I owned (but did not personally build) in a professional context. It uses synthetic data and a mock API; it is not connected to any real company system or data. Test sets were written by the builder and are small, so results indicate direction rather than production performance. Planned future capabilities are listed in the Roadmap section.</w:t>
       </w:r>
     </w:p>
     <w:p>
@@ -8267,7 +10856,7 @@
                 <w:sz w:val="19"/>
                 <w:szCs w:val="19"/>
               </w:rPr>
-              <w:t xml:space="preserve">In/out-of-scope lists keeping v1 focused on the core loop</w:t>
+              <w:t xml:space="preserve">In/out-of-scope lists; multi-turn memory deliberately deferred to v2</w:t>
             </w:r>
           </w:p>
         </w:tc>
@@ -8291,7 +10880,7 @@
                 <w:sz w:val="19"/>
                 <w:szCs w:val="19"/>
               </w:rPr>
-              <w:t xml:space="preserve">Requirements writing</w:t>
+              <w:t xml:space="preserve">Requirements &amp; prioritization</w:t>
             </w:r>
           </w:p>
         </w:tc>
@@ -8308,7 +10897,7 @@
                 <w:sz w:val="19"/>
                 <w:szCs w:val="19"/>
               </w:rPr>
-              <w:t xml:space="preserve">User stories with measurable acceptance criteria; NFRs</w:t>
+              <w:t xml:space="preserve">User stories with acceptance criteria; MoSCoW cut line</w:t>
             </w:r>
           </w:p>
         </w:tc>
@@ -8332,7 +10921,7 @@
                 <w:sz w:val="19"/>
                 <w:szCs w:val="19"/>
               </w:rPr>
-              <w:t xml:space="preserve">Prioritization (MoSCoW)</w:t>
+              <w:t xml:space="preserve">Metrics hierarchy</w:t>
             </w:r>
           </w:p>
         </w:tc>
@@ -8349,7 +10938,7 @@
                 <w:sz w:val="19"/>
                 <w:szCs w:val="19"/>
               </w:rPr>
-              <w:t xml:space="preserve">Must / Should / Could ranking to define the MVP cut line</w:t>
+              <w:t xml:space="preserve">North Star, quality metrics and release-blocking guardrails</w:t>
             </w:r>
           </w:p>
         </w:tc>
@@ -8373,7 +10962,7 @@
                 <w:sz w:val="19"/>
                 <w:szCs w:val="19"/>
               </w:rPr>
-              <w:t xml:space="preserve">Metrics hierarchy</w:t>
+              <w:t xml:space="preserve">Evidence-based decisions</w:t>
             </w:r>
           </w:p>
         </w:tc>
@@ -8390,7 +10979,7 @@
                 <w:sz w:val="19"/>
                 <w:szCs w:val="19"/>
               </w:rPr>
-              <w:t xml:space="preserve">North Star, input quality metrics and release-blocking guardrails</w:t>
+              <w:t xml:space="preserve">Measured A/B comparisons chose vector over hybrid and tiered over LLM-only routing</w:t>
             </w:r>
           </w:p>
         </w:tc>
@@ -8414,7 +11003,7 @@
                 <w:sz w:val="19"/>
                 <w:szCs w:val="19"/>
               </w:rPr>
-              <w:t xml:space="preserve">Trade-off decision making</w:t>
+              <w:t xml:space="preserve">Risk &amp; compliance</w:t>
             </w:r>
           </w:p>
         </w:tc>
@@ -8431,7 +11020,7 @@
                 <w:sz w:val="19"/>
                 <w:szCs w:val="19"/>
               </w:rPr>
-              <w:t xml:space="preserve">Decision log weighing cost, quality, latency and complexity</w:t>
+              <w:t xml:space="preserve">13 risks with mitigations, incl. UAE data residency, PII and cloud access</w:t>
             </w:r>
           </w:p>
         </w:tc>
@@ -8455,7 +11044,7 @@
                 <w:sz w:val="19"/>
                 <w:szCs w:val="19"/>
               </w:rPr>
-              <w:t xml:space="preserve">Risk &amp; compliance</w:t>
+              <w:t xml:space="preserve">Content audit</w:t>
             </w:r>
           </w:p>
         </w:tc>
@@ -8472,7 +11061,7 @@
                 <w:sz w:val="19"/>
                 <w:szCs w:val="19"/>
               </w:rPr>
-              <w:t xml:space="preserve">Ten risks with mitigations, incl. UAE data residency and PII</w:t>
+              <w:t xml:space="preserve">17 documents reviewed; gaps and conflicts became test cases</w:t>
             </w:r>
           </w:p>
         </w:tc>
@@ -8496,7 +11085,7 @@
                 <w:sz w:val="19"/>
                 <w:szCs w:val="19"/>
               </w:rPr>
-              <w:t xml:space="preserve">Content audit</w:t>
+              <w:t xml:space="preserve">Known-issue triage</w:t>
             </w:r>
           </w:p>
         </w:tc>
@@ -8513,7 +11102,7 @@
                 <w:sz w:val="19"/>
                 <w:szCs w:val="19"/>
               </w:rPr>
-              <w:t xml:space="preserve">Reviewed the 17-doc corpus; logged 9 gaps and conflicts</w:t>
+              <w:t xml:space="preserve">Severity by dealer impact; owners, mitigations and success measures</w:t>
             </w:r>
           </w:p>
         </w:tc>
@@ -8537,7 +11126,7 @@
                 <w:sz w:val="19"/>
                 <w:szCs w:val="19"/>
               </w:rPr>
-              <w:t xml:space="preserve">Go-to-market &amp; rollout</w:t>
+              <w:t xml:space="preserve">Release gates &amp; rollout</w:t>
             </w:r>
           </w:p>
         </w:tc>
@@ -8554,7 +11143,7 @@
                 <w:sz w:val="19"/>
                 <w:szCs w:val="19"/>
               </w:rPr>
-              <w:t xml:space="preserve">Offline → shadow → pilot → broad, with go/no-go criteria</w:t>
+              <w:t xml:space="preserve">Offline → shadow → pilot → broad, with explicit entry gates</w:t>
             </w:r>
           </w:p>
         </w:tc>
@@ -8578,7 +11167,7 @@
                 <w:sz w:val="19"/>
                 <w:szCs w:val="19"/>
               </w:rPr>
-              <w:t xml:space="preserve">Roadmapping</w:t>
+              <w:t xml:space="preserve">Knowing when to stop</w:t>
             </w:r>
           </w:p>
         </w:tc>
@@ -8595,7 +11184,48 @@
                 <w:sz w:val="19"/>
                 <w:szCs w:val="19"/>
               </w:rPr>
-              <w:t xml:space="preserve">Theme-based releases v1–v3, sequencing value and risk</w:t>
+              <w:t xml:space="preserve">Stopped prompt tuning at its ceiling; planned a structural fix instead</w:t>
+            </w:r>
+          </w:p>
+        </w:tc>
+      </w:tr>
+      <w:tr>
+        <w:trPr>
+          <w:cantSplit/>
+        </w:trPr>
+        <w:tc>
+          <w:tcPr>
+            <w:tcW w:w="2800" w:type="dxa"/>
+          </w:tcPr>
+          <w:p>
+            <w:pPr>
+              <w:spacing w:after="0" w:line="240" w:lineRule="auto"/>
+            </w:pPr>
+            <w:r>
+              <w:rPr>
+                <w:b/>
+                <w:bCs/>
+                <w:sz w:val="19"/>
+                <w:szCs w:val="19"/>
+              </w:rPr>
+              <w:t xml:space="preserve">Vendor risk management</w:t>
+            </w:r>
+          </w:p>
+        </w:tc>
+        <w:tc>
+          <w:tcPr>
+            <w:tcW w:w="6560" w:type="dxa"/>
+          </w:tcPr>
+          <w:p>
+            <w:pPr>
+              <w:spacing w:after="0" w:line="240" w:lineRule="auto"/>
+            </w:pPr>
+            <w:r>
+              <w:rPr>
+                <w:sz w:val="19"/>
+                <w:szCs w:val="19"/>
+              </w:rPr>
+              <w:t xml:space="preserve">Switched AWS → Azure without rework thanks to a provider-agnostic design</w:t>
             </w:r>
           </w:p>
         </w:tc>
@@ -8719,7 +11349,7 @@
                 <w:sz w:val="19"/>
                 <w:szCs w:val="19"/>
               </w:rPr>
-              <w:t xml:space="preserve">Ingestion, embeddings, hybrid (BM25 + vector) search, grounding</w:t>
+              <w:t xml:space="preserve">Chunking, Azure embeddings, vector search, grounded and cited answers</w:t>
             </w:r>
           </w:p>
         </w:tc>
@@ -8743,7 +11373,7 @@
                 <w:sz w:val="19"/>
                 <w:szCs w:val="19"/>
               </w:rPr>
-              <w:t xml:space="preserve">Chunking strategy</w:t>
+              <w:t xml:space="preserve">Retrieval evaluation</w:t>
             </w:r>
           </w:p>
         </w:tc>
@@ -8760,7 +11390,7 @@
                 <w:sz w:val="19"/>
                 <w:szCs w:val="19"/>
               </w:rPr>
-              <w:t xml:space="preserve">Section-aware chunks for policies; row-level chunks for catalogs</w:t>
+              <w:t xml:space="preserve">Hit@3, recall@3 and MRR across BM25, vector and hybrid (RRF)</w:t>
             </w:r>
           </w:p>
         </w:tc>
@@ -8784,7 +11414,7 @@
                 <w:sz w:val="19"/>
                 <w:szCs w:val="19"/>
               </w:rPr>
-              <w:t xml:space="preserve">Agentic routing</w:t>
+              <w:t xml:space="preserve">Agentic routing (model cascade)</w:t>
             </w:r>
           </w:p>
         </w:tc>
@@ -8801,7 +11431,7 @@
                 <w:sz w:val="19"/>
                 <w:szCs w:val="19"/>
               </w:rPr>
-              <w:t xml:space="preserve">LLM classifier: static, real-time, hybrid or clarify paths</w:t>
+              <w:t xml:space="preserve">Tiered router: rules fast path, LLM intent, rules fallback</w:t>
             </w:r>
           </w:p>
         </w:tc>
@@ -8842,7 +11472,7 @@
                 <w:sz w:val="19"/>
                 <w:szCs w:val="19"/>
               </w:rPr>
-              <w:t xml:space="preserve">Entity extraction (part/order IDs) feeding live API lookups</w:t>
+              <w:t xml:space="preserve">Regex entity extraction feeding live inventory and order APIs</w:t>
             </w:r>
           </w:p>
         </w:tc>
@@ -8883,7 +11513,7 @@
                 <w:sz w:val="19"/>
                 <w:szCs w:val="19"/>
               </w:rPr>
-              <w:t xml:space="preserve">Few-shot prompts, structured outputs, context-only constraints</w:t>
+              <w:t xml:space="preserve">JSON outputs, grounding and scope rules, status labels, few-shot without test leakage</w:t>
             </w:r>
           </w:p>
         </w:tc>
@@ -8924,7 +11554,7 @@
                 <w:sz w:val="19"/>
                 <w:szCs w:val="19"/>
               </w:rPr>
-              <w:t xml:space="preserve">Grounding, score thresholds, refusals, citations, conflict flags</w:t>
+              <w:t xml:space="preserve">Refusals, conflict flags, citation checks, unverified-answer downgrade</w:t>
             </w:r>
           </w:p>
         </w:tc>
@@ -8948,7 +11578,7 @@
                 <w:sz w:val="19"/>
                 <w:szCs w:val="19"/>
               </w:rPr>
-              <w:t xml:space="preserve">LLM evaluation &amp; regression</w:t>
+              <w:t xml:space="preserve">LLM evaluation</w:t>
             </w:r>
           </w:p>
         </w:tc>
@@ -8965,7 +11595,7 @@
                 <w:sz w:val="19"/>
                 <w:szCs w:val="19"/>
               </w:rPr>
-              <w:t xml:space="preserve">40-query labeled set plus 15-query held-out set; regression runs after each change</w:t>
+              <w:t xml:space="preserve">LLM-as-judge with human review; held-out set; repeat-run consistency</w:t>
             </w:r>
           </w:p>
         </w:tc>
@@ -8989,7 +11619,7 @@
                 <w:sz w:val="19"/>
                 <w:szCs w:val="19"/>
               </w:rPr>
-              <w:t xml:space="preserve">AI safety &amp; security</w:t>
+              <w:t xml:space="preserve">Resilience</w:t>
             </w:r>
           </w:p>
         </w:tc>
@@ -9006,7 +11636,7 @@
                 <w:sz w:val="19"/>
                 <w:szCs w:val="19"/>
               </w:rPr>
-              <w:t xml:space="preserve">Prompt-injection defenses, PII masking, automation-bias controls</w:t>
+              <w:t xml:space="preserve">Graceful degradation for embeddings, LLM, router and live API failures</w:t>
             </w:r>
           </w:p>
         </w:tc>
@@ -9030,7 +11660,7 @@
                 <w:sz w:val="19"/>
                 <w:szCs w:val="19"/>
               </w:rPr>
-              <w:t xml:space="preserve">Observability &amp; cost control</w:t>
+              <w:t xml:space="preserve">Data freshness</w:t>
             </w:r>
           </w:p>
         </w:tc>
@@ -9047,7 +11677,7 @@
                 <w:sz w:val="19"/>
                 <w:szCs w:val="19"/>
               </w:rPr>
-              <w:t xml:space="preserve">Logging, feedback capture, latency and cost-per-query tracking</w:t>
+              <w:t xml:space="preserve">Incremental ingestion and embedding with change detection; stale-index warning</w:t>
             </w:r>
           </w:p>
         </w:tc>
@@ -9071,7 +11701,7 @@
                 <w:sz w:val="19"/>
                 <w:szCs w:val="19"/>
               </w:rPr>
-              <w:t xml:space="preserve">Human-in-the-loop design</w:t>
+              <w:t xml:space="preserve">Cost &amp; observability</w:t>
             </w:r>
           </w:p>
         </w:tc>
@@ -9088,7 +11718,48 @@
                 <w:sz w:val="19"/>
                 <w:szCs w:val="19"/>
               </w:rPr>
-              <w:t xml:space="preserve">Agents verify cited answers; shadow mode before live use</w:t>
+              <w:t xml:space="preserve">Token and cost per query, budgets, TPM caps, per-question logs</w:t>
+            </w:r>
+          </w:p>
+        </w:tc>
+      </w:tr>
+      <w:tr>
+        <w:trPr>
+          <w:cantSplit/>
+        </w:trPr>
+        <w:tc>
+          <w:tcPr>
+            <w:tcW w:w="2800" w:type="dxa"/>
+          </w:tcPr>
+          <w:p>
+            <w:pPr>
+              <w:spacing w:after="0" w:line="240" w:lineRule="auto"/>
+            </w:pPr>
+            <w:r>
+              <w:rPr>
+                <w:b/>
+                <w:bCs/>
+                <w:sz w:val="19"/>
+                <w:szCs w:val="19"/>
+              </w:rPr>
+              <w:t xml:space="preserve">Testing</w:t>
+            </w:r>
+          </w:p>
+        </w:tc>
+        <w:tc>
+          <w:tcPr>
+            <w:tcW w:w="6560" w:type="dxa"/>
+          </w:tcPr>
+          <w:p>
+            <w:pPr>
+              <w:spacing w:after="0" w:line="240" w:lineRule="auto"/>
+            </w:pPr>
+            <w:r>
+              <w:rPr>
+                <w:sz w:val="19"/>
+                <w:szCs w:val="19"/>
+              </w:rPr>
+              <w:t xml:space="preserve">167 automated tests with fake clients: no cloud calls, no cost</w:t>
             </w:r>
           </w:p>
         </w:tc>
@@ -9112,7 +11783,7 @@
         <w:spacing w:after="120"/>
       </w:pPr>
       <w:r>
-        <w:t xml:space="preserve">Several decisions changed between the first draft (v1.0) and this version. Each change was triggered by evidence, mainly the content audit of the knowledge base, rather than by preference.</w:t>
+        <w:t xml:space="preserve">Each change was triggered by evidence (the content audit, measurements or hands-on testing) rather than by preference.</w:t>
       </w:r>
     </w:p>
     <w:tbl>
@@ -9137,9 +11808,9 @@
       </w:tblPr>
       <w:tblGrid>
         <w:gridCol w:w="1500"/>
-        <w:gridCol w:w="2300"/>
-        <w:gridCol w:w="2660"/>
-        <w:gridCol w:w="2900"/>
+        <w:gridCol w:w="2200"/>
+        <w:gridCol w:w="2460"/>
+        <w:gridCol w:w="3200"/>
       </w:tblGrid>
       <w:tr>
         <w:trPr>
@@ -9167,7 +11838,7 @@
         </w:tc>
         <w:tc>
           <w:tcPr>
-            <w:tcW w:w="2300" w:type="dxa"/>
+            <w:tcW w:w="2200" w:type="dxa"/>
             <w:shd w:val="clear" w:color="auto" w:fill="E8EEF4"/>
           </w:tcPr>
           <w:p>
@@ -9181,13 +11852,13 @@
                 <w:sz w:val="19"/>
                 <w:szCs w:val="19"/>
               </w:rPr>
-              <w:t xml:space="preserve">Initial approach (v1.0)</w:t>
-            </w:r>
-          </w:p>
-        </w:tc>
-        <w:tc>
-          <w:tcPr>
-            <w:tcW w:w="2660" w:type="dxa"/>
+              <w:t xml:space="preserve">Before</w:t>
+            </w:r>
+          </w:p>
+        </w:tc>
+        <w:tc>
+          <w:tcPr>
+            <w:tcW w:w="2460" w:type="dxa"/>
             <w:shd w:val="clear" w:color="auto" w:fill="E8EEF4"/>
           </w:tcPr>
           <w:p>
@@ -9201,13 +11872,13 @@
                 <w:sz w:val="19"/>
                 <w:szCs w:val="19"/>
               </w:rPr>
-              <w:t xml:space="preserve">Revised approach (v2.0)</w:t>
-            </w:r>
-          </w:p>
-        </w:tc>
-        <w:tc>
-          <w:tcPr>
-            <w:tcW w:w="2900" w:type="dxa"/>
+              <w:t xml:space="preserve">After</w:t>
+            </w:r>
+          </w:p>
+        </w:tc>
+        <w:tc>
+          <w:tcPr>
+            <w:tcW w:w="3200" w:type="dxa"/>
             <w:shd w:val="clear" w:color="auto" w:fill="E8EEF4"/>
           </w:tcPr>
           <w:p>
@@ -9251,52 +11922,52 @@
         </w:tc>
         <w:tc>
           <w:tcPr>
-            <w:tcW w:w="2300" w:type="dxa"/>
-          </w:tcPr>
-          <w:p>
-            <w:pPr>
-              <w:spacing w:after="0" w:line="240" w:lineRule="auto"/>
-            </w:pPr>
-            <w:r>
-              <w:rPr>
-                <w:sz w:val="19"/>
-                <w:szCs w:val="19"/>
-              </w:rPr>
-              <w:t xml:space="preserve">Section-aware chunks for all documents, assuming mostly prose policies</w:t>
-            </w:r>
-          </w:p>
-        </w:tc>
-        <w:tc>
-          <w:tcPr>
-            <w:tcW w:w="2660" w:type="dxa"/>
-          </w:tcPr>
-          <w:p>
-            <w:pPr>
-              <w:spacing w:after="0" w:line="240" w:lineRule="auto"/>
-            </w:pPr>
-            <w:r>
-              <w:rPr>
-                <w:sz w:val="19"/>
-                <w:szCs w:val="19"/>
-              </w:rPr>
-              <w:t xml:space="preserve">Section-aware for policies; one chunk per catalog row, with table headers repeated</w:t>
-            </w:r>
-          </w:p>
-        </w:tc>
-        <w:tc>
-          <w:tcPr>
-            <w:tcW w:w="2900" w:type="dxa"/>
-          </w:tcPr>
-          <w:p>
-            <w:pPr>
-              <w:spacing w:after="0" w:line="240" w:lineRule="auto"/>
-            </w:pPr>
-            <w:r>
-              <w:rPr>
-                <w:sz w:val="19"/>
-                <w:szCs w:val="19"/>
-              </w:rPr>
-              <w:t xml:space="preserve">4 of 17 documents are table-based catalogs; whole-table chunks return 6–8 parts per hit and blur embeddings</w:t>
+            <w:tcW w:w="2200" w:type="dxa"/>
+          </w:tcPr>
+          <w:p>
+            <w:pPr>
+              <w:spacing w:after="0" w:line="240" w:lineRule="auto"/>
+            </w:pPr>
+            <w:r>
+              <w:rPr>
+                <w:sz w:val="19"/>
+                <w:szCs w:val="19"/>
+              </w:rPr>
+              <w:t xml:space="preserve">Section-aware for all documents</w:t>
+            </w:r>
+          </w:p>
+        </w:tc>
+        <w:tc>
+          <w:tcPr>
+            <w:tcW w:w="2460" w:type="dxa"/>
+          </w:tcPr>
+          <w:p>
+            <w:pPr>
+              <w:spacing w:after="0" w:line="240" w:lineRule="auto"/>
+            </w:pPr>
+            <w:r>
+              <w:rPr>
+                <w:sz w:val="19"/>
+                <w:szCs w:val="19"/>
+              </w:rPr>
+              <w:t xml:space="preserve">Sections for policies; one chunk per catalog row</w:t>
+            </w:r>
+          </w:p>
+        </w:tc>
+        <w:tc>
+          <w:tcPr>
+            <w:tcW w:w="3200" w:type="dxa"/>
+          </w:tcPr>
+          <w:p>
+            <w:pPr>
+              <w:spacing w:after="0" w:line="240" w:lineRule="auto"/>
+            </w:pPr>
+            <w:r>
+              <w:rPr>
+                <w:sz w:val="19"/>
+                <w:szCs w:val="19"/>
+              </w:rPr>
+              <w:t xml:space="preserve">4 of 17 documents are tables; whole-table chunks mixed parts</w:t>
             </w:r>
           </w:p>
         </w:tc>
@@ -9326,52 +11997,52 @@
         </w:tc>
         <w:tc>
           <w:tcPr>
-            <w:tcW w:w="2300" w:type="dxa"/>
-          </w:tcPr>
-          <w:p>
-            <w:pPr>
-              <w:spacing w:after="0" w:line="240" w:lineRule="auto"/>
-            </w:pPr>
-            <w:r>
-              <w:rPr>
-                <w:sz w:val="19"/>
-                <w:szCs w:val="19"/>
-              </w:rPr>
-              <w:t xml:space="preserve">Vector search only (implicit)</w:t>
-            </w:r>
-          </w:p>
-        </w:tc>
-        <w:tc>
-          <w:tcPr>
-            <w:tcW w:w="2660" w:type="dxa"/>
-          </w:tcPr>
-          <w:p>
-            <w:pPr>
-              <w:spacing w:after="0" w:line="240" w:lineRule="auto"/>
-            </w:pPr>
-            <w:r>
-              <w:rPr>
-                <w:sz w:val="19"/>
-                <w:szCs w:val="19"/>
-              </w:rPr>
-              <w:t xml:space="preserve">Hybrid search: BM25 keyword + vector, combined with Reciprocal Rank Fusion</w:t>
-            </w:r>
-          </w:p>
-        </w:tc>
-        <w:tc>
-          <w:tcPr>
-            <w:tcW w:w="2900" w:type="dxa"/>
-          </w:tcPr>
-          <w:p>
-            <w:pPr>
-              <w:spacing w:after="0" w:line="240" w:lineRule="auto"/>
-            </w:pPr>
-            <w:r>
-              <w:rPr>
-                <w:sz w:val="19"/>
-                <w:szCs w:val="19"/>
-              </w:rPr>
-              <w:t xml:space="preserve">Agents query exact part IDs; near-identical codes such as BRK-1020 (left) and BRK-1021 (right) look alike to embeddings</w:t>
+            <w:tcW w:w="2200" w:type="dxa"/>
+          </w:tcPr>
+          <w:p>
+            <w:pPr>
+              <w:spacing w:after="0" w:line="240" w:lineRule="auto"/>
+            </w:pPr>
+            <w:r>
+              <w:rPr>
+                <w:sz w:val="19"/>
+                <w:szCs w:val="19"/>
+              </w:rPr>
+              <w:t xml:space="preserve">Hybrid planned (BM25 + vector, RRF)</w:t>
+            </w:r>
+          </w:p>
+        </w:tc>
+        <w:tc>
+          <w:tcPr>
+            <w:tcW w:w="2460" w:type="dxa"/>
+          </w:tcPr>
+          <w:p>
+            <w:pPr>
+              <w:spacing w:after="0" w:line="240" w:lineRule="auto"/>
+            </w:pPr>
+            <w:r>
+              <w:rPr>
+                <w:sz w:val="19"/>
+                <w:szCs w:val="19"/>
+              </w:rPr>
+              <w:t xml:space="preserve">Vector search by default; hybrid configurable</w:t>
+            </w:r>
+          </w:p>
+        </w:tc>
+        <w:tc>
+          <w:tcPr>
+            <w:tcW w:w="3200" w:type="dxa"/>
+          </w:tcPr>
+          <w:p>
+            <w:pPr>
+              <w:spacing w:after="0" w:line="240" w:lineRule="auto"/>
+            </w:pPr>
+            <w:r>
+              <w:rPr>
+                <w:sz w:val="19"/>
+                <w:szCs w:val="19"/>
+              </w:rPr>
+              <w:t xml:space="preserve">Measured: vector 100% vs hybrid 91% chunk hit@3; RRF let BM25 outvote correct results</w:t>
             </w:r>
           </w:p>
         </w:tc>
@@ -9401,52 +12072,52 @@
         </w:tc>
         <w:tc>
           <w:tcPr>
-            <w:tcW w:w="2300" w:type="dxa"/>
-          </w:tcPr>
-          <w:p>
-            <w:pPr>
-              <w:spacing w:after="0" w:line="240" w:lineRule="auto"/>
-            </w:pPr>
-            <w:r>
-              <w:rPr>
-                <w:sz w:val="19"/>
-                <w:szCs w:val="19"/>
-              </w:rPr>
-              <w:t xml:space="preserve">Binary: static or real-time</w:t>
-            </w:r>
-          </w:p>
-        </w:tc>
-        <w:tc>
-          <w:tcPr>
-            <w:tcW w:w="2660" w:type="dxa"/>
-          </w:tcPr>
-          <w:p>
-            <w:pPr>
-              <w:spacing w:after="0" w:line="240" w:lineRule="auto"/>
-            </w:pPr>
-            <w:r>
-              <w:rPr>
-                <w:sz w:val="19"/>
-                <w:szCs w:val="19"/>
-              </w:rPr>
-              <w:t xml:space="preserve">Four routes: static, real-time, hybrid, clarification</w:t>
-            </w:r>
-          </w:p>
-        </w:tc>
-        <w:tc>
-          <w:tcPr>
-            <w:tcW w:w="2900" w:type="dxa"/>
-          </w:tcPr>
-          <w:p>
-            <w:pPr>
-              <w:spacing w:after="0" w:line="240" w:lineRule="auto"/>
-            </w:pPr>
-            <w:r>
-              <w:rPr>
-                <w:sz w:val="19"/>
-                <w:szCs w:val="19"/>
-              </w:rPr>
-              <w:t xml:space="preserve">Realistic queries mix policy with live data, and some lack the ID needed for an API call</w:t>
+            <w:tcW w:w="2200" w:type="dxa"/>
+          </w:tcPr>
+          <w:p>
+            <w:pPr>
+              <w:spacing w:after="0" w:line="240" w:lineRule="auto"/>
+            </w:pPr>
+            <w:r>
+              <w:rPr>
+                <w:sz w:val="19"/>
+                <w:szCs w:val="19"/>
+              </w:rPr>
+              <w:t xml:space="preserve">LLM classifier from day one</w:t>
+            </w:r>
+          </w:p>
+        </w:tc>
+        <w:tc>
+          <w:tcPr>
+            <w:tcW w:w="2460" w:type="dxa"/>
+          </w:tcPr>
+          <w:p>
+            <w:pPr>
+              <w:spacing w:after="0" w:line="240" w:lineRule="auto"/>
+            </w:pPr>
+            <w:r>
+              <w:rPr>
+                <w:sz w:val="19"/>
+                <w:szCs w:val="19"/>
+              </w:rPr>
+              <w:t xml:space="preserve">Rules baseline first, then tiered (rules fast path + LLM)</w:t>
+            </w:r>
+          </w:p>
+        </w:tc>
+        <w:tc>
+          <w:tcPr>
+            <w:tcW w:w="3200" w:type="dxa"/>
+          </w:tcPr>
+          <w:p>
+            <w:pPr>
+              <w:spacing w:after="0" w:line="240" w:lineRule="auto"/>
+            </w:pPr>
+            <w:r>
+              <w:rPr>
+                <w:sz w:val="19"/>
+                <w:szCs w:val="19"/>
+              </w:rPr>
+              <w:t xml:space="preserve">Rules 80% on held-out; LLM 15/15; tiered same accuracy, 25% fewer calls</w:t>
             </w:r>
           </w:p>
         </w:tc>
@@ -9470,58 +12141,58 @@
                 <w:sz w:val="19"/>
                 <w:szCs w:val="19"/>
               </w:rPr>
-              <w:t xml:space="preserve">Conflicting sources</w:t>
-            </w:r>
-          </w:p>
-        </w:tc>
-        <w:tc>
-          <w:tcPr>
-            <w:tcW w:w="2300" w:type="dxa"/>
-          </w:tcPr>
-          <w:p>
-            <w:pPr>
-              <w:spacing w:after="0" w:line="240" w:lineRule="auto"/>
-            </w:pPr>
-            <w:r>
-              <w:rPr>
-                <w:sz w:val="19"/>
-                <w:szCs w:val="19"/>
-              </w:rPr>
-              <w:t xml:space="preserve">Not considered</w:t>
-            </w:r>
-          </w:p>
-        </w:tc>
-        <w:tc>
-          <w:tcPr>
-            <w:tcW w:w="2660" w:type="dxa"/>
-          </w:tcPr>
-          <w:p>
-            <w:pPr>
-              <w:spacing w:after="0" w:line="240" w:lineRule="auto"/>
-            </w:pPr>
-            <w:r>
-              <w:rPr>
-                <w:sz w:val="19"/>
-                <w:szCs w:val="19"/>
-              </w:rPr>
-              <w:t xml:space="preserve">Show both sources with citations and flag the conflict</w:t>
-            </w:r>
-          </w:p>
-        </w:tc>
-        <w:tc>
-          <w:tcPr>
-            <w:tcW w:w="2900" w:type="dxa"/>
-          </w:tcPr>
-          <w:p>
-            <w:pPr>
-              <w:spacing w:after="0" w:line="240" w:lineRule="auto"/>
-            </w:pPr>
-            <w:r>
-              <w:rPr>
-                <w:sz w:val="19"/>
-                <w:szCs w:val="19"/>
-              </w:rPr>
-              <w:t xml:space="preserve">Audit found contradictory return rules for floor mats and special-order parts</w:t>
+              <w:t xml:space="preserve">Cloud provider</w:t>
+            </w:r>
+          </w:p>
+        </w:tc>
+        <w:tc>
+          <w:tcPr>
+            <w:tcW w:w="2200" w:type="dxa"/>
+          </w:tcPr>
+          <w:p>
+            <w:pPr>
+              <w:spacing w:after="0" w:line="240" w:lineRule="auto"/>
+            </w:pPr>
+            <w:r>
+              <w:rPr>
+                <w:sz w:val="19"/>
+                <w:szCs w:val="19"/>
+              </w:rPr>
+              <w:t xml:space="preserve">AWS Bedrock</w:t>
+            </w:r>
+          </w:p>
+        </w:tc>
+        <w:tc>
+          <w:tcPr>
+            <w:tcW w:w="2460" w:type="dxa"/>
+          </w:tcPr>
+          <w:p>
+            <w:pPr>
+              <w:spacing w:after="0" w:line="240" w:lineRule="auto"/>
+            </w:pPr>
+            <w:r>
+              <w:rPr>
+                <w:sz w:val="19"/>
+                <w:szCs w:val="19"/>
+              </w:rPr>
+              <w:t xml:space="preserve">Azure OpenAI (Pay-As-You-Go)</w:t>
+            </w:r>
+          </w:p>
+        </w:tc>
+        <w:tc>
+          <w:tcPr>
+            <w:tcW w:w="3200" w:type="dxa"/>
+          </w:tcPr>
+          <w:p>
+            <w:pPr>
+              <w:spacing w:after="0" w:line="240" w:lineRule="auto"/>
+            </w:pPr>
+            <w:r>
+              <w:rPr>
+                <w:sz w:val="19"/>
+                <w:szCs w:val="19"/>
+              </w:rPr>
+              <w:t xml:space="preserve">New AWS account blocked from all Bedrock models pending review</w:t>
             </w:r>
           </w:p>
         </w:tc>
@@ -9545,58 +12216,58 @@
                 <w:sz w:val="19"/>
                 <w:szCs w:val="19"/>
               </w:rPr>
-              <w:t xml:space="preserve">Success metrics</w:t>
-            </w:r>
-          </w:p>
-        </w:tc>
-        <w:tc>
-          <w:tcPr>
-            <w:tcW w:w="2300" w:type="dxa"/>
-          </w:tcPr>
-          <w:p>
-            <w:pPr>
-              <w:spacing w:after="0" w:line="240" w:lineRule="auto"/>
-            </w:pPr>
-            <w:r>
-              <w:rPr>
-                <w:sz w:val="19"/>
-                <w:szCs w:val="19"/>
-              </w:rPr>
-              <w:t xml:space="preserve">Model quality metrics only</w:t>
-            </w:r>
-          </w:p>
-        </w:tc>
-        <w:tc>
-          <w:tcPr>
-            <w:tcW w:w="2660" w:type="dxa"/>
-          </w:tcPr>
-          <w:p>
-            <w:pPr>
-              <w:spacing w:after="0" w:line="240" w:lineRule="auto"/>
-            </w:pPr>
-            <w:r>
-              <w:rPr>
-                <w:sz w:val="19"/>
-                <w:szCs w:val="19"/>
-              </w:rPr>
-              <w:t xml:space="preserve">North Star outcome, model quality and guardrail metrics</w:t>
-            </w:r>
-          </w:p>
-        </w:tc>
-        <w:tc>
-          <w:tcPr>
-            <w:tcW w:w="2900" w:type="dxa"/>
-          </w:tcPr>
-          <w:p>
-            <w:pPr>
-              <w:spacing w:after="0" w:line="240" w:lineRule="auto"/>
-            </w:pPr>
-            <w:r>
-              <w:rPr>
-                <w:sz w:val="19"/>
-                <w:szCs w:val="19"/>
-              </w:rPr>
-              <w:t xml:space="preserve">Model accuracy alone does not show whether agents save time or trust the tool</w:t>
+              <w:t xml:space="preserve">Real-time answers</w:t>
+            </w:r>
+          </w:p>
+        </w:tc>
+        <w:tc>
+          <w:tcPr>
+            <w:tcW w:w="2200" w:type="dxa"/>
+          </w:tcPr>
+          <w:p>
+            <w:pPr>
+              <w:spacing w:after="0" w:line="240" w:lineRule="auto"/>
+            </w:pPr>
+            <w:r>
+              <w:rPr>
+                <w:sz w:val="19"/>
+                <w:szCs w:val="19"/>
+              </w:rPr>
+              <w:t xml:space="preserve">LLM phrases API results</w:t>
+            </w:r>
+          </w:p>
+        </w:tc>
+        <w:tc>
+          <w:tcPr>
+            <w:tcW w:w="2460" w:type="dxa"/>
+          </w:tcPr>
+          <w:p>
+            <w:pPr>
+              <w:spacing w:after="0" w:line="240" w:lineRule="auto"/>
+            </w:pPr>
+            <w:r>
+              <w:rPr>
+                <w:sz w:val="19"/>
+                <w:szCs w:val="19"/>
+              </w:rPr>
+              <w:t xml:space="preserve">Templates, no LLM</w:t>
+            </w:r>
+          </w:p>
+        </w:tc>
+        <w:tc>
+          <w:tcPr>
+            <w:tcW w:w="3200" w:type="dxa"/>
+          </w:tcPr>
+          <w:p>
+            <w:pPr>
+              <w:spacing w:after="0" w:line="240" w:lineRule="auto"/>
+            </w:pPr>
+            <w:r>
+              <w:rPr>
+                <w:sz w:val="19"/>
+                <w:szCs w:val="19"/>
+              </w:rPr>
+              <w:t xml:space="preserve">Exact numbers matter; LLM adds cost and risk</w:t>
             </w:r>
           </w:p>
         </w:tc>
@@ -9620,58 +12291,58 @@
                 <w:sz w:val="19"/>
                 <w:szCs w:val="19"/>
               </w:rPr>
-              <w:t xml:space="preserve">Evaluation set</w:t>
-            </w:r>
-          </w:p>
-        </w:tc>
-        <w:tc>
-          <w:tcPr>
-            <w:tcW w:w="2300" w:type="dxa"/>
-          </w:tcPr>
-          <w:p>
-            <w:pPr>
-              <w:spacing w:after="0" w:line="240" w:lineRule="auto"/>
-            </w:pPr>
-            <w:r>
-              <w:rPr>
-                <w:sz w:val="19"/>
-                <w:szCs w:val="19"/>
-              </w:rPr>
-              <w:t xml:space="preserve">20 queries in 2 categories</w:t>
-            </w:r>
-          </w:p>
-        </w:tc>
-        <w:tc>
-          <w:tcPr>
-            <w:tcW w:w="2660" w:type="dxa"/>
-          </w:tcPr>
-          <w:p>
-            <w:pPr>
-              <w:spacing w:after="0" w:line="240" w:lineRule="auto"/>
-            </w:pPr>
-            <w:r>
-              <w:rPr>
-                <w:sz w:val="19"/>
-                <w:szCs w:val="19"/>
-              </w:rPr>
-              <w:t xml:space="preserve">40 queries in 5 categories, including conflict probes, plus a 15-query router held-out set</w:t>
-            </w:r>
-          </w:p>
-        </w:tc>
-        <w:tc>
-          <w:tcPr>
-            <w:tcW w:w="2900" w:type="dxa"/>
-          </w:tcPr>
-          <w:p>
-            <w:pPr>
-              <w:spacing w:after="0" w:line="240" w:lineRule="auto"/>
-            </w:pPr>
-            <w:r>
-              <w:rPr>
-                <w:sz w:val="19"/>
-                <w:szCs w:val="19"/>
-              </w:rPr>
-              <w:t xml:space="preserve">Refusal, hybrid and clarification behavior were untested; rules needed an untouched test</w:t>
+              <w:t xml:space="preserve">Refusal method</w:t>
+            </w:r>
+          </w:p>
+        </w:tc>
+        <w:tc>
+          <w:tcPr>
+            <w:tcW w:w="2200" w:type="dxa"/>
+          </w:tcPr>
+          <w:p>
+            <w:pPr>
+              <w:spacing w:after="0" w:line="240" w:lineRule="auto"/>
+            </w:pPr>
+            <w:r>
+              <w:rPr>
+                <w:sz w:val="19"/>
+                <w:szCs w:val="19"/>
+              </w:rPr>
+              <w:t xml:space="preserve">Retrieval-score threshold</w:t>
+            </w:r>
+          </w:p>
+        </w:tc>
+        <w:tc>
+          <w:tcPr>
+            <w:tcW w:w="2460" w:type="dxa"/>
+          </w:tcPr>
+          <w:p>
+            <w:pPr>
+              <w:spacing w:after="0" w:line="240" w:lineRule="auto"/>
+            </w:pPr>
+            <w:r>
+              <w:rPr>
+                <w:sz w:val="19"/>
+                <w:szCs w:val="19"/>
+              </w:rPr>
+              <w:t xml:space="preserve">Grounding prompt + refusal status + code checks</w:t>
+            </w:r>
+          </w:p>
+        </w:tc>
+        <w:tc>
+          <w:tcPr>
+            <w:tcW w:w="3200" w:type="dxa"/>
+          </w:tcPr>
+          <w:p>
+            <w:pPr>
+              <w:spacing w:after="0" w:line="240" w:lineRule="auto"/>
+            </w:pPr>
+            <w:r>
+              <w:rPr>
+                <w:sz w:val="19"/>
+                <w:szCs w:val="19"/>
+              </w:rPr>
+              <w:t xml:space="preserve">Out-of-scope scores overlapped answerable ones</w:t>
             </w:r>
           </w:p>
         </w:tc>
@@ -9695,58 +12366,58 @@
                 <w:sz w:val="19"/>
                 <w:szCs w:val="19"/>
               </w:rPr>
-              <w:t xml:space="preserve">Router build</w:t>
-            </w:r>
-          </w:p>
-        </w:tc>
-        <w:tc>
-          <w:tcPr>
-            <w:tcW w:w="2300" w:type="dxa"/>
-          </w:tcPr>
-          <w:p>
-            <w:pPr>
-              <w:spacing w:after="0" w:line="240" w:lineRule="auto"/>
-            </w:pPr>
-            <w:r>
-              <w:rPr>
-                <w:sz w:val="19"/>
-                <w:szCs w:val="19"/>
-              </w:rPr>
-              <w:t xml:space="preserve">LLM classifier from day one</w:t>
-            </w:r>
-          </w:p>
-        </w:tc>
-        <w:tc>
-          <w:tcPr>
-            <w:tcW w:w="2660" w:type="dxa"/>
-          </w:tcPr>
-          <w:p>
-            <w:pPr>
-              <w:spacing w:after="0" w:line="240" w:lineRule="auto"/>
-            </w:pPr>
-            <w:r>
-              <w:rPr>
-                <w:sz w:val="19"/>
-                <w:szCs w:val="19"/>
-              </w:rPr>
-              <w:t xml:space="preserve">Rule-based baseline first, then a tiered router: rules fast path, LLM for the rest, rules as fallback</w:t>
-            </w:r>
-          </w:p>
-        </w:tc>
-        <w:tc>
-          <w:tcPr>
-            <w:tcW w:w="2900" w:type="dxa"/>
-          </w:tcPr>
-          <w:p>
-            <w:pPr>
-              <w:spacing w:after="0" w:line="240" w:lineRule="auto"/>
-            </w:pPr>
-            <w:r>
-              <w:rPr>
-                <w:sz w:val="19"/>
-                <w:szCs w:val="19"/>
-              </w:rPr>
-              <w:t xml:space="preserve">Local-first build with no LLM; rules scored 100% on the main set but 80% on held-out</w:t>
+              <w:t xml:space="preserve">Prompt tuning</w:t>
+            </w:r>
+          </w:p>
+        </w:tc>
+        <w:tc>
+          <w:tcPr>
+            <w:tcW w:w="2200" w:type="dxa"/>
+          </w:tcPr>
+          <w:p>
+            <w:pPr>
+              <w:spacing w:after="0" w:line="240" w:lineRule="auto"/>
+            </w:pPr>
+            <w:r>
+              <w:rPr>
+                <w:sz w:val="19"/>
+                <w:szCs w:val="19"/>
+              </w:rPr>
+              <w:t xml:space="preserve">Add rules for each miss</w:t>
+            </w:r>
+          </w:p>
+        </w:tc>
+        <w:tc>
+          <w:tcPr>
+            <w:tcW w:w="2460" w:type="dxa"/>
+          </w:tcPr>
+          <w:p>
+            <w:pPr>
+              <w:spacing w:after="0" w:line="240" w:lineRule="auto"/>
+            </w:pPr>
+            <w:r>
+              <w:rPr>
+                <w:sz w:val="19"/>
+                <w:szCs w:val="19"/>
+              </w:rPr>
+              <w:t xml:space="preserve">Stop tuning; plan an answerability check</w:t>
+            </w:r>
+          </w:p>
+        </w:tc>
+        <w:tc>
+          <w:tcPr>
+            <w:tcW w:w="3200" w:type="dxa"/>
+          </w:tcPr>
+          <w:p>
+            <w:pPr>
+              <w:spacing w:after="0" w:line="240" w:lineRule="auto"/>
+            </w:pPr>
+            <w:r>
+              <w:rPr>
+                <w:sz w:val="19"/>
+                <w:szCs w:val="19"/>
+              </w:rPr>
+              <w:t xml:space="preserve">Each rule moved a miss elsewhere (O03 → H03 → S05)</w:t>
             </w:r>
           </w:p>
         </w:tc>
@@ -9770,58 +12441,58 @@
                 <w:sz w:val="19"/>
                 <w:szCs w:val="19"/>
               </w:rPr>
-              <w:t xml:space="preserve">Refusal method</w:t>
-            </w:r>
-          </w:p>
-        </w:tc>
-        <w:tc>
-          <w:tcPr>
-            <w:tcW w:w="2300" w:type="dxa"/>
-          </w:tcPr>
-          <w:p>
-            <w:pPr>
-              <w:spacing w:after="0" w:line="240" w:lineRule="auto"/>
-            </w:pPr>
-            <w:r>
-              <w:rPr>
-                <w:sz w:val="19"/>
-                <w:szCs w:val="19"/>
-              </w:rPr>
-              <w:t xml:space="preserve">Retrieval-score threshold</w:t>
-            </w:r>
-          </w:p>
-        </w:tc>
-        <w:tc>
-          <w:tcPr>
-            <w:tcW w:w="2660" w:type="dxa"/>
-          </w:tcPr>
-          <w:p>
-            <w:pPr>
-              <w:spacing w:after="0" w:line="240" w:lineRule="auto"/>
-            </w:pPr>
-            <w:r>
-              <w:rPr>
-                <w:sz w:val="19"/>
-                <w:szCs w:val="19"/>
-              </w:rPr>
-              <w:t xml:space="preserve">Threshold as a pre-filter only, plus an LLM check that passages answer the question</w:t>
-            </w:r>
-          </w:p>
-        </w:tc>
-        <w:tc>
-          <w:tcPr>
-            <w:tcW w:w="2900" w:type="dxa"/>
-          </w:tcPr>
-          <w:p>
-            <w:pPr>
-              <w:spacing w:after="0" w:line="240" w:lineRule="auto"/>
-            </w:pPr>
-            <w:r>
-              <w:rPr>
-                <w:sz w:val="19"/>
-                <w:szCs w:val="19"/>
-              </w:rPr>
-              <w:t xml:space="preserve">BM25 baseline: out-of-scope scores (up to 11.39) overlapped answerable ones (from 3.48)</w:t>
+              <w:t xml:space="preserve">Conflicting sources</w:t>
+            </w:r>
+          </w:p>
+        </w:tc>
+        <w:tc>
+          <w:tcPr>
+            <w:tcW w:w="2200" w:type="dxa"/>
+          </w:tcPr>
+          <w:p>
+            <w:pPr>
+              <w:spacing w:after="0" w:line="240" w:lineRule="auto"/>
+            </w:pPr>
+            <w:r>
+              <w:rPr>
+                <w:sz w:val="19"/>
+                <w:szCs w:val="19"/>
+              </w:rPr>
+              <w:t xml:space="preserve">Not considered</w:t>
+            </w:r>
+          </w:p>
+        </w:tc>
+        <w:tc>
+          <w:tcPr>
+            <w:tcW w:w="2460" w:type="dxa"/>
+          </w:tcPr>
+          <w:p>
+            <w:pPr>
+              <w:spacing w:after="0" w:line="240" w:lineRule="auto"/>
+            </w:pPr>
+            <w:r>
+              <w:rPr>
+                <w:sz w:val="19"/>
+                <w:szCs w:val="19"/>
+              </w:rPr>
+              <w:t xml:space="preserve">Conflict status with both sources</w:t>
+            </w:r>
+          </w:p>
+        </w:tc>
+        <w:tc>
+          <w:tcPr>
+            <w:tcW w:w="3200" w:type="dxa"/>
+          </w:tcPr>
+          <w:p>
+            <w:pPr>
+              <w:spacing w:after="0" w:line="240" w:lineRule="auto"/>
+            </w:pPr>
+            <w:r>
+              <w:rPr>
+                <w:sz w:val="19"/>
+                <w:szCs w:val="19"/>
+              </w:rPr>
+              <w:t xml:space="preserve">Audit found contradictory return rules</w:t>
             </w:r>
           </w:p>
         </w:tc>
@@ -9851,52 +12522,202 @@
         </w:tc>
         <w:tc>
           <w:tcPr>
-            <w:tcW w:w="2300" w:type="dxa"/>
-          </w:tcPr>
-          <w:p>
-            <w:pPr>
-              <w:spacing w:after="0" w:line="240" w:lineRule="auto"/>
-            </w:pPr>
-            <w:r>
-              <w:rPr>
-                <w:sz w:val="19"/>
-                <w:szCs w:val="19"/>
-              </w:rPr>
-              <w:t xml:space="preserve">Ask for the missing ID (single turn)</w:t>
-            </w:r>
-          </w:p>
-        </w:tc>
-        <w:tc>
-          <w:tcPr>
-            <w:tcW w:w="2660" w:type="dxa"/>
-          </w:tcPr>
-          <w:p>
-            <w:pPr>
-              <w:spacing w:after="0" w:line="240" w:lineRule="auto"/>
-            </w:pPr>
-            <w:r>
-              <w:rPr>
-                <w:sz w:val="19"/>
-                <w:szCs w:val="19"/>
-              </w:rPr>
-              <w:t xml:space="preserve">Agent's reply combined with the original question; UI holds the pending question</w:t>
-            </w:r>
-          </w:p>
-        </w:tc>
-        <w:tc>
-          <w:tcPr>
-            <w:tcW w:w="2900" w:type="dxa"/>
-          </w:tcPr>
-          <w:p>
-            <w:pPr>
-              <w:spacing w:after="0" w:line="240" w:lineRule="auto"/>
-            </w:pPr>
-            <w:r>
-              <w:rPr>
-                <w:sz w:val="19"/>
-                <w:szCs w:val="19"/>
-              </w:rPr>
-              <w:t xml:space="preserve">UI testing: a reply of “BRK-1020” lost its context</w:t>
+            <w:tcW w:w="2200" w:type="dxa"/>
+          </w:tcPr>
+          <w:p>
+            <w:pPr>
+              <w:spacing w:after="0" w:line="240" w:lineRule="auto"/>
+            </w:pPr>
+            <w:r>
+              <w:rPr>
+                <w:sz w:val="19"/>
+                <w:szCs w:val="19"/>
+              </w:rPr>
+              <w:t xml:space="preserve">Single-turn question</w:t>
+            </w:r>
+          </w:p>
+        </w:tc>
+        <w:tc>
+          <w:tcPr>
+            <w:tcW w:w="2460" w:type="dxa"/>
+          </w:tcPr>
+          <w:p>
+            <w:pPr>
+              <w:spacing w:after="0" w:line="240" w:lineRule="auto"/>
+            </w:pPr>
+            <w:r>
+              <w:rPr>
+                <w:sz w:val="19"/>
+                <w:szCs w:val="19"/>
+              </w:rPr>
+              <w:t xml:space="preserve">Agent’s reply merged with the original question</w:t>
+            </w:r>
+          </w:p>
+        </w:tc>
+        <w:tc>
+          <w:tcPr>
+            <w:tcW w:w="3200" w:type="dxa"/>
+          </w:tcPr>
+          <w:p>
+            <w:pPr>
+              <w:spacing w:after="0" w:line="240" w:lineRule="auto"/>
+            </w:pPr>
+            <w:r>
+              <w:rPr>
+                <w:sz w:val="19"/>
+                <w:szCs w:val="19"/>
+              </w:rPr>
+              <w:t xml:space="preserve">UI testing: “BRK-1020” lost its context</w:t>
+            </w:r>
+          </w:p>
+        </w:tc>
+      </w:tr>
+      <w:tr>
+        <w:trPr>
+          <w:cantSplit/>
+        </w:trPr>
+        <w:tc>
+          <w:tcPr>
+            <w:tcW w:w="1500" w:type="dxa"/>
+          </w:tcPr>
+          <w:p>
+            <w:pPr>
+              <w:spacing w:after="0" w:line="240" w:lineRule="auto"/>
+            </w:pPr>
+            <w:r>
+              <w:rPr>
+                <w:b/>
+                <w:bCs/>
+                <w:sz w:val="19"/>
+                <w:szCs w:val="19"/>
+              </w:rPr>
+              <w:t xml:space="preserve">Index freshness</w:t>
+            </w:r>
+          </w:p>
+        </w:tc>
+        <w:tc>
+          <w:tcPr>
+            <w:tcW w:w="2200" w:type="dxa"/>
+          </w:tcPr>
+          <w:p>
+            <w:pPr>
+              <w:spacing w:after="0" w:line="240" w:lineRule="auto"/>
+            </w:pPr>
+            <w:r>
+              <w:rPr>
+                <w:sz w:val="19"/>
+                <w:szCs w:val="19"/>
+              </w:rPr>
+              <w:t xml:space="preserve">Re-ingest when remembered</w:t>
+            </w:r>
+          </w:p>
+        </w:tc>
+        <w:tc>
+          <w:tcPr>
+            <w:tcW w:w="2460" w:type="dxa"/>
+          </w:tcPr>
+          <w:p>
+            <w:pPr>
+              <w:spacing w:after="0" w:line="240" w:lineRule="auto"/>
+            </w:pPr>
+            <w:r>
+              <w:rPr>
+                <w:sz w:val="19"/>
+                <w:szCs w:val="19"/>
+              </w:rPr>
+              <w:t xml:space="preserve">Startup warning; auto re-ingest in v1.1</w:t>
+            </w:r>
+          </w:p>
+        </w:tc>
+        <w:tc>
+          <w:tcPr>
+            <w:tcW w:w="3200" w:type="dxa"/>
+          </w:tcPr>
+          <w:p>
+            <w:pPr>
+              <w:spacing w:after="0" w:line="240" w:lineRule="auto"/>
+            </w:pPr>
+            <w:r>
+              <w:rPr>
+                <w:sz w:val="19"/>
+                <w:szCs w:val="19"/>
+              </w:rPr>
+              <w:t xml:space="preserve">A corrected document kept serving stale answers</w:t>
+            </w:r>
+          </w:p>
+        </w:tc>
+      </w:tr>
+      <w:tr>
+        <w:trPr>
+          <w:cantSplit/>
+        </w:trPr>
+        <w:tc>
+          <w:tcPr>
+            <w:tcW w:w="1500" w:type="dxa"/>
+          </w:tcPr>
+          <w:p>
+            <w:pPr>
+              <w:spacing w:after="0" w:line="240" w:lineRule="auto"/>
+            </w:pPr>
+            <w:r>
+              <w:rPr>
+                <w:b/>
+                <w:bCs/>
+                <w:sz w:val="19"/>
+                <w:szCs w:val="19"/>
+              </w:rPr>
+              <w:t xml:space="preserve">Evaluation set</w:t>
+            </w:r>
+          </w:p>
+        </w:tc>
+        <w:tc>
+          <w:tcPr>
+            <w:tcW w:w="2200" w:type="dxa"/>
+          </w:tcPr>
+          <w:p>
+            <w:pPr>
+              <w:spacing w:after="0" w:line="240" w:lineRule="auto"/>
+            </w:pPr>
+            <w:r>
+              <w:rPr>
+                <w:sz w:val="19"/>
+                <w:szCs w:val="19"/>
+              </w:rPr>
+              <w:t xml:space="preserve">20 queries, 2 categories</w:t>
+            </w:r>
+          </w:p>
+        </w:tc>
+        <w:tc>
+          <w:tcPr>
+            <w:tcW w:w="2460" w:type="dxa"/>
+          </w:tcPr>
+          <w:p>
+            <w:pPr>
+              <w:spacing w:after="0" w:line="240" w:lineRule="auto"/>
+            </w:pPr>
+            <w:r>
+              <w:rPr>
+                <w:sz w:val="19"/>
+                <w:szCs w:val="19"/>
+              </w:rPr>
+              <w:t xml:space="preserve">42 queries, 5 categories, plus 15 held-out</w:t>
+            </w:r>
+          </w:p>
+        </w:tc>
+        <w:tc>
+          <w:tcPr>
+            <w:tcW w:w="3200" w:type="dxa"/>
+          </w:tcPr>
+          <w:p>
+            <w:pPr>
+              <w:spacing w:after="0" w:line="240" w:lineRule="auto"/>
+            </w:pPr>
+            <w:r>
+              <w:rPr>
+                <w:sz w:val="19"/>
+                <w:szCs w:val="19"/>
+              </w:rPr>
+              <w:t xml:space="preserve">Refusals, hybrids, conflicts and scope were untested</w:t>
             </w:r>
           </w:p>
         </w:tc>
@@ -9938,85 +12759,7 @@
           <w:sz w:val="19"/>
           <w:szCs w:val="19"/>
         </w:rPr>
-        <w:t xml:space="preserve">At ~3,100 words, simpler chunking and vector-only search would likely suffice; the revisions target a production corpus of thousands of parts.</w:t>
-      </w:r>
-    </w:p>
-    <w:p>
-      <w:pPr>
-        <w:pStyle w:val="ListParagraph"/>
-        <w:numPr>
-          <w:ilvl w:val="0"/>
-          <w:numId w:val="2"/>
-        </w:numPr>
-        <w:spacing w:after="60"/>
-      </w:pPr>
-      <w:r>
-        <w:rPr>
-          <w:b/>
-          <w:bCs/>
-          <w:sz w:val="19"/>
-          <w:szCs w:val="19"/>
-        </w:rPr>
-        <w:t xml:space="preserve">Validate, don't assert. </w:t>
-      </w:r>
-      <w:r>
-        <w:rPr>
-          <w:sz w:val="19"/>
-          <w:szCs w:val="19"/>
-        </w:rPr>
-        <w:t xml:space="preserve">Each revision is tested as an A/B comparison on the evaluation set (vector-only vs. hybrid; whole-table vs. row-level chunks), with results recorded in Results &amp; Learnings.</w:t>
-      </w:r>
-    </w:p>
-    <w:p>
-      <w:pPr>
-        <w:pStyle w:val="ListParagraph"/>
-        <w:numPr>
-          <w:ilvl w:val="0"/>
-          <w:numId w:val="2"/>
-        </w:numPr>
-        <w:spacing w:after="60"/>
-      </w:pPr>
-      <w:r>
-        <w:rPr>
-          <w:b/>
-          <w:bCs/>
-          <w:sz w:val="19"/>
-          <w:szCs w:val="19"/>
-        </w:rPr>
-        <w:t xml:space="preserve">Trade-off in row-level chunking. </w:t>
-      </w:r>
-      <w:r>
-        <w:rPr>
-          <w:sz w:val="19"/>
-          <w:szCs w:val="19"/>
-        </w:rPr>
-        <w:t xml:space="preserve">Rows lose nearby context, such as the special-order notice below the electrical table. Mitigation: attach section notes as metadata, or retrieve the parent section when a row matches (“small-to-big” retrieval).</w:t>
-      </w:r>
-    </w:p>
-    <w:p>
-      <w:pPr>
-        <w:pStyle w:val="ListParagraph"/>
-        <w:numPr>
-          <w:ilvl w:val="0"/>
-          <w:numId w:val="2"/>
-        </w:numPr>
-        <w:spacing w:after="60"/>
-      </w:pPr>
-      <w:r>
-        <w:rPr>
-          <w:b/>
-          <w:bCs/>
-          <w:sz w:val="19"/>
-          <w:szCs w:val="19"/>
-        </w:rPr>
-        <w:t xml:space="preserve">Cost and latency. </w:t>
-      </w:r>
-      <w:r>
-        <w:rPr>
-          <w:sz w:val="19"/>
-          <w:szCs w:val="19"/>
-        </w:rPr>
-        <w:t xml:space="preserve">Hybrid search adds a keyword index and a fusion step. The overhead is negligible at this scale but is tracked against the p90 latency target.</w:t>
+        <w:t xml:space="preserve">At this size, in-memory vector search is enough; a vector database and hybrid retrieval become relevant for catalogs of thousands of near-identical part codes.</w:t>
       </w:r>
     </w:p>
     <w:p>
@@ -10042,7 +12785,59 @@
           <w:sz w:val="19"/>
           <w:szCs w:val="19"/>
         </w:rPr>
-        <w:t xml:space="preserve">Chunking and retrieval settings are kept configurable, so a choice can be rolled back quickly if evaluation results don't support it.</w:t>
+        <w:t xml:space="preserve">Retriever, router and generator are switchable in .env, so any decision can be rolled back without code changes if new evidence disagrees.</w:t>
+      </w:r>
+    </w:p>
+    <w:p>
+      <w:pPr>
+        <w:pStyle w:val="ListParagraph"/>
+        <w:numPr>
+          <w:ilvl w:val="0"/>
+          <w:numId w:val="2"/>
+        </w:numPr>
+        <w:spacing w:after="60"/>
+      </w:pPr>
+      <w:r>
+        <w:rPr>
+          <w:b/>
+          <w:bCs/>
+          <w:sz w:val="19"/>
+          <w:szCs w:val="19"/>
+        </w:rPr>
+        <w:t xml:space="preserve">Small samples. </w:t>
+      </w:r>
+      <w:r>
+        <w:rPr>
+          <w:sz w:val="19"/>
+          <w:szCs w:val="19"/>
+        </w:rPr>
+        <w:t xml:space="preserve">With 15–42 questions, one question moves a metric by 2–7 points; results are reported with counts and ranges.</w:t>
+      </w:r>
+    </w:p>
+    <w:p>
+      <w:pPr>
+        <w:pStyle w:val="ListParagraph"/>
+        <w:numPr>
+          <w:ilvl w:val="0"/>
+          <w:numId w:val="2"/>
+        </w:numPr>
+        <w:spacing w:after="60"/>
+      </w:pPr>
+      <w:r>
+        <w:rPr>
+          <w:b/>
+          <w:bCs/>
+          <w:sz w:val="19"/>
+          <w:szCs w:val="19"/>
+        </w:rPr>
+        <w:t xml:space="preserve">Cost. </w:t>
+      </w:r>
+      <w:r>
+        <w:rPr>
+          <w:sz w:val="19"/>
+          <w:szCs w:val="19"/>
+        </w:rPr>
+        <w:t xml:space="preserve">The full build and evaluation cost well under $1 in model usage.</w:t>
       </w:r>
     </w:p>
     <w:sectPr>

--- a/docs/ARAG_Model_PRD.docx
+++ b/docs/ARAG_Model_PRD.docx
@@ -140,7 +140,7 @@
               <w:spacing w:after="0" w:line="240" w:lineRule="auto"/>
             </w:pPr>
             <w:r>
-              <w:t xml:space="preserve">2.2 (v2.0: content audit; v2.1: local results; v2.2: cloud build and final v1.0 results)</w:t>
+              <w:t xml:space="preserve">2.3 (v2.2: final v1.0 results; v2.3: open decisions, links to RAID log and release review)</w:t>
             </w:r>
           </w:p>
         </w:tc>
@@ -202,7 +202,7 @@
               <w:spacing w:after="0" w:line="240" w:lineRule="auto"/>
             </w:pPr>
             <w:r>
-              <w:t xml:space="preserve">v1.0 built and evaluated — ready for shadow mode (see Release Gates)</w:t>
+              <w:t xml:space="preserve">v1.0 built and evaluated — conditional go for shadow mode (see Release Gates)</w:t>
             </w:r>
           </w:p>
         </w:tc>
@@ -234,6 +234,37 @@
             </w:pPr>
             <w:r>
               <w:t xml:space="preserve">Personal portfolio project using synthetic data and a mock API</w:t>
+            </w:r>
+          </w:p>
+        </w:tc>
+      </w:tr>
+      <w:tr>
+        <w:trPr>
+          <w:cantSplit/>
+        </w:trPr>
+        <w:tc>
+          <w:tcPr>
+            <w:tcW w:w="2400" w:type="dxa"/>
+          </w:tcPr>
+          <w:p>
+            <w:pPr>
+              <w:spacing w:after="0" w:line="240" w:lineRule="auto"/>
+            </w:pPr>
+            <w:r>
+              <w:t xml:space="preserve">Related documents</w:t>
+            </w:r>
+          </w:p>
+        </w:tc>
+        <w:tc>
+          <w:tcPr>
+            <w:tcW w:w="6960" w:type="dxa"/>
+          </w:tcPr>
+          <w:p>
+            <w:pPr>
+              <w:spacing w:after="0" w:line="240" w:lineRule="auto"/>
+            </w:pPr>
+            <w:r>
+              <w:t xml:space="preserve">RAID log (docs/ARAG_RAID_Log.xlsx): live owners and status. v1.0 Release Review &amp; Retrospective (docs/ARAG_v1.0_Release_Review.docx)</w:t>
             </w:r>
           </w:p>
         </w:tc>
@@ -272,7 +303,7 @@
         <w:t xml:space="preserve">v1.0 results: </w:t>
       </w:r>
       <w:r>
-        <w:t xml:space="preserve">retrieval 100% (vector search, 22 queries); routing 100% on the main set and 15/15 on unseen phrasings (rules alone: 80%); answer correctness 96%; citation coverage 100%; latency p90 about 3 seconds; about $0.0004 per answered question. Refusal correctness (93–97%) and answer consistency (90%) are below target and covered by a mitigation plan. v1.0 is fit for shadow mode, not yet for live use.</w:t>
+        <w:t xml:space="preserve">retrieval 100% (vector search, 22 queries); routing 100% on the main set and 15/15 on unseen phrasings (rules alone: 80%); answer correctness 96%; citation coverage 100%; latency p90 about 3 seconds; about $0.0004 per answered question. Refusal correctness (93–97%) and answer consistency (90%) are below target and covered by a mitigation plan. Release review verdict: conditional go for shadow mode (see Release Gates).</w:t>
       </w:r>
     </w:p>
     <w:p>
@@ -5997,6 +6028,14 @@
         <w:t xml:space="preserve">Risks &amp; Mitigation</w:t>
       </w:r>
     </w:p>
+    <w:p>
+      <w:pPr>
+        <w:spacing w:after="120"/>
+      </w:pPr>
+      <w:r>
+        <w:t xml:space="preserve">This table records each risk and its mitigation design. Owner, current status and target stage are tracked in the RAID log under the same IDs; risks that have materialized are tracked there as known issues (K1–K5).</w:t>
+      </w:r>
+    </w:p>
     <w:tbl>
       <w:tblPr>
         <w:tblW w:w="9360" w:type="dxa"/>
@@ -6018,8 +6057,10 @@
         <w:tblLook w:val="04A0" w:firstRow="1" w:lastRow="0" w:firstColumn="1" w:lastColumn="0" w:noHBand="0" w:noVBand="1"/>
       </w:tblPr>
       <w:tblGrid>
-        <w:gridCol w:w="3200"/>
-        <w:gridCol w:w="6160"/>
+        <w:gridCol w:w="600"/>
+        <w:gridCol w:w="2600"/>
+        <w:gridCol w:w="4560"/>
+        <w:gridCol w:w="1600"/>
       </w:tblGrid>
       <w:tr>
         <w:trPr>
@@ -6027,7 +6068,7 @@
         </w:trPr>
         <w:tc>
           <w:tcPr>
-            <w:tcW w:w="3200" w:type="dxa"/>
+            <w:tcW w:w="600" w:type="dxa"/>
             <w:shd w:val="clear" w:color="auto" w:fill="E8EEF4"/>
           </w:tcPr>
           <w:p>
@@ -6038,14 +6079,16 @@
               <w:rPr>
                 <w:b/>
                 <w:bCs/>
-              </w:rPr>
-              <w:t xml:space="preserve">Risk</w:t>
-            </w:r>
-          </w:p>
-        </w:tc>
-        <w:tc>
-          <w:tcPr>
-            <w:tcW w:w="6160" w:type="dxa"/>
+                <w:sz w:val="19"/>
+                <w:szCs w:val="19"/>
+              </w:rPr>
+              <w:t xml:space="preserve">ID</w:t>
+            </w:r>
+          </w:p>
+        </w:tc>
+        <w:tc>
+          <w:tcPr>
+            <w:tcW w:w="2600" w:type="dxa"/>
             <w:shd w:val="clear" w:color="auto" w:fill="E8EEF4"/>
           </w:tcPr>
           <w:p>
@@ -6056,411 +6099,1072 @@
               <w:rPr>
                 <w:b/>
                 <w:bCs/>
+                <w:sz w:val="19"/>
+                <w:szCs w:val="19"/>
+              </w:rPr>
+              <w:t xml:space="preserve">Risk</w:t>
+            </w:r>
+          </w:p>
+        </w:tc>
+        <w:tc>
+          <w:tcPr>
+            <w:tcW w:w="4560" w:type="dxa"/>
+            <w:shd w:val="clear" w:color="auto" w:fill="E8EEF4"/>
+          </w:tcPr>
+          <w:p>
+            <w:pPr>
+              <w:spacing w:after="0" w:line="240" w:lineRule="auto"/>
+            </w:pPr>
+            <w:r>
+              <w:rPr>
+                <w:b/>
+                <w:bCs/>
+                <w:sz w:val="19"/>
+                <w:szCs w:val="19"/>
               </w:rPr>
               <w:t xml:space="preserve">Mitigation</w:t>
             </w:r>
           </w:p>
         </w:tc>
-      </w:tr>
-      <w:tr>
-        <w:trPr>
-          <w:cantSplit/>
-        </w:trPr>
-        <w:tc>
-          <w:tcPr>
-            <w:tcW w:w="3200" w:type="dxa"/>
-          </w:tcPr>
-          <w:p>
-            <w:pPr>
-              <w:spacing w:after="0" w:line="240" w:lineRule="auto"/>
-            </w:pPr>
-            <w:r>
+        <w:tc>
+          <w:tcPr>
+            <w:tcW w:w="1600" w:type="dxa"/>
+            <w:shd w:val="clear" w:color="auto" w:fill="E8EEF4"/>
+          </w:tcPr>
+          <w:p>
+            <w:pPr>
+              <w:spacing w:after="0" w:line="240" w:lineRule="auto"/>
+            </w:pPr>
+            <w:r>
+              <w:rPr>
+                <w:b/>
+                <w:bCs/>
+                <w:sz w:val="19"/>
+                <w:szCs w:val="19"/>
+              </w:rPr>
+              <w:t xml:space="preserve">Status</w:t>
+            </w:r>
+          </w:p>
+        </w:tc>
+      </w:tr>
+      <w:tr>
+        <w:trPr>
+          <w:cantSplit/>
+        </w:trPr>
+        <w:tc>
+          <w:tcPr>
+            <w:tcW w:w="600" w:type="dxa"/>
+          </w:tcPr>
+          <w:p>
+            <w:pPr>
+              <w:spacing w:after="0" w:line="240" w:lineRule="auto"/>
+            </w:pPr>
+            <w:r>
+              <w:rPr>
+                <w:sz w:val="19"/>
+                <w:szCs w:val="19"/>
+              </w:rPr>
+              <w:t xml:space="preserve">R1</w:t>
+            </w:r>
+          </w:p>
+        </w:tc>
+        <w:tc>
+          <w:tcPr>
+            <w:tcW w:w="2600" w:type="dxa"/>
+          </w:tcPr>
+          <w:p>
+            <w:pPr>
+              <w:spacing w:after="0" w:line="240" w:lineRule="auto"/>
+            </w:pPr>
+            <w:r>
+              <w:rPr>
+                <w:sz w:val="19"/>
+                <w:szCs w:val="19"/>
+              </w:rPr>
               <w:t xml:space="preserve">Hallucination on unanswerable questions</w:t>
             </w:r>
           </w:p>
         </w:tc>
         <w:tc>
           <w:tcPr>
-            <w:tcW w:w="6160" w:type="dxa"/>
-          </w:tcPr>
-          <w:p>
-            <w:pPr>
-              <w:spacing w:after="0" w:line="240" w:lineRule="auto"/>
-            </w:pPr>
-            <w:r>
-              <w:t xml:space="preserve">Implemented: grounding prompt, refusal status, code checks on citations. Residual risk: scope inference (K1), answerability check in v1.1</w:t>
-            </w:r>
-          </w:p>
-        </w:tc>
-      </w:tr>
-      <w:tr>
-        <w:trPr>
-          <w:cantSplit/>
-        </w:trPr>
-        <w:tc>
-          <w:tcPr>
-            <w:tcW w:w="3200" w:type="dxa"/>
-          </w:tcPr>
-          <w:p>
-            <w:pPr>
-              <w:spacing w:after="0" w:line="240" w:lineRule="auto"/>
-            </w:pPr>
-            <w:r>
+            <w:tcW w:w="4560" w:type="dxa"/>
+          </w:tcPr>
+          <w:p>
+            <w:pPr>
+              <w:spacing w:after="0" w:line="240" w:lineRule="auto"/>
+            </w:pPr>
+            <w:r>
+              <w:rPr>
+                <w:sz w:val="19"/>
+                <w:szCs w:val="19"/>
+              </w:rPr>
+              <w:t xml:space="preserve">Grounding prompt, refusal status, code checks on citations; answerability check in v1.1</w:t>
+            </w:r>
+          </w:p>
+        </w:tc>
+        <w:tc>
+          <w:tcPr>
+            <w:tcW w:w="1600" w:type="dxa"/>
+          </w:tcPr>
+          <w:p>
+            <w:pPr>
+              <w:spacing w:after="0" w:line="240" w:lineRule="auto"/>
+            </w:pPr>
+            <w:r>
+              <w:rPr>
+                <w:sz w:val="19"/>
+                <w:szCs w:val="19"/>
+              </w:rPr>
+              <w:t xml:space="preserve">Materialized → K1</w:t>
+            </w:r>
+          </w:p>
+        </w:tc>
+      </w:tr>
+      <w:tr>
+        <w:trPr>
+          <w:cantSplit/>
+        </w:trPr>
+        <w:tc>
+          <w:tcPr>
+            <w:tcW w:w="600" w:type="dxa"/>
+          </w:tcPr>
+          <w:p>
+            <w:pPr>
+              <w:spacing w:after="0" w:line="240" w:lineRule="auto"/>
+            </w:pPr>
+            <w:r>
+              <w:rPr>
+                <w:sz w:val="19"/>
+                <w:szCs w:val="19"/>
+              </w:rPr>
+              <w:t xml:space="preserve">R2</w:t>
+            </w:r>
+          </w:p>
+        </w:tc>
+        <w:tc>
+          <w:tcPr>
+            <w:tcW w:w="2600" w:type="dxa"/>
+          </w:tcPr>
+          <w:p>
+            <w:pPr>
+              <w:spacing w:after="0" w:line="240" w:lineRule="auto"/>
+            </w:pPr>
+            <w:r>
+              <w:rPr>
+                <w:sz w:val="19"/>
+                <w:szCs w:val="19"/>
+              </w:rPr>
               <w:t xml:space="preserve">Misrouting</w:t>
             </w:r>
           </w:p>
         </w:tc>
         <w:tc>
           <w:tcPr>
-            <w:tcW w:w="6160" w:type="dxa"/>
-          </w:tcPr>
-          <w:p>
-            <w:pPr>
-              <w:spacing w:after="0" w:line="240" w:lineRule="auto"/>
-            </w:pPr>
-            <w:r>
-              <w:t xml:space="preserve">Implemented: tiered router, 100% on main and held-out sets; rules fallback; every decision logged with the router that made it</w:t>
-            </w:r>
-          </w:p>
-        </w:tc>
-      </w:tr>
-      <w:tr>
-        <w:trPr>
-          <w:cantSplit/>
-        </w:trPr>
-        <w:tc>
-          <w:tcPr>
-            <w:tcW w:w="3200" w:type="dxa"/>
-          </w:tcPr>
-          <w:p>
-            <w:pPr>
-              <w:spacing w:after="0" w:line="240" w:lineRule="auto"/>
-            </w:pPr>
-            <w:r>
+            <w:tcW w:w="4560" w:type="dxa"/>
+          </w:tcPr>
+          <w:p>
+            <w:pPr>
+              <w:spacing w:after="0" w:line="240" w:lineRule="auto"/>
+            </w:pPr>
+            <w:r>
+              <w:rPr>
+                <w:sz w:val="19"/>
+                <w:szCs w:val="19"/>
+              </w:rPr>
+              <w:t xml:space="preserve">Tiered router; 100% main and held-out; rules fallback; decider logged per question</w:t>
+            </w:r>
+          </w:p>
+        </w:tc>
+        <w:tc>
+          <w:tcPr>
+            <w:tcW w:w="1600" w:type="dxa"/>
+          </w:tcPr>
+          <w:p>
+            <w:pPr>
+              <w:spacing w:after="0" w:line="240" w:lineRule="auto"/>
+            </w:pPr>
+            <w:r>
+              <w:rPr>
+                <w:sz w:val="19"/>
+                <w:szCs w:val="19"/>
+              </w:rPr>
+              <w:t xml:space="preserve">Mitigated</w:t>
+            </w:r>
+          </w:p>
+        </w:tc>
+      </w:tr>
+      <w:tr>
+        <w:trPr>
+          <w:cantSplit/>
+        </w:trPr>
+        <w:tc>
+          <w:tcPr>
+            <w:tcW w:w="600" w:type="dxa"/>
+          </w:tcPr>
+          <w:p>
+            <w:pPr>
+              <w:spacing w:after="0" w:line="240" w:lineRule="auto"/>
+            </w:pPr>
+            <w:r>
+              <w:rPr>
+                <w:sz w:val="19"/>
+                <w:szCs w:val="19"/>
+              </w:rPr>
+              <w:t xml:space="preserve">R3</w:t>
+            </w:r>
+          </w:p>
+        </w:tc>
+        <w:tc>
+          <w:tcPr>
+            <w:tcW w:w="2600" w:type="dxa"/>
+          </w:tcPr>
+          <w:p>
+            <w:pPr>
+              <w:spacing w:after="0" w:line="240" w:lineRule="auto"/>
+            </w:pPr>
+            <w:r>
+              <w:rPr>
+                <w:sz w:val="19"/>
+                <w:szCs w:val="19"/>
+              </w:rPr>
               <w:t xml:space="preserve">Stale knowledge base</w:t>
             </w:r>
           </w:p>
         </w:tc>
         <w:tc>
           <w:tcPr>
-            <w:tcW w:w="6160" w:type="dxa"/>
-          </w:tcPr>
-          <w:p>
-            <w:pPr>
-              <w:spacing w:after="0" w:line="240" w:lineRule="auto"/>
-            </w:pPr>
-            <w:r>
-              <w:t xml:space="preserve">Implemented: change detection for documents and embeddings, plus a startup warning when either is out of date. Automatic re-ingest planned for v1.1 (K2)</w:t>
-            </w:r>
-          </w:p>
-        </w:tc>
-      </w:tr>
-      <w:tr>
-        <w:trPr>
-          <w:cantSplit/>
-        </w:trPr>
-        <w:tc>
-          <w:tcPr>
-            <w:tcW w:w="3200" w:type="dxa"/>
-          </w:tcPr>
-          <w:p>
-            <w:pPr>
-              <w:spacing w:after="0" w:line="240" w:lineRule="auto"/>
-            </w:pPr>
-            <w:r>
-              <w:t xml:space="preserve">Data sovereignty (if this were real dealer data)</w:t>
-            </w:r>
-          </w:p>
-        </w:tc>
-        <w:tc>
-          <w:tcPr>
-            <w:tcW w:w="6160" w:type="dxa"/>
-          </w:tcPr>
-          <w:p>
-            <w:pPr>
-              <w:spacing w:after="0" w:line="240" w:lineRule="auto"/>
-            </w:pPr>
-            <w:r>
-              <w:t xml:space="preserve">Demo uses synthetic data in a non-UAE Azure region. Production needs UAE-region hosting (e.g. UAE North) and a data residency review</w:t>
-            </w:r>
-          </w:p>
-        </w:tc>
-      </w:tr>
-      <w:tr>
-        <w:trPr>
-          <w:cantSplit/>
-        </w:trPr>
-        <w:tc>
-          <w:tcPr>
-            <w:tcW w:w="3200" w:type="dxa"/>
-          </w:tcPr>
-          <w:p>
-            <w:pPr>
-              <w:spacing w:after="0" w:line="240" w:lineRule="auto"/>
-            </w:pPr>
-            <w:r>
+            <w:tcW w:w="4560" w:type="dxa"/>
+          </w:tcPr>
+          <w:p>
+            <w:pPr>
+              <w:spacing w:after="0" w:line="240" w:lineRule="auto"/>
+            </w:pPr>
+            <w:r>
+              <w:rPr>
+                <w:sz w:val="19"/>
+                <w:szCs w:val="19"/>
+              </w:rPr>
+              <w:t xml:space="preserve">Change detection; startup warning; automatic re-ingest in v1.1</w:t>
+            </w:r>
+          </w:p>
+        </w:tc>
+        <w:tc>
+          <w:tcPr>
+            <w:tcW w:w="1600" w:type="dxa"/>
+          </w:tcPr>
+          <w:p>
+            <w:pPr>
+              <w:spacing w:after="0" w:line="240" w:lineRule="auto"/>
+            </w:pPr>
+            <w:r>
+              <w:rPr>
+                <w:sz w:val="19"/>
+                <w:szCs w:val="19"/>
+              </w:rPr>
+              <w:t xml:space="preserve">Materialized → K2</w:t>
+            </w:r>
+          </w:p>
+        </w:tc>
+      </w:tr>
+      <w:tr>
+        <w:trPr>
+          <w:cantSplit/>
+        </w:trPr>
+        <w:tc>
+          <w:tcPr>
+            <w:tcW w:w="600" w:type="dxa"/>
+          </w:tcPr>
+          <w:p>
+            <w:pPr>
+              <w:spacing w:after="0" w:line="240" w:lineRule="auto"/>
+            </w:pPr>
+            <w:r>
+              <w:rPr>
+                <w:sz w:val="19"/>
+                <w:szCs w:val="19"/>
+              </w:rPr>
+              <w:t xml:space="preserve">R4</w:t>
+            </w:r>
+          </w:p>
+        </w:tc>
+        <w:tc>
+          <w:tcPr>
+            <w:tcW w:w="2600" w:type="dxa"/>
+          </w:tcPr>
+          <w:p>
+            <w:pPr>
+              <w:spacing w:after="0" w:line="240" w:lineRule="auto"/>
+            </w:pPr>
+            <w:r>
+              <w:rPr>
+                <w:sz w:val="19"/>
+                <w:szCs w:val="19"/>
+              </w:rPr>
+              <w:t xml:space="preserve">Data sovereignty</w:t>
+            </w:r>
+          </w:p>
+        </w:tc>
+        <w:tc>
+          <w:tcPr>
+            <w:tcW w:w="4560" w:type="dxa"/>
+          </w:tcPr>
+          <w:p>
+            <w:pPr>
+              <w:spacing w:after="0" w:line="240" w:lineRule="auto"/>
+            </w:pPr>
+            <w:r>
+              <w:rPr>
+                <w:sz w:val="19"/>
+                <w:szCs w:val="19"/>
+              </w:rPr>
+              <w:t xml:space="preserve">Synthetic data only in demo; UAE-region hosting and residency review before real data</w:t>
+            </w:r>
+          </w:p>
+        </w:tc>
+        <w:tc>
+          <w:tcPr>
+            <w:tcW w:w="1600" w:type="dxa"/>
+          </w:tcPr>
+          <w:p>
+            <w:pPr>
+              <w:spacing w:after="0" w:line="240" w:lineRule="auto"/>
+            </w:pPr>
+            <w:r>
+              <w:rPr>
+                <w:sz w:val="19"/>
+                <w:szCs w:val="19"/>
+              </w:rPr>
+              <w:t xml:space="preserve">Open</w:t>
+            </w:r>
+          </w:p>
+        </w:tc>
+      </w:tr>
+      <w:tr>
+        <w:trPr>
+          <w:cantSplit/>
+        </w:trPr>
+        <w:tc>
+          <w:tcPr>
+            <w:tcW w:w="600" w:type="dxa"/>
+          </w:tcPr>
+          <w:p>
+            <w:pPr>
+              <w:spacing w:after="0" w:line="240" w:lineRule="auto"/>
+            </w:pPr>
+            <w:r>
+              <w:rPr>
+                <w:sz w:val="19"/>
+                <w:szCs w:val="19"/>
+              </w:rPr>
+              <w:t xml:space="preserve">R5</w:t>
+            </w:r>
+          </w:p>
+        </w:tc>
+        <w:tc>
+          <w:tcPr>
+            <w:tcW w:w="2600" w:type="dxa"/>
+          </w:tcPr>
+          <w:p>
+            <w:pPr>
+              <w:spacing w:after="0" w:line="240" w:lineRule="auto"/>
+            </w:pPr>
+            <w:r>
+              <w:rPr>
+                <w:sz w:val="19"/>
+                <w:szCs w:val="19"/>
+              </w:rPr>
               <w:t xml:space="preserve">Cloud access or quota restrictions</w:t>
             </w:r>
           </w:p>
         </w:tc>
         <w:tc>
           <w:tcPr>
-            <w:tcW w:w="6160" w:type="dxa"/>
-          </w:tcPr>
-          <w:p>
-            <w:pPr>
-              <w:spacing w:after="0" w:line="240" w:lineRule="auto"/>
-            </w:pPr>
-            <w:r>
-              <w:t xml:space="preserve">Seen in practice: AWS Bedrock blocked on a new account; Azure free trials have zero model quota. Mitigated by a provider-agnostic model interface and keyword/rules fallbacks</w:t>
-            </w:r>
-          </w:p>
-        </w:tc>
-      </w:tr>
-      <w:tr>
-        <w:trPr>
-          <w:cantSplit/>
-        </w:trPr>
-        <w:tc>
-          <w:tcPr>
-            <w:tcW w:w="3200" w:type="dxa"/>
-          </w:tcPr>
-          <w:p>
-            <w:pPr>
-              <w:spacing w:after="0" w:line="240" w:lineRule="auto"/>
-            </w:pPr>
-            <w:r>
-              <w:t xml:space="preserve">LLM non-determinism (status flips)</w:t>
-            </w:r>
-          </w:p>
-        </w:tc>
-        <w:tc>
-          <w:tcPr>
-            <w:tcW w:w="6160" w:type="dxa"/>
-          </w:tcPr>
-          <w:p>
-            <w:pPr>
-              <w:spacing w:after="0" w:line="240" w:lineRule="auto"/>
-            </w:pPr>
-            <w:r>
-              <w:t xml:space="preserve">Temperature 0 and a fixed seed; repeat-run consistency metric; human review of refusals and conflicts in shadow mode; answerability check in v1.1 (K3)</w:t>
-            </w:r>
-          </w:p>
-        </w:tc>
-      </w:tr>
-      <w:tr>
-        <w:trPr>
-          <w:cantSplit/>
-        </w:trPr>
-        <w:tc>
-          <w:tcPr>
-            <w:tcW w:w="3200" w:type="dxa"/>
-          </w:tcPr>
-          <w:p>
-            <w:pPr>
-              <w:spacing w:after="0" w:line="240" w:lineRule="auto"/>
-            </w:pPr>
-            <w:r>
+            <w:tcW w:w="4560" w:type="dxa"/>
+          </w:tcPr>
+          <w:p>
+            <w:pPr>
+              <w:spacing w:after="0" w:line="240" w:lineRule="auto"/>
+            </w:pPr>
+            <w:r>
+              <w:rPr>
+                <w:sz w:val="19"/>
+                <w:szCs w:val="19"/>
+              </w:rPr>
+              <w:t xml:space="preserve">Provider-agnostic interface; keyword and rules fallbacks; Pay-As-You-Go with budget alerts</w:t>
+            </w:r>
+          </w:p>
+        </w:tc>
+        <w:tc>
+          <w:tcPr>
+            <w:tcW w:w="1600" w:type="dxa"/>
+          </w:tcPr>
+          <w:p>
+            <w:pPr>
+              <w:spacing w:after="0" w:line="240" w:lineRule="auto"/>
+            </w:pPr>
+            <w:r>
+              <w:rPr>
+                <w:sz w:val="19"/>
+                <w:szCs w:val="19"/>
+              </w:rPr>
+              <w:t xml:space="preserve">Materialized → I6 (resolved)</w:t>
+            </w:r>
+          </w:p>
+        </w:tc>
+      </w:tr>
+      <w:tr>
+        <w:trPr>
+          <w:cantSplit/>
+        </w:trPr>
+        <w:tc>
+          <w:tcPr>
+            <w:tcW w:w="600" w:type="dxa"/>
+          </w:tcPr>
+          <w:p>
+            <w:pPr>
+              <w:spacing w:after="0" w:line="240" w:lineRule="auto"/>
+            </w:pPr>
+            <w:r>
+              <w:rPr>
+                <w:sz w:val="19"/>
+                <w:szCs w:val="19"/>
+              </w:rPr>
+              <w:t xml:space="preserve">R6</w:t>
+            </w:r>
+          </w:p>
+        </w:tc>
+        <w:tc>
+          <w:tcPr>
+            <w:tcW w:w="2600" w:type="dxa"/>
+          </w:tcPr>
+          <w:p>
+            <w:pPr>
+              <w:spacing w:after="0" w:line="240" w:lineRule="auto"/>
+            </w:pPr>
+            <w:r>
+              <w:rPr>
+                <w:sz w:val="19"/>
+                <w:szCs w:val="19"/>
+              </w:rPr>
+              <w:t xml:space="preserve">LLM non-determinism</w:t>
+            </w:r>
+          </w:p>
+        </w:tc>
+        <w:tc>
+          <w:tcPr>
+            <w:tcW w:w="4560" w:type="dxa"/>
+          </w:tcPr>
+          <w:p>
+            <w:pPr>
+              <w:spacing w:after="0" w:line="240" w:lineRule="auto"/>
+            </w:pPr>
+            <w:r>
+              <w:rPr>
+                <w:sz w:val="19"/>
+                <w:szCs w:val="19"/>
+              </w:rPr>
+              <w:t xml:space="preserve">Temperature 0 + seed; repeat-run metric; human review; answerability check v1.1</w:t>
+            </w:r>
+          </w:p>
+        </w:tc>
+        <w:tc>
+          <w:tcPr>
+            <w:tcW w:w="1600" w:type="dxa"/>
+          </w:tcPr>
+          <w:p>
+            <w:pPr>
+              <w:spacing w:after="0" w:line="240" w:lineRule="auto"/>
+            </w:pPr>
+            <w:r>
+              <w:rPr>
+                <w:sz w:val="19"/>
+                <w:szCs w:val="19"/>
+              </w:rPr>
+              <w:t xml:space="preserve">Materialized → K3</w:t>
+            </w:r>
+          </w:p>
+        </w:tc>
+      </w:tr>
+      <w:tr>
+        <w:trPr>
+          <w:cantSplit/>
+        </w:trPr>
+        <w:tc>
+          <w:tcPr>
+            <w:tcW w:w="600" w:type="dxa"/>
+          </w:tcPr>
+          <w:p>
+            <w:pPr>
+              <w:spacing w:after="0" w:line="240" w:lineRule="auto"/>
+            </w:pPr>
+            <w:r>
+              <w:rPr>
+                <w:sz w:val="19"/>
+                <w:szCs w:val="19"/>
+              </w:rPr>
+              <w:t xml:space="preserve">R7</w:t>
+            </w:r>
+          </w:p>
+        </w:tc>
+        <w:tc>
+          <w:tcPr>
+            <w:tcW w:w="2600" w:type="dxa"/>
+          </w:tcPr>
+          <w:p>
+            <w:pPr>
+              <w:spacing w:after="0" w:line="240" w:lineRule="auto"/>
+            </w:pPr>
+            <w:r>
+              <w:rPr>
+                <w:sz w:val="19"/>
+                <w:szCs w:val="19"/>
+              </w:rPr>
               <w:t xml:space="preserve">Prompt injection via source documents</w:t>
             </w:r>
           </w:p>
         </w:tc>
         <w:tc>
           <w:tcPr>
-            <w:tcW w:w="6160" w:type="dxa"/>
-          </w:tcPr>
-          <w:p>
-            <w:pPr>
-              <w:spacing w:after="0" w:line="240" w:lineRule="auto"/>
-            </w:pPr>
-            <w:r>
-              <w:t xml:space="preserve">Prompt treats passage text as data, not instructions; ingestion limited to approved documents</w:t>
-            </w:r>
-          </w:p>
-        </w:tc>
-      </w:tr>
-      <w:tr>
-        <w:trPr>
-          <w:cantSplit/>
-        </w:trPr>
-        <w:tc>
-          <w:tcPr>
-            <w:tcW w:w="3200" w:type="dxa"/>
-          </w:tcPr>
-          <w:p>
-            <w:pPr>
-              <w:spacing w:after="0" w:line="240" w:lineRule="auto"/>
-            </w:pPr>
-            <w:r>
+            <w:tcW w:w="4560" w:type="dxa"/>
+          </w:tcPr>
+          <w:p>
+            <w:pPr>
+              <w:spacing w:after="0" w:line="240" w:lineRule="auto"/>
+            </w:pPr>
+            <w:r>
+              <w:rPr>
+                <w:sz w:val="19"/>
+                <w:szCs w:val="19"/>
+              </w:rPr>
+              <w:t xml:space="preserve">Passages treated as data in the prompt; ingestion limited to approved documents</w:t>
+            </w:r>
+          </w:p>
+        </w:tc>
+        <w:tc>
+          <w:tcPr>
+            <w:tcW w:w="1600" w:type="dxa"/>
+          </w:tcPr>
+          <w:p>
+            <w:pPr>
+              <w:spacing w:after="0" w:line="240" w:lineRule="auto"/>
+            </w:pPr>
+            <w:r>
+              <w:rPr>
+                <w:sz w:val="19"/>
+                <w:szCs w:val="19"/>
+              </w:rPr>
+              <w:t xml:space="preserve">Mitigated</w:t>
+            </w:r>
+          </w:p>
+        </w:tc>
+      </w:tr>
+      <w:tr>
+        <w:trPr>
+          <w:cantSplit/>
+        </w:trPr>
+        <w:tc>
+          <w:tcPr>
+            <w:tcW w:w="600" w:type="dxa"/>
+          </w:tcPr>
+          <w:p>
+            <w:pPr>
+              <w:spacing w:after="0" w:line="240" w:lineRule="auto"/>
+            </w:pPr>
+            <w:r>
+              <w:rPr>
+                <w:sz w:val="19"/>
+                <w:szCs w:val="19"/>
+              </w:rPr>
+              <w:t xml:space="preserve">R8</w:t>
+            </w:r>
+          </w:p>
+        </w:tc>
+        <w:tc>
+          <w:tcPr>
+            <w:tcW w:w="2600" w:type="dxa"/>
+          </w:tcPr>
+          <w:p>
+            <w:pPr>
+              <w:spacing w:after="0" w:line="240" w:lineRule="auto"/>
+            </w:pPr>
+            <w:r>
+              <w:rPr>
+                <w:sz w:val="19"/>
+                <w:szCs w:val="19"/>
+              </w:rPr>
               <w:t xml:space="preserve">PII exposure in order lookups</w:t>
             </w:r>
           </w:p>
         </w:tc>
         <w:tc>
           <w:tcPr>
-            <w:tcW w:w="6160" w:type="dxa"/>
-          </w:tcPr>
-          <w:p>
-            <w:pPr>
-              <w:spacing w:after="0" w:line="240" w:lineRule="auto"/>
-            </w:pPr>
-            <w:r>
-              <w:t xml:space="preserve">Return only the fields agents need; mask personal details in logs</w:t>
-            </w:r>
-          </w:p>
-        </w:tc>
-      </w:tr>
-      <w:tr>
-        <w:trPr>
-          <w:cantSplit/>
-        </w:trPr>
-        <w:tc>
-          <w:tcPr>
-            <w:tcW w:w="3200" w:type="dxa"/>
-          </w:tcPr>
-          <w:p>
-            <w:pPr>
-              <w:spacing w:after="0" w:line="240" w:lineRule="auto"/>
-            </w:pPr>
-            <w:r>
-              <w:t xml:space="preserve">Real-time API downtime or slow responses</w:t>
-            </w:r>
-          </w:p>
-        </w:tc>
-        <w:tc>
-          <w:tcPr>
-            <w:tcW w:w="6160" w:type="dxa"/>
-          </w:tcPr>
-          <w:p>
-            <w:pPr>
-              <w:spacing w:after="0" w:line="240" w:lineRule="auto"/>
-            </w:pPr>
-            <w:r>
-              <w:t xml:space="preserve">Implemented: 5-second timeout and clear fallback; hybrid answers still return knowledge base content. Tested with simulated outage, timeout and shutdown</w:t>
-            </w:r>
-          </w:p>
-        </w:tc>
-      </w:tr>
-      <w:tr>
-        <w:trPr>
-          <w:cantSplit/>
-        </w:trPr>
-        <w:tc>
-          <w:tcPr>
-            <w:tcW w:w="3200" w:type="dxa"/>
-          </w:tcPr>
-          <w:p>
-            <w:pPr>
-              <w:spacing w:after="0" w:line="240" w:lineRule="auto"/>
-            </w:pPr>
-            <w:r>
+            <w:tcW w:w="4560" w:type="dxa"/>
+          </w:tcPr>
+          <w:p>
+            <w:pPr>
+              <w:spacing w:after="0" w:line="240" w:lineRule="auto"/>
+            </w:pPr>
+            <w:r>
+              <w:rPr>
+                <w:sz w:val="19"/>
+                <w:szCs w:val="19"/>
+              </w:rPr>
+              <w:t xml:space="preserve">Return only fields agents need; mask personal details in logs</w:t>
+            </w:r>
+          </w:p>
+        </w:tc>
+        <w:tc>
+          <w:tcPr>
+            <w:tcW w:w="1600" w:type="dxa"/>
+          </w:tcPr>
+          <w:p>
+            <w:pPr>
+              <w:spacing w:after="0" w:line="240" w:lineRule="auto"/>
+            </w:pPr>
+            <w:r>
+              <w:rPr>
+                <w:sz w:val="19"/>
+                <w:szCs w:val="19"/>
+              </w:rPr>
+              <w:t xml:space="preserve">Open</w:t>
+            </w:r>
+          </w:p>
+        </w:tc>
+      </w:tr>
+      <w:tr>
+        <w:trPr>
+          <w:cantSplit/>
+        </w:trPr>
+        <w:tc>
+          <w:tcPr>
+            <w:tcW w:w="600" w:type="dxa"/>
+          </w:tcPr>
+          <w:p>
+            <w:pPr>
+              <w:spacing w:after="0" w:line="240" w:lineRule="auto"/>
+            </w:pPr>
+            <w:r>
+              <w:rPr>
+                <w:sz w:val="19"/>
+                <w:szCs w:val="19"/>
+              </w:rPr>
+              <w:t xml:space="preserve">R9</w:t>
+            </w:r>
+          </w:p>
+        </w:tc>
+        <w:tc>
+          <w:tcPr>
+            <w:tcW w:w="2600" w:type="dxa"/>
+          </w:tcPr>
+          <w:p>
+            <w:pPr>
+              <w:spacing w:after="0" w:line="240" w:lineRule="auto"/>
+            </w:pPr>
+            <w:r>
+              <w:rPr>
+                <w:sz w:val="19"/>
+                <w:szCs w:val="19"/>
+              </w:rPr>
+              <w:t xml:space="preserve">Live API downtime or slow responses</w:t>
+            </w:r>
+          </w:p>
+        </w:tc>
+        <w:tc>
+          <w:tcPr>
+            <w:tcW w:w="4560" w:type="dxa"/>
+          </w:tcPr>
+          <w:p>
+            <w:pPr>
+              <w:spacing w:after="0" w:line="240" w:lineRule="auto"/>
+            </w:pPr>
+            <w:r>
+              <w:rPr>
+                <w:sz w:val="19"/>
+                <w:szCs w:val="19"/>
+              </w:rPr>
+              <w:t xml:space="preserve">5 s timeout and clear fallback; hybrid still answers policy part; tested</w:t>
+            </w:r>
+          </w:p>
+        </w:tc>
+        <w:tc>
+          <w:tcPr>
+            <w:tcW w:w="1600" w:type="dxa"/>
+          </w:tcPr>
+          <w:p>
+            <w:pPr>
+              <w:spacing w:after="0" w:line="240" w:lineRule="auto"/>
+            </w:pPr>
+            <w:r>
+              <w:rPr>
+                <w:sz w:val="19"/>
+                <w:szCs w:val="19"/>
+              </w:rPr>
+              <w:t xml:space="preserve">Mitigated</w:t>
+            </w:r>
+          </w:p>
+        </w:tc>
+      </w:tr>
+      <w:tr>
+        <w:trPr>
+          <w:cantSplit/>
+        </w:trPr>
+        <w:tc>
+          <w:tcPr>
+            <w:tcW w:w="600" w:type="dxa"/>
+          </w:tcPr>
+          <w:p>
+            <w:pPr>
+              <w:spacing w:after="0" w:line="240" w:lineRule="auto"/>
+            </w:pPr>
+            <w:r>
+              <w:rPr>
+                <w:sz w:val="19"/>
+                <w:szCs w:val="19"/>
+              </w:rPr>
+              <w:t xml:space="preserve">R10</w:t>
+            </w:r>
+          </w:p>
+        </w:tc>
+        <w:tc>
+          <w:tcPr>
+            <w:tcW w:w="2600" w:type="dxa"/>
+          </w:tcPr>
+          <w:p>
+            <w:pPr>
+              <w:spacing w:after="0" w:line="240" w:lineRule="auto"/>
+            </w:pPr>
+            <w:r>
+              <w:rPr>
+                <w:sz w:val="19"/>
+                <w:szCs w:val="19"/>
+              </w:rPr>
               <w:t xml:space="preserve">Automation bias</w:t>
             </w:r>
           </w:p>
         </w:tc>
         <w:tc>
           <w:tcPr>
-            <w:tcW w:w="6160" w:type="dxa"/>
-          </w:tcPr>
-          <w:p>
-            <w:pPr>
-              <w:spacing w:after="0" w:line="240" w:lineRule="auto"/>
-            </w:pPr>
-            <w:r>
-              <w:t xml:space="preserve">Mandatory citations, status badges (refused, conflict, unverified), shadow-mode rollout</w:t>
-            </w:r>
-          </w:p>
-        </w:tc>
-      </w:tr>
-      <w:tr>
-        <w:trPr>
-          <w:cantSplit/>
-        </w:trPr>
-        <w:tc>
-          <w:tcPr>
-            <w:tcW w:w="3200" w:type="dxa"/>
-          </w:tcPr>
-          <w:p>
-            <w:pPr>
-              <w:spacing w:after="0" w:line="240" w:lineRule="auto"/>
-            </w:pPr>
-            <w:r>
+            <w:tcW w:w="4560" w:type="dxa"/>
+          </w:tcPr>
+          <w:p>
+            <w:pPr>
+              <w:spacing w:after="0" w:line="240" w:lineRule="auto"/>
+            </w:pPr>
+            <w:r>
+              <w:rPr>
+                <w:sz w:val="19"/>
+                <w:szCs w:val="19"/>
+              </w:rPr>
+              <w:t xml:space="preserve">Mandatory citations; status badges; shadow mode before live use</w:t>
+            </w:r>
+          </w:p>
+        </w:tc>
+        <w:tc>
+          <w:tcPr>
+            <w:tcW w:w="1600" w:type="dxa"/>
+          </w:tcPr>
+          <w:p>
+            <w:pPr>
+              <w:spacing w:after="0" w:line="240" w:lineRule="auto"/>
+            </w:pPr>
+            <w:r>
+              <w:rPr>
+                <w:sz w:val="19"/>
+                <w:szCs w:val="19"/>
+              </w:rPr>
+              <w:t xml:space="preserve">Mitigated</w:t>
+            </w:r>
+          </w:p>
+        </w:tc>
+      </w:tr>
+      <w:tr>
+        <w:trPr>
+          <w:cantSplit/>
+        </w:trPr>
+        <w:tc>
+          <w:tcPr>
+            <w:tcW w:w="600" w:type="dxa"/>
+          </w:tcPr>
+          <w:p>
+            <w:pPr>
+              <w:spacing w:after="0" w:line="240" w:lineRule="auto"/>
+            </w:pPr>
+            <w:r>
+              <w:rPr>
+                <w:sz w:val="19"/>
+                <w:szCs w:val="19"/>
+              </w:rPr>
+              <w:t xml:space="preserve">R11</w:t>
+            </w:r>
+          </w:p>
+        </w:tc>
+        <w:tc>
+          <w:tcPr>
+            <w:tcW w:w="2600" w:type="dxa"/>
+          </w:tcPr>
+          <w:p>
+            <w:pPr>
+              <w:spacing w:after="0" w:line="240" w:lineRule="auto"/>
+            </w:pPr>
+            <w:r>
+              <w:rPr>
+                <w:sz w:val="19"/>
+                <w:szCs w:val="19"/>
+              </w:rPr>
               <w:t xml:space="preserve">Conflicting or outdated source documents</w:t>
             </w:r>
           </w:p>
         </w:tc>
         <w:tc>
           <w:tcPr>
-            <w:tcW w:w="6160" w:type="dxa"/>
-          </w:tcPr>
-          <w:p>
-            <w:pPr>
-              <w:spacing w:after="0" w:line="240" w:lineRule="auto"/>
-            </w:pPr>
-            <w:r>
-              <w:t xml:space="preserve">Content audit; conflict status with both sources cited; policy owner resolves the underlying conflict</w:t>
-            </w:r>
-          </w:p>
-        </w:tc>
-      </w:tr>
-      <w:tr>
-        <w:trPr>
-          <w:cantSplit/>
-        </w:trPr>
-        <w:tc>
-          <w:tcPr>
-            <w:tcW w:w="3200" w:type="dxa"/>
-          </w:tcPr>
-          <w:p>
-            <w:pPr>
-              <w:spacing w:after="0" w:line="240" w:lineRule="auto"/>
-            </w:pPr>
-            <w:r>
+            <w:tcW w:w="4560" w:type="dxa"/>
+          </w:tcPr>
+          <w:p>
+            <w:pPr>
+              <w:spacing w:after="0" w:line="240" w:lineRule="auto"/>
+            </w:pPr>
+            <w:r>
+              <w:rPr>
+                <w:sz w:val="19"/>
+                <w:szCs w:val="19"/>
+              </w:rPr>
+              <w:t xml:space="preserve">Conflict status shows both sources; policy owner resolves underlying conflicts</w:t>
+            </w:r>
+          </w:p>
+        </w:tc>
+        <w:tc>
+          <w:tcPr>
+            <w:tcW w:w="1600" w:type="dxa"/>
+          </w:tcPr>
+          <w:p>
+            <w:pPr>
+              <w:spacing w:after="0" w:line="240" w:lineRule="auto"/>
+            </w:pPr>
+            <w:r>
+              <w:rPr>
+                <w:sz w:val="19"/>
+                <w:szCs w:val="19"/>
+              </w:rPr>
+              <w:t xml:space="preserve">Open</w:t>
+            </w:r>
+          </w:p>
+        </w:tc>
+      </w:tr>
+      <w:tr>
+        <w:trPr>
+          <w:cantSplit/>
+        </w:trPr>
+        <w:tc>
+          <w:tcPr>
+            <w:tcW w:w="600" w:type="dxa"/>
+          </w:tcPr>
+          <w:p>
+            <w:pPr>
+              <w:spacing w:after="0" w:line="240" w:lineRule="auto"/>
+            </w:pPr>
+            <w:r>
+              <w:rPr>
+                <w:sz w:val="19"/>
+                <w:szCs w:val="19"/>
+              </w:rPr>
+              <w:t xml:space="preserve">R12</w:t>
+            </w:r>
+          </w:p>
+        </w:tc>
+        <w:tc>
+          <w:tcPr>
+            <w:tcW w:w="2600" w:type="dxa"/>
+          </w:tcPr>
+          <w:p>
+            <w:pPr>
+              <w:spacing w:after="0" w:line="240" w:lineRule="auto"/>
+            </w:pPr>
+            <w:r>
+              <w:rPr>
+                <w:sz w:val="19"/>
+                <w:szCs w:val="19"/>
+              </w:rPr>
               <w:t xml:space="preserve">LLM cost growth</w:t>
             </w:r>
           </w:p>
         </w:tc>
         <w:tc>
           <w:tcPr>
-            <w:tcW w:w="6160" w:type="dxa"/>
-          </w:tcPr>
-          <w:p>
-            <w:pPr>
-              <w:spacing w:after="0" w:line="240" w:lineRule="auto"/>
-            </w:pPr>
-            <w:r>
-              <w:t xml:space="preserve">Measured: about $0.0004 per answered question; no LLM for real-time answers; tiered routing saves about 25% of router calls; budget alerts and tokens-per-minute caps</w:t>
-            </w:r>
-          </w:p>
-        </w:tc>
-      </w:tr>
-      <w:tr>
-        <w:trPr>
-          <w:cantSplit/>
-        </w:trPr>
-        <w:tc>
-          <w:tcPr>
-            <w:tcW w:w="3200" w:type="dxa"/>
-          </w:tcPr>
-          <w:p>
-            <w:pPr>
-              <w:spacing w:after="0" w:line="240" w:lineRule="auto"/>
-            </w:pPr>
-            <w:r>
+            <w:tcW w:w="4560" w:type="dxa"/>
+          </w:tcPr>
+          <w:p>
+            <w:pPr>
+              <w:spacing w:after="0" w:line="240" w:lineRule="auto"/>
+            </w:pPr>
+            <w:r>
+              <w:rPr>
+                <w:sz w:val="19"/>
+                <w:szCs w:val="19"/>
+              </w:rPr>
+              <w:t xml:space="preserve">≈$0.0004/answer; no LLM for real-time; tiered routing; budgets and TPM caps</w:t>
+            </w:r>
+          </w:p>
+        </w:tc>
+        <w:tc>
+          <w:tcPr>
+            <w:tcW w:w="1600" w:type="dxa"/>
+          </w:tcPr>
+          <w:p>
+            <w:pPr>
+              <w:spacing w:after="0" w:line="240" w:lineRule="auto"/>
+            </w:pPr>
+            <w:r>
+              <w:rPr>
+                <w:sz w:val="19"/>
+                <w:szCs w:val="19"/>
+              </w:rPr>
+              <w:t xml:space="preserve">Mitigated</w:t>
+            </w:r>
+          </w:p>
+        </w:tc>
+      </w:tr>
+      <w:tr>
+        <w:trPr>
+          <w:cantSplit/>
+        </w:trPr>
+        <w:tc>
+          <w:tcPr>
+            <w:tcW w:w="600" w:type="dxa"/>
+          </w:tcPr>
+          <w:p>
+            <w:pPr>
+              <w:spacing w:after="0" w:line="240" w:lineRule="auto"/>
+            </w:pPr>
+            <w:r>
+              <w:rPr>
+                <w:sz w:val="19"/>
+                <w:szCs w:val="19"/>
+              </w:rPr>
+              <w:t xml:space="preserve">R13</w:t>
+            </w:r>
+          </w:p>
+        </w:tc>
+        <w:tc>
+          <w:tcPr>
+            <w:tcW w:w="2600" w:type="dxa"/>
+          </w:tcPr>
+          <w:p>
+            <w:pPr>
+              <w:spacing w:after="0" w:line="240" w:lineRule="auto"/>
+            </w:pPr>
+            <w:r>
+              <w:rPr>
+                <w:sz w:val="19"/>
+                <w:szCs w:val="19"/>
+              </w:rPr>
               <w:t xml:space="preserve">Leaked API key</w:t>
             </w:r>
           </w:p>
         </w:tc>
         <w:tc>
           <w:tcPr>
-            <w:tcW w:w="6160" w:type="dxa"/>
-          </w:tcPr>
-          <w:p>
-            <w:pPr>
-              <w:spacing w:after="0" w:line="240" w:lineRule="auto"/>
-            </w:pPr>
-            <w:r>
-              <w:t xml:space="preserve">Keys only in Codespaces secrets, never in code; budget alerts; key can be rotated in minutes</w:t>
+            <w:tcW w:w="4560" w:type="dxa"/>
+          </w:tcPr>
+          <w:p>
+            <w:pPr>
+              <w:spacing w:after="0" w:line="240" w:lineRule="auto"/>
+            </w:pPr>
+            <w:r>
+              <w:rPr>
+                <w:sz w:val="19"/>
+                <w:szCs w:val="19"/>
+              </w:rPr>
+              <w:t xml:space="preserve">Keys only in secrets; budget alert; rotate in minutes</w:t>
+            </w:r>
+          </w:p>
+        </w:tc>
+        <w:tc>
+          <w:tcPr>
+            <w:tcW w:w="1600" w:type="dxa"/>
+          </w:tcPr>
+          <w:p>
+            <w:pPr>
+              <w:spacing w:after="0" w:line="240" w:lineRule="auto"/>
+            </w:pPr>
+            <w:r>
+              <w:rPr>
+                <w:sz w:val="19"/>
+                <w:szCs w:val="19"/>
+              </w:rPr>
+              <w:t xml:space="preserve">Mitigated</w:t>
+            </w:r>
+          </w:p>
+        </w:tc>
+      </w:tr>
+      <w:tr>
+        <w:trPr>
+          <w:cantSplit/>
+        </w:trPr>
+        <w:tc>
+          <w:tcPr>
+            <w:tcW w:w="600" w:type="dxa"/>
+          </w:tcPr>
+          <w:p>
+            <w:pPr>
+              <w:spacing w:after="0" w:line="240" w:lineRule="auto"/>
+            </w:pPr>
+            <w:r>
+              <w:rPr>
+                <w:sz w:val="19"/>
+                <w:szCs w:val="19"/>
+              </w:rPr>
+              <w:t xml:space="preserve">R14</w:t>
+            </w:r>
+          </w:p>
+        </w:tc>
+        <w:tc>
+          <w:tcPr>
+            <w:tcW w:w="2600" w:type="dxa"/>
+          </w:tcPr>
+          <w:p>
+            <w:pPr>
+              <w:spacing w:after="0" w:line="240" w:lineRule="auto"/>
+            </w:pPr>
+            <w:r>
+              <w:rPr>
+                <w:sz w:val="19"/>
+                <w:szCs w:val="19"/>
+              </w:rPr>
+              <w:t xml:space="preserve">Model version retirement</w:t>
+            </w:r>
+          </w:p>
+        </w:tc>
+        <w:tc>
+          <w:tcPr>
+            <w:tcW w:w="4560" w:type="dxa"/>
+          </w:tcPr>
+          <w:p>
+            <w:pPr>
+              <w:spacing w:after="0" w:line="240" w:lineRule="auto"/>
+            </w:pPr>
+            <w:r>
+              <w:rPr>
+                <w:sz w:val="19"/>
+                <w:szCs w:val="19"/>
+              </w:rPr>
+              <w:t xml:space="preserve">Track retirement dates; re-run full evaluation before switching versions</w:t>
+            </w:r>
+          </w:p>
+        </w:tc>
+        <w:tc>
+          <w:tcPr>
+            <w:tcW w:w="1600" w:type="dxa"/>
+          </w:tcPr>
+          <w:p>
+            <w:pPr>
+              <w:spacing w:after="0" w:line="240" w:lineRule="auto"/>
+            </w:pPr>
+            <w:r>
+              <w:rPr>
+                <w:sz w:val="19"/>
+                <w:szCs w:val="19"/>
+              </w:rPr>
+              <w:t xml:space="preserve">Open</w:t>
             </w:r>
           </w:p>
         </w:tc>
@@ -6476,86 +7180,784 @@
         <w:pStyle w:val="Heading1"/>
       </w:pPr>
       <w:r>
-        <w:t xml:space="preserve">Open Questions</w:t>
+        <w:t xml:space="preserve">Open Decisions</w:t>
       </w:r>
     </w:p>
     <w:p>
       <w:pPr>
-        <w:pStyle w:val="ListParagraph"/>
-        <w:numPr>
-          <w:ilvl w:val="0"/>
-          <w:numId w:val="2"/>
-        </w:numPr>
-        <w:spacing w:after="60"/>
+        <w:spacing w:after="120"/>
       </w:pPr>
       <w:r>
-        <w:t xml:space="preserve">Who owns the knowledge base content, and how often are policy documents updated?</w:t>
+        <w:t xml:space="preserve">Decisions the product needs from others, with the impact of leaving each one open. Owners and live status are tracked in the RAID log under the same IDs.</w:t>
       </w:r>
     </w:p>
+    <w:tbl>
+      <w:tblPr>
+        <w:tblW w:w="9360" w:type="dxa"/>
+        <w:tblBorders>
+          <w:top w:val="single" w:sz="4" w:space="0" w:color="BFBFBF"/>
+          <w:left w:val="single" w:sz="4" w:space="0" w:color="BFBFBF"/>
+          <w:bottom w:val="single" w:sz="4" w:space="0" w:color="BFBFBF"/>
+          <w:right w:val="single" w:sz="4" w:space="0" w:color="BFBFBF"/>
+          <w:insideH w:val="single" w:sz="4" w:space="0" w:color="BFBFBF"/>
+          <w:insideV w:val="single" w:sz="4" w:space="0" w:color="BFBFBF"/>
+        </w:tblBorders>
+        <w:tblLayout w:type="fixed"/>
+        <w:tblCellMar>
+          <w:top w:w="60" w:type="dxa"/>
+          <w:left w:w="100" w:type="dxa"/>
+          <w:bottom w:w="60" w:type="dxa"/>
+          <w:right w:w="100" w:type="dxa"/>
+        </w:tblCellMar>
+        <w:tblLook w:val="04A0" w:firstRow="1" w:lastRow="0" w:firstColumn="1" w:lastColumn="0" w:noHBand="0" w:noVBand="1"/>
+      </w:tblPr>
+      <w:tblGrid>
+        <w:gridCol w:w="700"/>
+        <w:gridCol w:w="2700"/>
+        <w:gridCol w:w="3060"/>
+        <w:gridCol w:w="1500"/>
+        <w:gridCol w:w="1400"/>
+      </w:tblGrid>
+      <w:tr>
+        <w:trPr>
+          <w:tblHeader/>
+        </w:trPr>
+        <w:tc>
+          <w:tcPr>
+            <w:tcW w:w="700" w:type="dxa"/>
+            <w:shd w:val="clear" w:color="auto" w:fill="E8EEF4"/>
+          </w:tcPr>
+          <w:p>
+            <w:pPr>
+              <w:spacing w:after="0" w:line="240" w:lineRule="auto"/>
+            </w:pPr>
+            <w:r>
+              <w:rPr>
+                <w:b/>
+                <w:bCs/>
+                <w:sz w:val="19"/>
+                <w:szCs w:val="19"/>
+              </w:rPr>
+              <w:t xml:space="preserve">ID</w:t>
+            </w:r>
+          </w:p>
+        </w:tc>
+        <w:tc>
+          <w:tcPr>
+            <w:tcW w:w="2700" w:type="dxa"/>
+            <w:shd w:val="clear" w:color="auto" w:fill="E8EEF4"/>
+          </w:tcPr>
+          <w:p>
+            <w:pPr>
+              <w:spacing w:after="0" w:line="240" w:lineRule="auto"/>
+            </w:pPr>
+            <w:r>
+              <w:rPr>
+                <w:b/>
+                <w:bCs/>
+                <w:sz w:val="19"/>
+                <w:szCs w:val="19"/>
+              </w:rPr>
+              <w:t xml:space="preserve">Decision needed</w:t>
+            </w:r>
+          </w:p>
+        </w:tc>
+        <w:tc>
+          <w:tcPr>
+            <w:tcW w:w="3060" w:type="dxa"/>
+            <w:shd w:val="clear" w:color="auto" w:fill="E8EEF4"/>
+          </w:tcPr>
+          <w:p>
+            <w:pPr>
+              <w:spacing w:after="0" w:line="240" w:lineRule="auto"/>
+            </w:pPr>
+            <w:r>
+              <w:rPr>
+                <w:b/>
+                <w:bCs/>
+                <w:sz w:val="19"/>
+                <w:szCs w:val="19"/>
+              </w:rPr>
+              <w:t xml:space="preserve">Impact if unresolved</w:t>
+            </w:r>
+          </w:p>
+        </w:tc>
+        <w:tc>
+          <w:tcPr>
+            <w:tcW w:w="1500" w:type="dxa"/>
+            <w:shd w:val="clear" w:color="auto" w:fill="E8EEF4"/>
+          </w:tcPr>
+          <w:p>
+            <w:pPr>
+              <w:spacing w:after="0" w:line="240" w:lineRule="auto"/>
+            </w:pPr>
+            <w:r>
+              <w:rPr>
+                <w:b/>
+                <w:bCs/>
+                <w:sz w:val="19"/>
+                <w:szCs w:val="19"/>
+              </w:rPr>
+              <w:t xml:space="preserve">Owner</w:t>
+            </w:r>
+          </w:p>
+        </w:tc>
+        <w:tc>
+          <w:tcPr>
+            <w:tcW w:w="1400" w:type="dxa"/>
+            <w:shd w:val="clear" w:color="auto" w:fill="E8EEF4"/>
+          </w:tcPr>
+          <w:p>
+            <w:pPr>
+              <w:spacing w:after="0" w:line="240" w:lineRule="auto"/>
+            </w:pPr>
+            <w:r>
+              <w:rPr>
+                <w:b/>
+                <w:bCs/>
+                <w:sz w:val="19"/>
+                <w:szCs w:val="19"/>
+              </w:rPr>
+              <w:t xml:space="preserve">Needed by</w:t>
+            </w:r>
+          </w:p>
+        </w:tc>
+      </w:tr>
+      <w:tr>
+        <w:trPr>
+          <w:cantSplit/>
+        </w:trPr>
+        <w:tc>
+          <w:tcPr>
+            <w:tcW w:w="700" w:type="dxa"/>
+          </w:tcPr>
+          <w:p>
+            <w:pPr>
+              <w:spacing w:after="0" w:line="240" w:lineRule="auto"/>
+            </w:pPr>
+            <w:r>
+              <w:rPr>
+                <w:sz w:val="19"/>
+                <w:szCs w:val="19"/>
+              </w:rPr>
+              <w:t xml:space="preserve">OD1</w:t>
+            </w:r>
+          </w:p>
+        </w:tc>
+        <w:tc>
+          <w:tcPr>
+            <w:tcW w:w="2700" w:type="dxa"/>
+          </w:tcPr>
+          <w:p>
+            <w:pPr>
+              <w:spacing w:after="0" w:line="240" w:lineRule="auto"/>
+            </w:pPr>
+            <w:r>
+              <w:rPr>
+                <w:sz w:val="19"/>
+                <w:szCs w:val="19"/>
+              </w:rPr>
+              <w:t xml:space="preserve">Who defines Essential Plus coverage?</w:t>
+            </w:r>
+          </w:p>
+        </w:tc>
+        <w:tc>
+          <w:tcPr>
+            <w:tcW w:w="3060" w:type="dxa"/>
+          </w:tcPr>
+          <w:p>
+            <w:pPr>
+              <w:spacing w:after="0" w:line="240" w:lineRule="auto"/>
+            </w:pPr>
+            <w:r>
+              <w:rPr>
+                <w:sz w:val="19"/>
+                <w:szCs w:val="19"/>
+              </w:rPr>
+              <w:t xml:space="preserve">Content gap behind K1; model must refuse until defined</w:t>
+            </w:r>
+          </w:p>
+        </w:tc>
+        <w:tc>
+          <w:tcPr>
+            <w:tcW w:w="1500" w:type="dxa"/>
+          </w:tcPr>
+          <w:p>
+            <w:pPr>
+              <w:spacing w:after="0" w:line="240" w:lineRule="auto"/>
+            </w:pPr>
+            <w:r>
+              <w:rPr>
+                <w:sz w:val="19"/>
+                <w:szCs w:val="19"/>
+              </w:rPr>
+              <w:t xml:space="preserve">Policy Owner</w:t>
+            </w:r>
+          </w:p>
+        </w:tc>
+        <w:tc>
+          <w:tcPr>
+            <w:tcW w:w="1400" w:type="dxa"/>
+          </w:tcPr>
+          <w:p>
+            <w:pPr>
+              <w:spacing w:after="0" w:line="240" w:lineRule="auto"/>
+            </w:pPr>
+            <w:r>
+              <w:rPr>
+                <w:sz w:val="19"/>
+                <w:szCs w:val="19"/>
+              </w:rPr>
+              <w:t xml:space="preserve">Shadow mode</w:t>
+            </w:r>
+          </w:p>
+        </w:tc>
+      </w:tr>
+      <w:tr>
+        <w:trPr>
+          <w:cantSplit/>
+        </w:trPr>
+        <w:tc>
+          <w:tcPr>
+            <w:tcW w:w="700" w:type="dxa"/>
+          </w:tcPr>
+          <w:p>
+            <w:pPr>
+              <w:spacing w:after="0" w:line="240" w:lineRule="auto"/>
+            </w:pPr>
+            <w:r>
+              <w:rPr>
+                <w:sz w:val="19"/>
+                <w:szCs w:val="19"/>
+              </w:rPr>
+              <w:t xml:space="preserve">OD2</w:t>
+            </w:r>
+          </w:p>
+        </w:tc>
+        <w:tc>
+          <w:tcPr>
+            <w:tcW w:w="2700" w:type="dxa"/>
+          </w:tcPr>
+          <w:p>
+            <w:pPr>
+              <w:spacing w:after="0" w:line="240" w:lineRule="auto"/>
+            </w:pPr>
+            <w:r>
+              <w:rPr>
+                <w:sz w:val="19"/>
+                <w:szCs w:val="19"/>
+              </w:rPr>
+              <w:t xml:space="preserve">Does “not listed for a model” mean “not compatible”?</w:t>
+            </w:r>
+          </w:p>
+        </w:tc>
+        <w:tc>
+          <w:tcPr>
+            <w:tcW w:w="3060" w:type="dxa"/>
+          </w:tcPr>
+          <w:p>
+            <w:pPr>
+              <w:spacing w:after="0" w:line="240" w:lineRule="auto"/>
+            </w:pPr>
+            <w:r>
+              <w:rPr>
+                <w:sz w:val="19"/>
+                <w:szCs w:val="19"/>
+              </w:rPr>
+              <w:t xml:space="preserve">Determines how compatibility answers are phrased to dealers</w:t>
+            </w:r>
+          </w:p>
+        </w:tc>
+        <w:tc>
+          <w:tcPr>
+            <w:tcW w:w="1500" w:type="dxa"/>
+          </w:tcPr>
+          <w:p>
+            <w:pPr>
+              <w:spacing w:after="0" w:line="240" w:lineRule="auto"/>
+            </w:pPr>
+            <w:r>
+              <w:rPr>
+                <w:sz w:val="19"/>
+                <w:szCs w:val="19"/>
+              </w:rPr>
+              <w:t xml:space="preserve">Catalog Owner</w:t>
+            </w:r>
+          </w:p>
+        </w:tc>
+        <w:tc>
+          <w:tcPr>
+            <w:tcW w:w="1400" w:type="dxa"/>
+          </w:tcPr>
+          <w:p>
+            <w:pPr>
+              <w:spacing w:after="0" w:line="240" w:lineRule="auto"/>
+            </w:pPr>
+            <w:r>
+              <w:rPr>
+                <w:sz w:val="19"/>
+                <w:szCs w:val="19"/>
+              </w:rPr>
+              <w:t xml:space="preserve">Pilot</w:t>
+            </w:r>
+          </w:p>
+        </w:tc>
+      </w:tr>
+      <w:tr>
+        <w:trPr>
+          <w:cantSplit/>
+        </w:trPr>
+        <w:tc>
+          <w:tcPr>
+            <w:tcW w:w="700" w:type="dxa"/>
+          </w:tcPr>
+          <w:p>
+            <w:pPr>
+              <w:spacing w:after="0" w:line="240" w:lineRule="auto"/>
+            </w:pPr>
+            <w:r>
+              <w:rPr>
+                <w:sz w:val="19"/>
+                <w:szCs w:val="19"/>
+              </w:rPr>
+              <w:t xml:space="preserve">OD3</w:t>
+            </w:r>
+          </w:p>
+        </w:tc>
+        <w:tc>
+          <w:tcPr>
+            <w:tcW w:w="2700" w:type="dxa"/>
+          </w:tcPr>
+          <w:p>
+            <w:pPr>
+              <w:spacing w:after="0" w:line="240" w:lineRule="auto"/>
+            </w:pPr>
+            <w:r>
+              <w:rPr>
+                <w:sz w:val="19"/>
+                <w:szCs w:val="19"/>
+              </w:rPr>
+              <w:t xml:space="preserve">Hybrid answer layout</w:t>
+            </w:r>
+          </w:p>
+        </w:tc>
+        <w:tc>
+          <w:tcPr>
+            <w:tcW w:w="3060" w:type="dxa"/>
+          </w:tcPr>
+          <w:p>
+            <w:pPr>
+              <w:spacing w:after="0" w:line="240" w:lineRule="auto"/>
+            </w:pPr>
+            <w:r>
+              <w:rPr>
+                <w:sz w:val="19"/>
+                <w:szCs w:val="19"/>
+              </w:rPr>
+              <w:t xml:space="preserve">Show live and policy parts separately or blended</w:t>
+            </w:r>
+          </w:p>
+        </w:tc>
+        <w:tc>
+          <w:tcPr>
+            <w:tcW w:w="1500" w:type="dxa"/>
+          </w:tcPr>
+          <w:p>
+            <w:pPr>
+              <w:spacing w:after="0" w:line="240" w:lineRule="auto"/>
+            </w:pPr>
+            <w:r>
+              <w:rPr>
+                <w:sz w:val="19"/>
+                <w:szCs w:val="19"/>
+              </w:rPr>
+              <w:t xml:space="preserve">Product Manager</w:t>
+            </w:r>
+          </w:p>
+        </w:tc>
+        <w:tc>
+          <w:tcPr>
+            <w:tcW w:w="1400" w:type="dxa"/>
+          </w:tcPr>
+          <w:p>
+            <w:pPr>
+              <w:spacing w:after="0" w:line="240" w:lineRule="auto"/>
+            </w:pPr>
+            <w:r>
+              <w:rPr>
+                <w:sz w:val="19"/>
+                <w:szCs w:val="19"/>
+              </w:rPr>
+              <w:t xml:space="preserve">Pilot</w:t>
+            </w:r>
+          </w:p>
+        </w:tc>
+      </w:tr>
+      <w:tr>
+        <w:trPr>
+          <w:cantSplit/>
+        </w:trPr>
+        <w:tc>
+          <w:tcPr>
+            <w:tcW w:w="700" w:type="dxa"/>
+          </w:tcPr>
+          <w:p>
+            <w:pPr>
+              <w:spacing w:after="0" w:line="240" w:lineRule="auto"/>
+            </w:pPr>
+            <w:r>
+              <w:rPr>
+                <w:sz w:val="19"/>
+                <w:szCs w:val="19"/>
+              </w:rPr>
+              <w:t xml:space="preserve">OD4</w:t>
+            </w:r>
+          </w:p>
+        </w:tc>
+        <w:tc>
+          <w:tcPr>
+            <w:tcW w:w="2700" w:type="dxa"/>
+          </w:tcPr>
+          <w:p>
+            <w:pPr>
+              <w:spacing w:after="0" w:line="240" w:lineRule="auto"/>
+            </w:pPr>
+            <w:r>
+              <w:rPr>
+                <w:sz w:val="19"/>
+                <w:szCs w:val="19"/>
+              </w:rPr>
+              <w:t xml:space="preserve">Escalation path for refusals and conflicts</w:t>
+            </w:r>
+          </w:p>
+        </w:tc>
+        <w:tc>
+          <w:tcPr>
+            <w:tcW w:w="3060" w:type="dxa"/>
+          </w:tcPr>
+          <w:p>
+            <w:pPr>
+              <w:spacing w:after="0" w:line="240" w:lineRule="auto"/>
+            </w:pPr>
+            <w:r>
+              <w:rPr>
+                <w:sz w:val="19"/>
+                <w:szCs w:val="19"/>
+              </w:rPr>
+              <w:t xml:space="preserve">Agents need a defined next step</w:t>
+            </w:r>
+          </w:p>
+        </w:tc>
+        <w:tc>
+          <w:tcPr>
+            <w:tcW w:w="1500" w:type="dxa"/>
+          </w:tcPr>
+          <w:p>
+            <w:pPr>
+              <w:spacing w:after="0" w:line="240" w:lineRule="auto"/>
+            </w:pPr>
+            <w:r>
+              <w:rPr>
+                <w:sz w:val="19"/>
+                <w:szCs w:val="19"/>
+              </w:rPr>
+              <w:t xml:space="preserve">Support Lead</w:t>
+            </w:r>
+          </w:p>
+        </w:tc>
+        <w:tc>
+          <w:tcPr>
+            <w:tcW w:w="1400" w:type="dxa"/>
+          </w:tcPr>
+          <w:p>
+            <w:pPr>
+              <w:spacing w:after="0" w:line="240" w:lineRule="auto"/>
+            </w:pPr>
+            <w:r>
+              <w:rPr>
+                <w:sz w:val="19"/>
+                <w:szCs w:val="19"/>
+              </w:rPr>
+              <w:t xml:space="preserve">Shadow mode</w:t>
+            </w:r>
+          </w:p>
+        </w:tc>
+      </w:tr>
+      <w:tr>
+        <w:trPr>
+          <w:cantSplit/>
+        </w:trPr>
+        <w:tc>
+          <w:tcPr>
+            <w:tcW w:w="700" w:type="dxa"/>
+          </w:tcPr>
+          <w:p>
+            <w:pPr>
+              <w:spacing w:after="0" w:line="240" w:lineRule="auto"/>
+            </w:pPr>
+            <w:r>
+              <w:rPr>
+                <w:sz w:val="19"/>
+                <w:szCs w:val="19"/>
+              </w:rPr>
+              <w:t xml:space="preserve">OD5</w:t>
+            </w:r>
+          </w:p>
+        </w:tc>
+        <w:tc>
+          <w:tcPr>
+            <w:tcW w:w="2700" w:type="dxa"/>
+          </w:tcPr>
+          <w:p>
+            <w:pPr>
+              <w:spacing w:after="0" w:line="240" w:lineRule="auto"/>
+            </w:pPr>
+            <w:r>
+              <w:rPr>
+                <w:sz w:val="19"/>
+                <w:szCs w:val="19"/>
+              </w:rPr>
+              <w:t xml:space="preserve">Owner and date for resolving audit conflicts</w:t>
+            </w:r>
+          </w:p>
+        </w:tc>
+        <w:tc>
+          <w:tcPr>
+            <w:tcW w:w="3060" w:type="dxa"/>
+          </w:tcPr>
+          <w:p>
+            <w:pPr>
+              <w:spacing w:after="0" w:line="240" w:lineRule="auto"/>
+            </w:pPr>
+            <w:r>
+              <w:rPr>
+                <w:sz w:val="19"/>
+                <w:szCs w:val="19"/>
+              </w:rPr>
+              <w:t xml:space="preserve">Floor mats and special-order parts</w:t>
+            </w:r>
+          </w:p>
+        </w:tc>
+        <w:tc>
+          <w:tcPr>
+            <w:tcW w:w="1500" w:type="dxa"/>
+          </w:tcPr>
+          <w:p>
+            <w:pPr>
+              <w:spacing w:after="0" w:line="240" w:lineRule="auto"/>
+            </w:pPr>
+            <w:r>
+              <w:rPr>
+                <w:sz w:val="19"/>
+                <w:szCs w:val="19"/>
+              </w:rPr>
+              <w:t xml:space="preserve">Policy Owner</w:t>
+            </w:r>
+          </w:p>
+        </w:tc>
+        <w:tc>
+          <w:tcPr>
+            <w:tcW w:w="1400" w:type="dxa"/>
+          </w:tcPr>
+          <w:p>
+            <w:pPr>
+              <w:spacing w:after="0" w:line="240" w:lineRule="auto"/>
+            </w:pPr>
+            <w:r>
+              <w:rPr>
+                <w:sz w:val="19"/>
+                <w:szCs w:val="19"/>
+              </w:rPr>
+              <w:t xml:space="preserve">Pilot</w:t>
+            </w:r>
+          </w:p>
+        </w:tc>
+      </w:tr>
+      <w:tr>
+        <w:trPr>
+          <w:cantSplit/>
+        </w:trPr>
+        <w:tc>
+          <w:tcPr>
+            <w:tcW w:w="700" w:type="dxa"/>
+          </w:tcPr>
+          <w:p>
+            <w:pPr>
+              <w:spacing w:after="0" w:line="240" w:lineRule="auto"/>
+            </w:pPr>
+            <w:r>
+              <w:rPr>
+                <w:sz w:val="19"/>
+                <w:szCs w:val="19"/>
+              </w:rPr>
+              <w:t xml:space="preserve">OD6</w:t>
+            </w:r>
+          </w:p>
+        </w:tc>
+        <w:tc>
+          <w:tcPr>
+            <w:tcW w:w="2700" w:type="dxa"/>
+          </w:tcPr>
+          <w:p>
+            <w:pPr>
+              <w:spacing w:after="0" w:line="240" w:lineRule="auto"/>
+            </w:pPr>
+            <w:r>
+              <w:rPr>
+                <w:sz w:val="19"/>
+                <w:szCs w:val="19"/>
+              </w:rPr>
+              <w:t xml:space="preserve">Knowledge base ownership and update cadence</w:t>
+            </w:r>
+          </w:p>
+        </w:tc>
+        <w:tc>
+          <w:tcPr>
+            <w:tcW w:w="3060" w:type="dxa"/>
+          </w:tcPr>
+          <w:p>
+            <w:pPr>
+              <w:spacing w:after="0" w:line="240" w:lineRule="auto"/>
+            </w:pPr>
+            <w:r>
+              <w:rPr>
+                <w:sz w:val="19"/>
+                <w:szCs w:val="19"/>
+              </w:rPr>
+              <w:t xml:space="preserve">Who updates documents, how often</w:t>
+            </w:r>
+          </w:p>
+        </w:tc>
+        <w:tc>
+          <w:tcPr>
+            <w:tcW w:w="1500" w:type="dxa"/>
+          </w:tcPr>
+          <w:p>
+            <w:pPr>
+              <w:spacing w:after="0" w:line="240" w:lineRule="auto"/>
+            </w:pPr>
+            <w:r>
+              <w:rPr>
+                <w:sz w:val="19"/>
+                <w:szCs w:val="19"/>
+              </w:rPr>
+              <w:t xml:space="preserve">Product Manager</w:t>
+            </w:r>
+          </w:p>
+        </w:tc>
+        <w:tc>
+          <w:tcPr>
+            <w:tcW w:w="1400" w:type="dxa"/>
+          </w:tcPr>
+          <w:p>
+            <w:pPr>
+              <w:spacing w:after="0" w:line="240" w:lineRule="auto"/>
+            </w:pPr>
+            <w:r>
+              <w:rPr>
+                <w:sz w:val="19"/>
+                <w:szCs w:val="19"/>
+              </w:rPr>
+              <w:t xml:space="preserve">Shadow mode</w:t>
+            </w:r>
+          </w:p>
+        </w:tc>
+      </w:tr>
+      <w:tr>
+        <w:trPr>
+          <w:cantSplit/>
+        </w:trPr>
+        <w:tc>
+          <w:tcPr>
+            <w:tcW w:w="700" w:type="dxa"/>
+          </w:tcPr>
+          <w:p>
+            <w:pPr>
+              <w:spacing w:after="0" w:line="240" w:lineRule="auto"/>
+            </w:pPr>
+            <w:r>
+              <w:rPr>
+                <w:sz w:val="19"/>
+                <w:szCs w:val="19"/>
+              </w:rPr>
+              <w:t xml:space="preserve">OD7</w:t>
+            </w:r>
+          </w:p>
+        </w:tc>
+        <w:tc>
+          <w:tcPr>
+            <w:tcW w:w="2700" w:type="dxa"/>
+          </w:tcPr>
+          <w:p>
+            <w:pPr>
+              <w:spacing w:after="0" w:line="240" w:lineRule="auto"/>
+            </w:pPr>
+            <w:r>
+              <w:rPr>
+                <w:sz w:val="19"/>
+                <w:szCs w:val="19"/>
+              </w:rPr>
+              <w:t xml:space="preserve">Refusal target: ≥95% with human review</w:t>
+            </w:r>
+          </w:p>
+        </w:tc>
+        <w:tc>
+          <w:tcPr>
+            <w:tcW w:w="3060" w:type="dxa"/>
+          </w:tcPr>
+          <w:p>
+            <w:pPr>
+              <w:spacing w:after="0" w:line="240" w:lineRule="auto"/>
+            </w:pPr>
+            <w:r>
+              <w:rPr>
+                <w:sz w:val="19"/>
+                <w:szCs w:val="19"/>
+              </w:rPr>
+              <w:t xml:space="preserve">100% is unrealistic for LLM-only; needs sign-off</w:t>
+            </w:r>
+          </w:p>
+        </w:tc>
+        <w:tc>
+          <w:tcPr>
+            <w:tcW w:w="1500" w:type="dxa"/>
+          </w:tcPr>
+          <w:p>
+            <w:pPr>
+              <w:spacing w:after="0" w:line="240" w:lineRule="auto"/>
+            </w:pPr>
+            <w:r>
+              <w:rPr>
+                <w:sz w:val="19"/>
+                <w:szCs w:val="19"/>
+              </w:rPr>
+              <w:t xml:space="preserve">Product Manager</w:t>
+            </w:r>
+          </w:p>
+        </w:tc>
+        <w:tc>
+          <w:tcPr>
+            <w:tcW w:w="1400" w:type="dxa"/>
+          </w:tcPr>
+          <w:p>
+            <w:pPr>
+              <w:spacing w:after="0" w:line="240" w:lineRule="auto"/>
+            </w:pPr>
+            <w:r>
+              <w:rPr>
+                <w:sz w:val="19"/>
+                <w:szCs w:val="19"/>
+              </w:rPr>
+              <w:t xml:space="preserve">Shadow mode</w:t>
+            </w:r>
+          </w:p>
+        </w:tc>
+      </w:tr>
+    </w:tbl>
     <w:p>
       <w:pPr>
-        <w:pStyle w:val="ListParagraph"/>
-        <w:numPr>
-          <w:ilvl w:val="0"/>
-          <w:numId w:val="2"/>
-        </w:numPr>
-        <w:spacing w:after="60"/>
-      </w:pPr>
-      <w:r>
-        <w:t xml:space="preserve">Who defines Essential Plus coverage, so the content gap behind K1 can be closed?</w:t>
-      </w:r>
-    </w:p>
-    <w:p>
-      <w:pPr>
-        <w:pStyle w:val="ListParagraph"/>
-        <w:numPr>
-          <w:ilvl w:val="0"/>
-          <w:numId w:val="2"/>
-        </w:numPr>
-        <w:spacing w:after="60"/>
-      </w:pPr>
-      <w:r>
-        <w:t xml:space="preserve">Should “not listed for a model” be stated to dealers as “not compatible”? (catalog owner decision)</w:t>
-      </w:r>
-    </w:p>
-    <w:p>
-      <w:pPr>
-        <w:pStyle w:val="ListParagraph"/>
-        <w:numPr>
-          <w:ilvl w:val="0"/>
-          <w:numId w:val="2"/>
-        </w:numPr>
-        <w:spacing w:after="60"/>
-      </w:pPr>
-      <w:r>
-        <w:t xml:space="preserve">Should hybrid answers show the static and real-time parts separately, or blended into one response?</w:t>
-      </w:r>
-    </w:p>
-    <w:p>
-      <w:pPr>
-        <w:pStyle w:val="ListParagraph"/>
-        <w:numPr>
-          <w:ilvl w:val="0"/>
-          <w:numId w:val="2"/>
-        </w:numPr>
-        <w:spacing w:after="60"/>
-      </w:pPr>
-      <w:r>
-        <w:t xml:space="preserve">Which escalation path should agents follow when ARAG refuses or flags a conflict?</w:t>
-      </w:r>
-    </w:p>
-    <w:p>
-      <w:pPr>
-        <w:pStyle w:val="ListParagraph"/>
-        <w:numPr>
-          <w:ilvl w:val="0"/>
-          <w:numId w:val="2"/>
-        </w:numPr>
-        <w:spacing w:after="60"/>
-      </w:pPr>
-      <w:r>
-        <w:t xml:space="preserve">Who resolves the content conflicts found in the audit (floor mats, special-order parts), and by when?</w:t>
-      </w:r>
+        <w:spacing w:after="0"/>
+      </w:pPr>
     </w:p>
     <w:p>
       <w:pPr>
@@ -9308,7 +10710,7 @@
         <w:spacing w:after="120"/>
       </w:pPr>
       <w:r>
-        <w:t xml:space="preserve">Issues are ranked by impact on the dealer, not by how often they appear in the metrics. Known issues are acceptable for shadow mode; each has an owner, a mitigation and a success measure.</w:t>
+        <w:t xml:space="preserve">Issues are ranked by impact on the dealer, not by how often they appear in the metrics. Known issues are acceptable for shadow mode; each has an owner, a mitigation and a success measure. This section defines the plan; live status is tracked in the RAID log (K1–K5).</w:t>
       </w:r>
     </w:p>
     <w:p>
@@ -10622,10 +12024,10 @@
           <w:b/>
           <w:bCs/>
         </w:rPr>
-        <w:t xml:space="preserve">Conclusion: </w:t>
+        <w:t xml:space="preserve">Gate status at v1.0 (see Release Review): </w:t>
       </w:r>
       <w:r>
-        <w:t xml:space="preserve">v1.0 is fit for shadow mode, not yet for live use.</w:t>
+        <w:t xml:space="preserve">1 of 4 shadow-mode gates met (K2 warning live). Recommendation: conditional go; enter shadow mode once the K1 content fix, three clean runs and the manual review of judged answers are complete. v1.0 is not yet fit for live use.</w:t>
       </w:r>
     </w:p>
     <w:p>
@@ -11102,7 +12504,7 @@
                 <w:sz w:val="19"/>
                 <w:szCs w:val="19"/>
               </w:rPr>
-              <w:t xml:space="preserve">Severity by dealer impact; owners, mitigations and success measures</w:t>
+              <w:t xml:space="preserve">Severity by dealer impact; RAID log with owners, status and target stage; release review with go/no-go</w:t>
             </w:r>
           </w:p>
         </w:tc>
